--- a/src/templates/4. NET_METERING_CONNECTION_AGREEMENT.docx
+++ b/src/templates/4. NET_METERING_CONNECTION_AGREEMENT.docx
@@ -5,47 +5,14 @@
     <w:p>
       <w:pPr>
         <w:spacing w:after="0" w:line="259" w:lineRule="auto"/>
-        <w:ind w:left="10" w:right="48" w:hanging="10"/>
+        <w:ind w:left="0" w:right="48" w:firstLine="0"/>
         <w:jc w:val="center"/>
+      </w:pPr>
+      <w:r>
         <w:rPr>
           <w:b/>
         </w:rPr>
-      </w:pPr>
-    </w:p>
-    <w:p>
-      <w:pPr>
-        <w:spacing w:after="0" w:line="259" w:lineRule="auto"/>
-        <w:ind w:left="10" w:right="48" w:hanging="10"/>
-        <w:jc w:val="center"/>
-        <w:rPr>
-          <w:b/>
-        </w:rPr>
-      </w:pPr>
-    </w:p>
-    <w:p>
-      <w:pPr>
-        <w:spacing w:after="0" w:line="259" w:lineRule="auto"/>
-        <w:ind w:left="10" w:right="48" w:hanging="10"/>
-        <w:jc w:val="center"/>
-        <w:rPr>
-          <w:b/>
-        </w:rPr>
-      </w:pPr>
-    </w:p>
-    <w:p>
-      <w:pPr>
-        <w:spacing w:after="0" w:line="259" w:lineRule="auto"/>
-        <w:ind w:left="10" w:right="48" w:hanging="10"/>
-        <w:jc w:val="center"/>
-      </w:pPr>
-      <w:r>
-        <w:rPr>
-          <w:b/>
-        </w:rPr>
         <w:t>Annexure – 3</w:t>
-      </w:r>
-      <w:r>
-        <w:t xml:space="preserve"> </w:t>
       </w:r>
     </w:p>
     <w:p>
@@ -98,22 +65,54 @@
         <w:t xml:space="preserve">This Agreement is made and entered into at </w:t>
       </w:r>
       <w:r>
-        <w:t xml:space="preserve">  MALEGAON </w:t>
-      </w:r>
-      <w:r>
-        <w:t xml:space="preserve"> on this </w:t>
-      </w:r>
-      <w:r>
-        <w:t xml:space="preserve"> </w:t>
-      </w:r>
-      <w:r>
-        <w:t>{{agreement_date}}</w:t>
+        <w:t xml:space="preserve">  </w:t>
+      </w:r>
+      <w:proofErr w:type="gramStart"/>
+      <w:r>
+        <w:t xml:space="preserve">MALEGAON </w:t>
+      </w:r>
+      <w:r>
+        <w:t xml:space="preserve"> on</w:t>
+      </w:r>
+      <w:proofErr w:type="gramEnd"/>
+      <w:r>
+        <w:t xml:space="preserve"> </w:t>
+      </w:r>
+      <w:proofErr w:type="gramStart"/>
+      <w:r>
+        <w:t xml:space="preserve">this </w:t>
+      </w:r>
+      <w:r>
+        <w:t xml:space="preserve"> </w:t>
+      </w:r>
+      <w:r>
+        <w:t>{</w:t>
+      </w:r>
+      <w:proofErr w:type="gramEnd"/>
+      <w:r>
+        <w:t>{</w:t>
+      </w:r>
+      <w:proofErr w:type="spellStart"/>
+      <w:r>
+        <w:t>agreement_date</w:t>
+      </w:r>
+      <w:proofErr w:type="spellEnd"/>
+      <w:r>
+        <w:t>}}</w:t>
       </w:r>
       <w:r>
         <w:t xml:space="preserve"> between the Eligible </w:t>
       </w:r>
       <w:r>
-        <w:t>{{consumer_name}}</w:t>
+        <w:t>{{</w:t>
+      </w:r>
+      <w:proofErr w:type="spellStart"/>
+      <w:r>
+        <w:t>consumer_name</w:t>
+      </w:r>
+      <w:proofErr w:type="spellEnd"/>
+      <w:r>
+        <w:t>}}</w:t>
       </w:r>
       <w:r>
         <w:t xml:space="preserve"> having premises at </w:t>
@@ -131,7 +130,15 @@
         <w:t xml:space="preserve"> </w:t>
       </w:r>
       <w:r>
-        <w:t xml:space="preserve">{{consumer_number}} </w:t>
+        <w:t>{{</w:t>
+      </w:r>
+      <w:proofErr w:type="spellStart"/>
+      <w:r>
+        <w:t>consumer_number</w:t>
+      </w:r>
+      <w:proofErr w:type="spellEnd"/>
+      <w:r>
+        <w:t xml:space="preserve">}} </w:t>
       </w:r>
       <w:r>
         <w:t xml:space="preserve">as the first Party,  </w:t>
@@ -190,11 +197,16 @@
       <w:r>
         <w:t xml:space="preserve">; and having its Registered Office at </w:t>
       </w:r>
+      <w:proofErr w:type="gramStart"/>
       <w:r>
         <w:t xml:space="preserve">MALEGAON  </w:t>
       </w:r>
       <w:r>
-        <w:t xml:space="preserve">as second Party of this Agreement. </w:t>
+        <w:t>as</w:t>
+      </w:r>
+      <w:proofErr w:type="gramEnd"/>
+      <w:r>
+        <w:t xml:space="preserve"> second Party of this Agreement. </w:t>
       </w:r>
     </w:p>
     <w:p>
@@ -280,7 +292,55 @@
         </w:rPr>
       </w:pPr>
       <w:r>
-        <w:t xml:space="preserve">And whereas MSEDCL has agreed to provide Network connectivity to the Eligible Consumer for  injection  of  electricity  generated  from  its  Renewable  Energy  Generating  System  of </w:t>
+        <w:t xml:space="preserve">And whereas MSEDCL has agreed to provide Network connectivity to the Eligible Consumer </w:t>
+      </w:r>
+      <w:proofErr w:type="gramStart"/>
+      <w:r>
+        <w:t>for  injection</w:t>
+      </w:r>
+      <w:proofErr w:type="gramEnd"/>
+      <w:r>
+        <w:t xml:space="preserve">  </w:t>
+      </w:r>
+      <w:proofErr w:type="gramStart"/>
+      <w:r>
+        <w:t>of  electricity</w:t>
+      </w:r>
+      <w:proofErr w:type="gramEnd"/>
+      <w:r>
+        <w:t xml:space="preserve">  </w:t>
+      </w:r>
+      <w:proofErr w:type="gramStart"/>
+      <w:r>
+        <w:t>generated  from</w:t>
+      </w:r>
+      <w:proofErr w:type="gramEnd"/>
+      <w:r>
+        <w:t xml:space="preserve">  </w:t>
+      </w:r>
+      <w:proofErr w:type="gramStart"/>
+      <w:r>
+        <w:t>its  Renewable</w:t>
+      </w:r>
+      <w:proofErr w:type="gramEnd"/>
+      <w:r>
+        <w:t xml:space="preserve">  </w:t>
+      </w:r>
+      <w:proofErr w:type="gramStart"/>
+      <w:r>
+        <w:t>Energy  Generating</w:t>
+      </w:r>
+      <w:proofErr w:type="gramEnd"/>
+      <w:r>
+        <w:t xml:space="preserve">  </w:t>
+      </w:r>
+      <w:proofErr w:type="gramStart"/>
+      <w:r>
+        <w:t>System  of</w:t>
+      </w:r>
+      <w:proofErr w:type="gramEnd"/>
+      <w:r>
+        <w:t xml:space="preserve"> </w:t>
       </w:r>
       <w:r>
         <w:rPr>
@@ -767,7 +827,15 @@
         <w:ind w:right="14" w:hanging="576"/>
       </w:pPr>
       <w:r>
-        <w:t xml:space="preserve">This Agreement shall be for a period for 20 years, but may be terminated prematurely a)  By mutual consent; or </w:t>
+        <w:t xml:space="preserve">This Agreement shall be for a period for 20 years, but may be terminated prematurely </w:t>
+      </w:r>
+      <w:proofErr w:type="gramStart"/>
+      <w:r>
+        <w:t>a)  By</w:t>
+      </w:r>
+      <w:proofErr w:type="gramEnd"/>
+      <w:r>
+        <w:t xml:space="preserve"> mutual consent; or </w:t>
       </w:r>
     </w:p>
     <w:p>
@@ -929,8 +997,45 @@
         </w:numPr>
         <w:ind w:right="14" w:hanging="576"/>
       </w:pPr>
-      <w:r>
-        <w:t xml:space="preserve">Upon  termination  of  this  Agreement  under  Clause  5,  the  Eligible  Consumer  shall disconnect the Renewable Energy Generating System forthwith from the Network of MSEDCL. </w:t>
+      <w:proofErr w:type="gramStart"/>
+      <w:r>
+        <w:t>Upon  termination</w:t>
+      </w:r>
+      <w:proofErr w:type="gramEnd"/>
+      <w:r>
+        <w:t xml:space="preserve">  </w:t>
+      </w:r>
+      <w:proofErr w:type="gramStart"/>
+      <w:r>
+        <w:t>of  this</w:t>
+      </w:r>
+      <w:proofErr w:type="gramEnd"/>
+      <w:r>
+        <w:t xml:space="preserve">  </w:t>
+      </w:r>
+      <w:proofErr w:type="gramStart"/>
+      <w:r>
+        <w:t>Agreement  under</w:t>
+      </w:r>
+      <w:proofErr w:type="gramEnd"/>
+      <w:r>
+        <w:t xml:space="preserve">  </w:t>
+      </w:r>
+      <w:proofErr w:type="gramStart"/>
+      <w:r>
+        <w:t>Clause  5,  the</w:t>
+      </w:r>
+      <w:proofErr w:type="gramEnd"/>
+      <w:r>
+        <w:t xml:space="preserve">  </w:t>
+      </w:r>
+      <w:proofErr w:type="gramStart"/>
+      <w:r>
+        <w:t>Eligible  Consumer</w:t>
+      </w:r>
+      <w:proofErr w:type="gramEnd"/>
+      <w:r>
+        <w:t xml:space="preserve">  shall disconnect the Renewable Energy Generating System forthwith from the Network of MSEDCL. </w:t>
       </w:r>
     </w:p>
     <w:p>
@@ -1112,11 +1217,8 @@
         <w:ind w:right="14" w:hanging="576"/>
       </w:pPr>
       <w:r>
-        <w:t xml:space="preserve">The existing metering System, if not in accordance with the Grid Interactive Renewable Regulations, shall be replaced by a bi-directional meter (whole current/CT operated) and a </w:t>
-      </w:r>
-      <w:r>
         <w:lastRenderedPageBreak/>
-        <w:t xml:space="preserve">separate Renewable Energy Generation Meter shall be provided to measure Renewable Energy generation. The bi-directional meter (whole current/CT operated) shall be installed at the inter-connection point to MSEDCL’s Network for recording export and import of energy. </w:t>
+        <w:t xml:space="preserve">The existing metering System, if not in accordance with the Grid Interactive Renewable Regulations, shall be replaced by a bi-directional meter (whole current/CT operated) and a separate Renewable Energy Generation Meter shall be provided to measure Renewable Energy generation. The bi-directional meter (whole current/CT operated) shall be installed at the inter-connection point to MSEDCL’s Network for recording export and import of energy. </w:t>
       </w:r>
     </w:p>
     <w:p>
@@ -1138,7 +1240,15 @@
         <w:ind w:right="14" w:hanging="576"/>
       </w:pPr>
       <w:r>
-        <w:t xml:space="preserve">The uni-directional and bi-directional meters shall be fixed in separate meter boxes in the same proximity. </w:t>
+        <w:t xml:space="preserve">The </w:t>
+      </w:r>
+      <w:proofErr w:type="spellStart"/>
+      <w:r>
+        <w:t>uni</w:t>
+      </w:r>
+      <w:proofErr w:type="spellEnd"/>
+      <w:r>
+        <w:t xml:space="preserve">-directional and bi-directional meters shall be fixed in separate meter boxes in the same proximity. </w:t>
       </w:r>
     </w:p>
     <w:p>
@@ -1235,7 +1345,15 @@
         <w:ind w:right="14" w:hanging="360"/>
       </w:pPr>
       <w:r>
-        <w:t xml:space="preserve">In case the Eligible Consumer is within the ambit of Time of Day (ToD) tariff, the electricity consumption in any time block, i.e. peak hours, off-peak hours, etc., shall be first compensated with the quantum of electricity injected in the same time block; any excess injection over and above the consumption in any other time block in a Billing Cycle shall be accounted as if the excess injection had occurred during off- peak hours; </w:t>
+        <w:t>In case the Eligible Consumer is within the ambit of Time of Day (</w:t>
+      </w:r>
+      <w:proofErr w:type="spellStart"/>
+      <w:r>
+        <w:t>ToD</w:t>
+      </w:r>
+      <w:proofErr w:type="spellEnd"/>
+      <w:r>
+        <w:t xml:space="preserve">) tariff, the electricity consumption in any time block, i.e. peak hours, off-peak hours, etc., shall be first compensated with the quantum of electricity injected in the same time block; any excess injection over and above the consumption in any other time block in a Billing Cycle shall be accounted as if the excess injection had occurred during off- peak hours; </w:t>
       </w:r>
     </w:p>
     <w:p>
@@ -1247,7 +1365,23 @@
         <w:ind w:right="14" w:hanging="360"/>
       </w:pPr>
       <w:r>
-        <w:t xml:space="preserve">MSEDCL shall compute the amount  payable  to  the  Eligible Consumer for the excess Renewable Energy purchased by it as specified in Clause 8.5 (c), and shall provide credit equivalent to the amount payable in the immediately succeeding Billing Cycle. </w:t>
+        <w:t xml:space="preserve">MSEDCL shall compute the </w:t>
+      </w:r>
+      <w:proofErr w:type="gramStart"/>
+      <w:r>
+        <w:t>amount  payable</w:t>
+      </w:r>
+      <w:proofErr w:type="gramEnd"/>
+      <w:r>
+        <w:t xml:space="preserve">  </w:t>
+      </w:r>
+      <w:proofErr w:type="gramStart"/>
+      <w:r>
+        <w:t>to  the</w:t>
+      </w:r>
+      <w:proofErr w:type="gramEnd"/>
+      <w:r>
+        <w:t xml:space="preserve">  Eligible Consumer for the excess Renewable Energy purchased by it as specified in Clause 8.5 (c), and shall provide credit equivalent to the amount payable in the immediately succeeding Billing Cycle. </w:t>
       </w:r>
     </w:p>
     <w:p>
@@ -1354,99 +1488,57 @@
         <w:ind w:right="14" w:hanging="576"/>
       </w:pPr>
       <w:r>
+        <w:lastRenderedPageBreak/>
         <w:t xml:space="preserve">Any dispute arising under this Agreement shall be resolved promptly, in good faith and in an equitable manner by both the Parties. </w:t>
       </w:r>
     </w:p>
     <w:p>
       <w:pPr>
-        <w:spacing w:after="0" w:line="259" w:lineRule="auto"/>
-        <w:ind w:left="0" w:firstLine="0"/>
-        <w:jc w:val="left"/>
-      </w:pPr>
-      <w:r>
-        <w:t xml:space="preserve"> </w:t>
-      </w:r>
-    </w:p>
-    <w:p>
-      <w:pPr>
-        <w:spacing w:after="0" w:line="259" w:lineRule="auto"/>
-        <w:ind w:left="0" w:firstLine="0"/>
-        <w:jc w:val="left"/>
-      </w:pPr>
-    </w:p>
-    <w:p>
-      <w:pPr>
-        <w:spacing w:after="0" w:line="259" w:lineRule="auto"/>
-        <w:ind w:left="0" w:firstLine="0"/>
-        <w:jc w:val="left"/>
-      </w:pPr>
-    </w:p>
-    <w:p>
-      <w:pPr>
-        <w:spacing w:after="0" w:line="259" w:lineRule="auto"/>
-        <w:ind w:left="0" w:firstLine="0"/>
-        <w:jc w:val="left"/>
-      </w:pPr>
-    </w:p>
-    <w:p>
-      <w:pPr>
-        <w:spacing w:after="0" w:line="259" w:lineRule="auto"/>
-        <w:ind w:left="0" w:firstLine="0"/>
-        <w:jc w:val="left"/>
-      </w:pPr>
-    </w:p>
-    <w:p>
-      <w:pPr>
-        <w:spacing w:after="0" w:line="259" w:lineRule="auto"/>
-        <w:ind w:left="0" w:firstLine="0"/>
-        <w:jc w:val="left"/>
-      </w:pPr>
-    </w:p>
-    <w:p>
-      <w:pPr>
-        <w:spacing w:after="0" w:line="259" w:lineRule="auto"/>
-        <w:ind w:left="0" w:firstLine="0"/>
-        <w:jc w:val="left"/>
-      </w:pPr>
-    </w:p>
-    <w:p>
-      <w:pPr>
-        <w:spacing w:after="0" w:line="259" w:lineRule="auto"/>
-        <w:ind w:left="0" w:firstLine="0"/>
-        <w:jc w:val="left"/>
-      </w:pPr>
-    </w:p>
-    <w:p>
-      <w:pPr>
-        <w:spacing w:after="0" w:line="259" w:lineRule="auto"/>
-        <w:ind w:left="0" w:firstLine="0"/>
-        <w:jc w:val="left"/>
-      </w:pPr>
-    </w:p>
-    <w:p>
-      <w:pPr>
-        <w:spacing w:after="0" w:line="259" w:lineRule="auto"/>
-        <w:ind w:left="0" w:firstLine="0"/>
-        <w:jc w:val="left"/>
-      </w:pPr>
-    </w:p>
-    <w:p>
-      <w:pPr>
-        <w:spacing w:after="0" w:line="259" w:lineRule="auto"/>
-        <w:ind w:left="0" w:firstLine="0"/>
-        <w:jc w:val="left"/>
-      </w:pPr>
-    </w:p>
-    <w:p>
-      <w:pPr>
         <w:numPr>
           <w:ilvl w:val="1"/>
           <w:numId w:val="1"/>
         </w:numPr>
         <w:ind w:right="14" w:hanging="576"/>
       </w:pPr>
-      <w:r>
-        <w:t xml:space="preserve">The  Eligible  Consumer  shall  have  recourse  to  the  concerned  Consumer  Grievance Redressal Forum constituted under the relevant Regulations in respect of any grievance regarding billing, which has not been redressed by MSEDCL. </w:t>
+      <w:proofErr w:type="gramStart"/>
+      <w:r>
+        <w:t>The  Eligible</w:t>
+      </w:r>
+      <w:proofErr w:type="gramEnd"/>
+      <w:r>
+        <w:t xml:space="preserve">  </w:t>
+      </w:r>
+      <w:proofErr w:type="gramStart"/>
+      <w:r>
+        <w:t>Consumer  shall</w:t>
+      </w:r>
+      <w:proofErr w:type="gramEnd"/>
+      <w:r>
+        <w:t xml:space="preserve">  </w:t>
+      </w:r>
+      <w:proofErr w:type="gramStart"/>
+      <w:r>
+        <w:t>have  recourse</w:t>
+      </w:r>
+      <w:proofErr w:type="gramEnd"/>
+      <w:r>
+        <w:t xml:space="preserve">  </w:t>
+      </w:r>
+      <w:proofErr w:type="gramStart"/>
+      <w:r>
+        <w:t>to  the</w:t>
+      </w:r>
+      <w:proofErr w:type="gramEnd"/>
+      <w:r>
+        <w:t xml:space="preserve">  </w:t>
+      </w:r>
+      <w:proofErr w:type="gramStart"/>
+      <w:r>
+        <w:t>concerned  Consumer</w:t>
+      </w:r>
+      <w:proofErr w:type="gramEnd"/>
+      <w:r>
+        <w:t xml:space="preserve">  Grievance Redressal Forum constituted under the relevant Regulations in respect of any grievance regarding billing, which has not been redressed by MSEDCL. </w:t>
       </w:r>
     </w:p>
     <w:p>
@@ -1469,7 +1561,11 @@
         <w:jc w:val="left"/>
       </w:pPr>
       <w:r>
-        <w:t xml:space="preserve">In the witness, where of  </w:t>
+        <w:t xml:space="preserve">In the witness, where </w:t>
+      </w:r>
+      <w:proofErr w:type="gramStart"/>
+      <w:r>
+        <w:t xml:space="preserve">of  </w:t>
       </w:r>
       <w:r>
         <w:rPr>
@@ -1477,23 +1573,25 @@
           <w:bCs/>
           <w:u w:val="single"/>
         </w:rPr>
-        <w:t>__</w:t>
-      </w:r>
+        <w:t>_</w:t>
+      </w:r>
+      <w:proofErr w:type="gramEnd"/>
       <w:r>
         <w:rPr>
           <w:b/>
           <w:bCs/>
           <w:u w:val="single"/>
         </w:rPr>
-        <w:t>MITALI</w:t>
-      </w:r>
+        <w:t>_</w:t>
+      </w:r>
+      <w:proofErr w:type="gramStart"/>
       <w:r>
         <w:rPr>
           <w:b/>
           <w:bCs/>
           <w:u w:val="single"/>
         </w:rPr>
-        <w:t xml:space="preserve"> </w:t>
+        <w:t>MITALI</w:t>
       </w:r>
       <w:r>
         <w:rPr>
@@ -1501,7 +1599,7 @@
           <w:bCs/>
           <w:u w:val="single"/>
         </w:rPr>
-        <w:t xml:space="preserve"> ENTERPRISES</w:t>
+        <w:t xml:space="preserve"> </w:t>
       </w:r>
       <w:r>
         <w:rPr>
@@ -1509,22 +1607,60 @@
           <w:bCs/>
           <w:u w:val="single"/>
         </w:rPr>
+        <w:t xml:space="preserve"> </w:t>
+      </w:r>
+      <w:proofErr w:type="spellStart"/>
+      <w:r>
+        <w:rPr>
+          <w:b/>
+          <w:bCs/>
+          <w:u w:val="single"/>
+        </w:rPr>
+        <w:t>ENTERPRISES</w:t>
+      </w:r>
+      <w:proofErr w:type="gramEnd"/>
+      <w:r>
+        <w:rPr>
+          <w:b/>
+          <w:bCs/>
+          <w:u w:val="single"/>
+        </w:rPr>
         <w:t>__</w:t>
       </w:r>
       <w:r>
-        <w:t xml:space="preserve">for and on behalf of Eligible Consumer) and </w:t>
-      </w:r>
-      <w:r>
-        <w:t>{{consumer_name}}</w:t>
-      </w:r>
-      <w:r>
-        <w:t xml:space="preserve"> </w:t>
-      </w:r>
-      <w:r>
-        <w:t xml:space="preserve">for and on behalf of </w:t>
-      </w:r>
-      <w:r>
-        <w:t xml:space="preserve"> MSEDCL, agree to this agreement.</w:t>
+        <w:t>for</w:t>
+      </w:r>
+      <w:proofErr w:type="spellEnd"/>
+      <w:r>
+        <w:t xml:space="preserve"> and on behalf of Eligible Consumer) and </w:t>
+      </w:r>
+      <w:r>
+        <w:t>{{</w:t>
+      </w:r>
+      <w:proofErr w:type="spellStart"/>
+      <w:r>
+        <w:t>consumer_name</w:t>
+      </w:r>
+      <w:proofErr w:type="spellEnd"/>
+      <w:r>
+        <w:t>}}</w:t>
+      </w:r>
+      <w:r>
+        <w:t xml:space="preserve"> </w:t>
+      </w:r>
+      <w:r>
+        <w:t xml:space="preserve">for and on behalf </w:t>
+      </w:r>
+      <w:proofErr w:type="gramStart"/>
+      <w:r>
+        <w:t xml:space="preserve">of </w:t>
+      </w:r>
+      <w:r>
+        <w:t xml:space="preserve"> MSEDCL</w:t>
+      </w:r>
+      <w:proofErr w:type="gramEnd"/>
+      <w:r>
+        <w:t>, agree to this agreement.</w:t>
       </w:r>
     </w:p>
     <w:p>
@@ -1565,7 +1701,15 @@
         <w:t xml:space="preserve">                 </w:t>
       </w:r>
       <w:r>
-        <w:t>{%consumer_signature}</w:t>
+        <w:t>{%</w:t>
+      </w:r>
+      <w:proofErr w:type="spellStart"/>
+      <w:r>
+        <w:t>consumer_signature</w:t>
+      </w:r>
+      <w:proofErr w:type="spellEnd"/>
+      <w:r>
+        <w:t>}</w:t>
       </w:r>
     </w:p>
     <w:p>
@@ -1598,7 +1742,15 @@
         <w:t xml:space="preserve">                    </w:t>
       </w:r>
       <w:r>
-        <w:t>{{consumer_name}}</w:t>
+        <w:t>{{</w:t>
+      </w:r>
+      <w:proofErr w:type="spellStart"/>
+      <w:r>
+        <w:t>consumer_name</w:t>
+      </w:r>
+      <w:proofErr w:type="spellEnd"/>
+      <w:r>
+        <w:t>}}</w:t>
       </w:r>
     </w:p>
     <w:p>
@@ -1611,7 +1763,7 @@
     <w:p>
       <w:pPr>
         <w:spacing w:after="0" w:line="276" w:lineRule="auto"/>
-        <w:ind w:left="355" w:hanging="10"/>
+        <w:ind w:left="0" w:firstLine="0"/>
         <w:jc w:val="left"/>
       </w:pPr>
     </w:p>
@@ -1628,26 +1780,9 @@
         <w:ind w:left="355" w:hanging="10"/>
         <w:jc w:val="left"/>
       </w:pPr>
-    </w:p>
-    <w:p>
-      <w:pPr>
-        <w:spacing w:after="0" w:line="276" w:lineRule="auto"/>
-        <w:ind w:left="355" w:hanging="10"/>
-        <w:jc w:val="left"/>
-      </w:pPr>
-    </w:p>
-    <w:p>
-      <w:pPr>
-        <w:spacing w:after="0" w:line="276" w:lineRule="auto"/>
-        <w:ind w:left="355" w:hanging="10"/>
-        <w:jc w:val="left"/>
-      </w:pPr>
       <w:r>
         <w:t xml:space="preserve">              </w:t>
       </w:r>
-      <w:r>
-        <w:t>{%vendor_signature}</w:t>
-      </w:r>
     </w:p>
     <w:p>
       <w:pPr>
@@ -1656,7 +1791,24 @@
         <w:jc w:val="left"/>
       </w:pPr>
       <w:r>
-        <w:t xml:space="preserve"> </w:t>
+        <w:t xml:space="preserve">            </w:t>
+      </w:r>
+      <w:r>
+        <w:t xml:space="preserve"> </w:t>
+      </w:r>
+      <w:r>
+        <w:t>{%</w:t>
+      </w:r>
+      <w:proofErr w:type="spellStart"/>
+      <w:r>
+        <w:t>vendor_signature</w:t>
+      </w:r>
+      <w:proofErr w:type="spellEnd"/>
+      <w:r>
+        <w:t>}</w:t>
+      </w:r>
+      <w:r>
+        <w:t xml:space="preserve">                                                      </w:t>
       </w:r>
     </w:p>
     <w:p>
@@ -1668,7 +1820,7 @@
         <w:t xml:space="preserve">______________________________ </w:t>
       </w:r>
       <w:r>
-        <w:t xml:space="preserve">                             ______________________________ </w:t>
+        <w:t xml:space="preserve">                             </w:t>
       </w:r>
     </w:p>
     <w:p>
@@ -1683,7 +1835,7 @@
         <w:ind w:left="345" w:right="14" w:firstLine="0"/>
       </w:pPr>
       <w:r>
-        <w:t xml:space="preserve">            Witness 1 (Vendor)                                                                     Witness 2 (Vendor) </w:t>
+        <w:t xml:space="preserve">            Witness 1 (Vendor)                                                                     </w:t>
       </w:r>
     </w:p>
     <w:p>
@@ -1692,13 +1844,134 @@
         <w:ind w:left="345" w:right="14" w:firstLine="0"/>
       </w:pPr>
     </w:p>
+    <w:p>
+      <w:pPr>
+        <w:spacing w:line="259" w:lineRule="auto"/>
+        <w:ind w:left="345" w:right="14" w:firstLine="0"/>
+      </w:pPr>
+    </w:p>
+    <w:p>
+      <w:pPr>
+        <w:spacing w:line="259" w:lineRule="auto"/>
+        <w:ind w:left="345" w:right="14" w:firstLine="0"/>
+      </w:pPr>
+    </w:p>
+    <w:p>
+      <w:pPr>
+        <w:spacing w:line="259" w:lineRule="auto"/>
+        <w:ind w:left="0" w:right="14" w:firstLine="0"/>
+      </w:pPr>
+    </w:p>
+    <w:p>
+      <w:pPr>
+        <w:spacing w:line="259" w:lineRule="auto"/>
+        <w:ind w:left="345" w:right="14" w:firstLine="0"/>
+      </w:pPr>
+    </w:p>
+    <w:p>
+      <w:pPr>
+        <w:spacing w:line="259" w:lineRule="auto"/>
+        <w:ind w:left="345" w:right="14" w:firstLine="0"/>
+      </w:pPr>
+      <w:r>
+        <w:rPr>
+          <w:b/>
+          <w:bCs/>
+        </w:rPr>
+        <w:t xml:space="preserve">       </w:t>
+      </w:r>
+      <w:r>
+        <w:rPr>
+          <w:b/>
+          <w:bCs/>
+        </w:rPr>
+        <w:t>{%witness2_signature}</w:t>
+      </w:r>
+    </w:p>
+    <w:p>
+      <w:r>
+        <w:t>______________________________</w:t>
+      </w:r>
+    </w:p>
+    <w:p>
+      <w:pPr>
+        <w:spacing w:line="259" w:lineRule="auto"/>
+        <w:ind w:left="0" w:right="14" w:firstLine="0"/>
+      </w:pPr>
+    </w:p>
+    <w:p>
+      <w:pPr>
+        <w:spacing w:line="259" w:lineRule="auto"/>
+        <w:ind w:left="345" w:right="14" w:firstLine="0"/>
+      </w:pPr>
+      <w:r>
+        <w:t xml:space="preserve">           Witness 2 (Vendor)</w:t>
+      </w:r>
+    </w:p>
+    <w:p>
+      <w:pPr>
+        <w:spacing w:line="259" w:lineRule="auto"/>
+        <w:ind w:left="345" w:right="14" w:firstLine="0"/>
+      </w:pPr>
+    </w:p>
     <w:sectPr>
-      <w:pgSz w:w="11921" w:h="16841"/>
-      <w:pgMar w:top="0" w:right="1234" w:bottom="1297" w:left="1080" w:header="720" w:footer="720" w:gutter="0"/>
+      <w:pgSz w:w="11907" w:h="16840" w:code="9"/>
+      <w:pgMar w:top="567" w:right="1236" w:bottom="1298" w:left="1077" w:header="794" w:footer="851" w:gutter="0"/>
       <w:cols w:space="720"/>
+      <w:docGrid w:linePitch="326"/>
     </w:sectPr>
   </w:body>
 </w:document>
+</file>
+
+<file path=word/endnotes.xml><?xml version="1.0" encoding="utf-8"?>
+<w:endnotes xmlns:wpc="http://schemas.microsoft.com/office/word/2010/wordprocessingCanvas" xmlns:cx="http://schemas.microsoft.com/office/drawing/2014/chartex" xmlns:cx1="http://schemas.microsoft.com/office/drawing/2015/9/8/chartex" xmlns:cx2="http://schemas.microsoft.com/office/drawing/2015/10/21/chartex" xmlns:cx3="http://schemas.microsoft.com/office/drawing/2016/5/9/chartex" xmlns:cx4="http://schemas.microsoft.com/office/drawing/2016/5/10/chartex" xmlns:cx5="http://schemas.microsoft.com/office/drawing/2016/5/11/chartex" xmlns:cx6="http://schemas.microsoft.com/office/drawing/2016/5/12/chartex" xmlns:cx7="http://schemas.microsoft.com/office/drawing/2016/5/13/chartex" xmlns:cx8="http://schemas.microsoft.com/office/drawing/2016/5/14/chartex" xmlns:mc="http://schemas.openxmlformats.org/markup-compatibility/2006" xmlns:aink="http://schemas.microsoft.com/office/drawing/2016/ink" xmlns:am3d="http://schemas.microsoft.com/office/drawing/2017/model3d" xmlns:o="urn:schemas-microsoft-com:office:office" xmlns:oel="http://schemas.microsoft.com/office/2019/extlst" xmlns:r="http://schemas.openxmlformats.org/officeDocument/2006/relationships" xmlns:m="http://schemas.openxmlformats.org/officeDocument/2006/math" xmlns:v="urn:schemas-microsoft-com:vml" xmlns:wp14="http://schemas.microsoft.com/office/word/2010/wordprocessingDrawing" xmlns:wp="http://schemas.openxmlformats.org/drawingml/2006/wordprocessingDrawing" xmlns:w10="urn:schemas-microsoft-com:office:word" xmlns:w="http://schemas.openxmlformats.org/wordprocessingml/2006/main" xmlns:w14="http://schemas.microsoft.com/office/word/2010/wordml" xmlns:w15="http://schemas.microsoft.com/office/word/2012/wordml" xmlns:w16cex="http://schemas.microsoft.com/office/word/2018/wordml/cex" xmlns:w16cid="http://schemas.microsoft.com/office/word/2016/wordml/cid" xmlns:w16="http://schemas.microsoft.com/office/word/2018/wordml" xmlns:w16du="http://schemas.microsoft.com/office/word/2023/wordml/word16du" xmlns:w16sdtdh="http://schemas.microsoft.com/office/word/2020/wordml/sdtdatahash" xmlns:w16sdtfl="http://schemas.microsoft.com/office/word/2024/wordml/sdtformatlock" xmlns:w16se="http://schemas.microsoft.com/office/word/2015/wordml/symex" xmlns:wpg="http://schemas.microsoft.com/office/word/2010/wordprocessingGroup" xmlns:wpi="http://schemas.microsoft.com/office/word/2010/wordprocessingInk" xmlns:wne="http://schemas.microsoft.com/office/word/2006/wordml" xmlns:wps="http://schemas.microsoft.com/office/word/2010/wordprocessingShape" mc:Ignorable="w14 w15 w16se w16cid w16 w16cex w16sdtdh w16sdtfl w16du wp14">
+  <w:endnote w:type="separator" w:id="-1">
+    <w:p>
+      <w:pPr>
+        <w:spacing w:after="0" w:line="240" w:lineRule="auto"/>
+      </w:pPr>
+      <w:r>
+        <w:separator/>
+      </w:r>
+    </w:p>
+  </w:endnote>
+  <w:endnote w:type="continuationSeparator" w:id="0">
+    <w:p>
+      <w:pPr>
+        <w:spacing w:after="0" w:line="240" w:lineRule="auto"/>
+      </w:pPr>
+      <w:r>
+        <w:continuationSeparator/>
+      </w:r>
+    </w:p>
+  </w:endnote>
+</w:endnotes>
+</file>
+
+<file path=word/footnotes.xml><?xml version="1.0" encoding="utf-8"?>
+<w:footnotes xmlns:wpc="http://schemas.microsoft.com/office/word/2010/wordprocessingCanvas" xmlns:cx="http://schemas.microsoft.com/office/drawing/2014/chartex" xmlns:cx1="http://schemas.microsoft.com/office/drawing/2015/9/8/chartex" xmlns:cx2="http://schemas.microsoft.com/office/drawing/2015/10/21/chartex" xmlns:cx3="http://schemas.microsoft.com/office/drawing/2016/5/9/chartex" xmlns:cx4="http://schemas.microsoft.com/office/drawing/2016/5/10/chartex" xmlns:cx5="http://schemas.microsoft.com/office/drawing/2016/5/11/chartex" xmlns:cx6="http://schemas.microsoft.com/office/drawing/2016/5/12/chartex" xmlns:cx7="http://schemas.microsoft.com/office/drawing/2016/5/13/chartex" xmlns:cx8="http://schemas.microsoft.com/office/drawing/2016/5/14/chartex" xmlns:mc="http://schemas.openxmlformats.org/markup-compatibility/2006" xmlns:aink="http://schemas.microsoft.com/office/drawing/2016/ink" xmlns:am3d="http://schemas.microsoft.com/office/drawing/2017/model3d" xmlns:o="urn:schemas-microsoft-com:office:office" xmlns:oel="http://schemas.microsoft.com/office/2019/extlst" xmlns:r="http://schemas.openxmlformats.org/officeDocument/2006/relationships" xmlns:m="http://schemas.openxmlformats.org/officeDocument/2006/math" xmlns:v="urn:schemas-microsoft-com:vml" xmlns:wp14="http://schemas.microsoft.com/office/word/2010/wordprocessingDrawing" xmlns:wp="http://schemas.openxmlformats.org/drawingml/2006/wordprocessingDrawing" xmlns:w10="urn:schemas-microsoft-com:office:word" xmlns:w="http://schemas.openxmlformats.org/wordprocessingml/2006/main" xmlns:w14="http://schemas.microsoft.com/office/word/2010/wordml" xmlns:w15="http://schemas.microsoft.com/office/word/2012/wordml" xmlns:w16cex="http://schemas.microsoft.com/office/word/2018/wordml/cex" xmlns:w16cid="http://schemas.microsoft.com/office/word/2016/wordml/cid" xmlns:w16="http://schemas.microsoft.com/office/word/2018/wordml" xmlns:w16du="http://schemas.microsoft.com/office/word/2023/wordml/word16du" xmlns:w16sdtdh="http://schemas.microsoft.com/office/word/2020/wordml/sdtdatahash" xmlns:w16sdtfl="http://schemas.microsoft.com/office/word/2024/wordml/sdtformatlock" xmlns:w16se="http://schemas.microsoft.com/office/word/2015/wordml/symex" xmlns:wpg="http://schemas.microsoft.com/office/word/2010/wordprocessingGroup" xmlns:wpi="http://schemas.microsoft.com/office/word/2010/wordprocessingInk" xmlns:wne="http://schemas.microsoft.com/office/word/2006/wordml" xmlns:wps="http://schemas.microsoft.com/office/word/2010/wordprocessingShape" mc:Ignorable="w14 w15 w16se w16cid w16 w16cex w16sdtdh w16sdtfl w16du wp14">
+  <w:footnote w:type="separator" w:id="-1">
+    <w:p>
+      <w:pPr>
+        <w:spacing w:after="0" w:line="240" w:lineRule="auto"/>
+      </w:pPr>
+      <w:r>
+        <w:separator/>
+      </w:r>
+    </w:p>
+  </w:footnote>
+  <w:footnote w:type="continuationSeparator" w:id="0">
+    <w:p>
+      <w:pPr>
+        <w:spacing w:after="0" w:line="240" w:lineRule="auto"/>
+      </w:pPr>
+      <w:r>
+        <w:continuationSeparator/>
+      </w:r>
+    </w:p>
+  </w:footnote>
+</w:footnotes>
 </file>
 
 <file path=word/numbering.xml><?xml version="1.0" encoding="utf-8"?>
@@ -2574,6 +2847,58 @@
     <w:semiHidden/>
     <w:unhideWhenUsed/>
   </w:style>
+  <w:style w:type="paragraph" w:styleId="Header">
+    <w:name w:val="header"/>
+    <w:basedOn w:val="Normal"/>
+    <w:link w:val="HeaderChar"/>
+    <w:uiPriority w:val="99"/>
+    <w:unhideWhenUsed/>
+    <w:rsid w:val="00966B0A"/>
+    <w:pPr>
+      <w:tabs>
+        <w:tab w:val="center" w:pos="4513"/>
+        <w:tab w:val="right" w:pos="9026"/>
+      </w:tabs>
+      <w:spacing w:after="0" w:line="240" w:lineRule="auto"/>
+    </w:pPr>
+  </w:style>
+  <w:style w:type="character" w:customStyle="1" w:styleId="HeaderChar">
+    <w:name w:val="Header Char"/>
+    <w:basedOn w:val="DefaultParagraphFont"/>
+    <w:link w:val="Header"/>
+    <w:uiPriority w:val="99"/>
+    <w:rsid w:val="00966B0A"/>
+    <w:rPr>
+      <w:rFonts w:ascii="Times New Roman" w:eastAsia="Times New Roman" w:hAnsi="Times New Roman" w:cs="Times New Roman"/>
+      <w:color w:val="000000"/>
+    </w:rPr>
+  </w:style>
+  <w:style w:type="paragraph" w:styleId="Footer">
+    <w:name w:val="footer"/>
+    <w:basedOn w:val="Normal"/>
+    <w:link w:val="FooterChar"/>
+    <w:uiPriority w:val="99"/>
+    <w:unhideWhenUsed/>
+    <w:rsid w:val="00966B0A"/>
+    <w:pPr>
+      <w:tabs>
+        <w:tab w:val="center" w:pos="4513"/>
+        <w:tab w:val="right" w:pos="9026"/>
+      </w:tabs>
+      <w:spacing w:after="0" w:line="240" w:lineRule="auto"/>
+    </w:pPr>
+  </w:style>
+  <w:style w:type="character" w:customStyle="1" w:styleId="FooterChar">
+    <w:name w:val="Footer Char"/>
+    <w:basedOn w:val="DefaultParagraphFont"/>
+    <w:link w:val="Footer"/>
+    <w:uiPriority w:val="99"/>
+    <w:rsid w:val="00966B0A"/>
+    <w:rPr>
+      <w:rFonts w:ascii="Times New Roman" w:eastAsia="Times New Roman" w:hAnsi="Times New Roman" w:cs="Times New Roman"/>
+      <w:color w:val="000000"/>
+    </w:rPr>
+  </w:style>
 </w:styles>
 </file>
 

--- a/src/templates/4. NET_METERING_CONNECTION_AGREEMENT.docx
+++ b/src/templates/4. NET_METERING_CONNECTION_AGREEMENT.docx
@@ -65,43 +65,13 @@
         <w:t xml:space="preserve">This Agreement is made and entered into at </w:t>
       </w:r>
       <w:r>
-        <w:t xml:space="preserve">  </w:t>
-      </w:r>
-      <w:proofErr w:type="gramStart"/>
-      <w:r>
-        <w:t xml:space="preserve">MALEGAON </w:t>
-      </w:r>
-      <w:r>
-        <w:t xml:space="preserve"> on</w:t>
-      </w:r>
-      <w:proofErr w:type="gramEnd"/>
-      <w:r>
-        <w:t xml:space="preserve"> </w:t>
-      </w:r>
-      <w:proofErr w:type="gramStart"/>
-      <w:r>
-        <w:t xml:space="preserve">this </w:t>
-      </w:r>
-      <w:r>
-        <w:t xml:space="preserve"> </w:t>
-      </w:r>
-      <w:r>
-        <w:t>{</w:t>
-      </w:r>
-      <w:proofErr w:type="gramEnd"/>
-      <w:r>
-        <w:t>{</w:t>
-      </w:r>
-      <w:proofErr w:type="spellStart"/>
-      <w:r>
-        <w:t>agreement_date</w:t>
-      </w:r>
-      <w:proofErr w:type="spellEnd"/>
-      <w:r>
-        <w:t>}}</w:t>
-      </w:r>
-      <w:r>
-        <w:t xml:space="preserve"> between the Eligible </w:t>
+        <w:t xml:space="preserve">  MALEGAON</w:t>
+      </w:r>
+      <w:r>
+        <w:t xml:space="preserve"> </w:t>
+      </w:r>
+      <w:r>
+        <w:t xml:space="preserve">between the Eligible </w:t>
       </w:r>
       <w:r>
         <w:t>{{</w:t>
@@ -354,7 +324,15 @@
         <w:ind w:left="345" w:right="14" w:firstLine="0"/>
       </w:pPr>
       <w:r>
-        <w:t>{{capacity}}</w:t>
+        <w:t>{{</w:t>
+      </w:r>
+      <w:proofErr w:type="spellStart"/>
+      <w:r>
+        <w:t>total_capacity</w:t>
+      </w:r>
+      <w:proofErr w:type="spellEnd"/>
+      <w:r>
+        <w:t>}}</w:t>
       </w:r>
       <w:r>
         <w:t xml:space="preserve"> kilowatt; </w:t>
@@ -1791,10 +1769,7 @@
         <w:jc w:val="left"/>
       </w:pPr>
       <w:r>
-        <w:t xml:space="preserve">            </w:t>
-      </w:r>
-      <w:r>
-        <w:t xml:space="preserve"> </w:t>
+        <w:t xml:space="preserve">             </w:t>
       </w:r>
       <w:r>
         <w:t>{%</w:t>
@@ -2823,7 +2798,6 @@
   <w:style w:type="character" w:default="1" w:styleId="DefaultParagraphFont">
     <w:name w:val="Default Paragraph Font"/>
     <w:uiPriority w:val="1"/>
-    <w:semiHidden/>
     <w:unhideWhenUsed/>
   </w:style>
   <w:style w:type="table" w:default="1" w:styleId="TableNormal">

--- a/src/templates/4. NET_METERING_CONNECTION_AGREEMENT.docx
+++ b/src/templates/4. NET_METERING_CONNECTION_AGREEMENT.docx
@@ -65,24 +65,22 @@
         <w:t xml:space="preserve">This Agreement is made and entered into at </w:t>
       </w:r>
       <w:r>
-        <w:t xml:space="preserve">  MALEGAON</w:t>
-      </w:r>
-      <w:r>
-        <w:t xml:space="preserve"> </w:t>
-      </w:r>
-      <w:r>
-        <w:t xml:space="preserve">between the Eligible </w:t>
-      </w:r>
-      <w:r>
-        <w:t>{{</w:t>
-      </w:r>
-      <w:proofErr w:type="spellStart"/>
-      <w:r>
-        <w:t>consumer_name</w:t>
-      </w:r>
-      <w:proofErr w:type="spellEnd"/>
-      <w:r>
-        <w:t>}}</w:t>
+        <w:t xml:space="preserve">  MALEGAON </w:t>
+      </w:r>
+      <w:r>
+        <w:t xml:space="preserve"> on this </w:t>
+      </w:r>
+      <w:r>
+        <w:t xml:space="preserve"> </w:t>
+      </w:r>
+      <w:r>
+        <w:t>{{agreement_date}}</w:t>
+      </w:r>
+      <w:r>
+        <w:t xml:space="preserve"> between the Eligible </w:t>
+      </w:r>
+      <w:r>
+        <w:t>{{consumer_name}}</w:t>
       </w:r>
       <w:r>
         <w:t xml:space="preserve"> having premises at </w:t>
@@ -100,15 +98,7 @@
         <w:t xml:space="preserve"> </w:t>
       </w:r>
       <w:r>
-        <w:t>{{</w:t>
-      </w:r>
-      <w:proofErr w:type="spellStart"/>
-      <w:r>
-        <w:t>consumer_number</w:t>
-      </w:r>
-      <w:proofErr w:type="spellEnd"/>
-      <w:r>
-        <w:t xml:space="preserve">}} </w:t>
+        <w:t xml:space="preserve">{{consumer_number}} </w:t>
       </w:r>
       <w:r>
         <w:t xml:space="preserve">as the first Party,  </w:t>
@@ -167,16 +157,11 @@
       <w:r>
         <w:t xml:space="preserve">; and having its Registered Office at </w:t>
       </w:r>
-      <w:proofErr w:type="gramStart"/>
       <w:r>
         <w:t xml:space="preserve">MALEGAON  </w:t>
       </w:r>
       <w:r>
-        <w:t>as</w:t>
-      </w:r>
-      <w:proofErr w:type="gramEnd"/>
-      <w:r>
-        <w:t xml:space="preserve"> second Party of this Agreement. </w:t>
+        <w:t xml:space="preserve">as second Party of this Agreement. </w:t>
       </w:r>
     </w:p>
     <w:p>
@@ -210,13 +195,65 @@
         <w:ind w:left="345" w:right="14" w:firstLine="0"/>
       </w:pPr>
       <w:r>
-        <w:t>Whereas the Eligible Consumer has applied to MSEDCL for approval of a Net Metering Arrangement under the provisions of the Maharashtra Electricity Regulatory Commission (Grid Interactive Renewable Energy Generating Systems) Regulations, 201</w:t>
-      </w:r>
-      <w:r>
-        <w:t>6</w:t>
-      </w:r>
-      <w:r>
-        <w:t xml:space="preserve"> (‘the Grid Interactive </w:t>
+        <w:t>Whereas the Eligible Consumer has applied to MSEDCL for approval of a Net Metering Arrangement under the provisions of the Maharashtra Electricity Regulatory Commission (</w:t>
+      </w:r>
+      <w:r>
+        <w:t>Net Metering for Roof-top Solar Photo Voltaic Systems</w:t>
+      </w:r>
+      <w:r>
+        <w:t>) Regulations, 201</w:t>
+      </w:r>
+      <w:r>
+        <w:t>5</w:t>
+      </w:r>
+      <w:r>
+        <w:t xml:space="preserve"> </w:t>
+      </w:r>
+      <w:r>
+        <w:t xml:space="preserve">('the Net Metering Regulations') and sought its connectivity to the Licensee's Distribution Network ; </w:t>
+      </w:r>
+      <w:r>
+        <w:t xml:space="preserve"> </w:t>
+      </w:r>
+    </w:p>
+    <w:p>
+      <w:pPr>
+        <w:spacing w:after="0" w:line="259" w:lineRule="auto"/>
+        <w:ind w:left="0" w:firstLine="0"/>
+        <w:jc w:val="left"/>
+      </w:pPr>
+      <w:r>
+        <w:rPr>
+          <w:sz w:val="16"/>
+        </w:rPr>
+        <w:t xml:space="preserve"> </w:t>
+      </w:r>
+    </w:p>
+    <w:p>
+      <w:pPr>
+        <w:spacing w:after="8" w:line="259" w:lineRule="auto"/>
+        <w:ind w:left="0" w:firstLine="0"/>
+        <w:jc w:val="left"/>
+      </w:pPr>
+      <w:r>
+        <w:rPr>
+          <w:sz w:val="20"/>
+        </w:rPr>
+        <w:t xml:space="preserve"> </w:t>
+      </w:r>
+    </w:p>
+    <w:p>
+      <w:pPr>
+        <w:ind w:left="345" w:right="14" w:firstLine="0"/>
+      </w:pPr>
+      <w:r>
+        <w:t xml:space="preserve">And whereas, the Licensee has agreed to provide Network connectivity to the Eligible Consumer for injection of electricity generated from its Roof-top Solar PV System of </w:t>
+      </w:r>
+      <w:r>
+        <w:t>{{capacity}}</w:t>
+      </w:r>
+      <w:r>
+        <w:t xml:space="preserve"> kilowatt; </w:t>
       </w:r>
     </w:p>
     <w:p>
@@ -225,148 +262,6 @@
         <w:ind w:left="345" w:right="14" w:firstLine="0"/>
       </w:pPr>
       <w:r>
-        <w:t xml:space="preserve">Renewable Regulations’) and sought its connectivity to MSEDCL’s distribution Network; </w:t>
-      </w:r>
-    </w:p>
-    <w:p>
-      <w:pPr>
-        <w:spacing w:after="0" w:line="259" w:lineRule="auto"/>
-        <w:ind w:left="0" w:firstLine="0"/>
-        <w:jc w:val="left"/>
-      </w:pPr>
-      <w:r>
-        <w:rPr>
-          <w:sz w:val="16"/>
-        </w:rPr>
-        <w:t xml:space="preserve"> </w:t>
-      </w:r>
-    </w:p>
-    <w:p>
-      <w:pPr>
-        <w:spacing w:after="8" w:line="259" w:lineRule="auto"/>
-        <w:ind w:left="0" w:firstLine="0"/>
-        <w:jc w:val="left"/>
-      </w:pPr>
-      <w:r>
-        <w:rPr>
-          <w:sz w:val="20"/>
-        </w:rPr>
-        <w:t xml:space="preserve"> </w:t>
-      </w:r>
-    </w:p>
-    <w:p>
-      <w:pPr>
-        <w:ind w:left="345" w:right="14" w:firstLine="0"/>
-        <w:rPr>
-          <w:u w:val="single" w:color="000000"/>
-        </w:rPr>
-      </w:pPr>
-      <w:r>
-        <w:t xml:space="preserve">And whereas MSEDCL has agreed to provide Network connectivity to the Eligible Consumer </w:t>
-      </w:r>
-      <w:proofErr w:type="gramStart"/>
-      <w:r>
-        <w:t>for  injection</w:t>
-      </w:r>
-      <w:proofErr w:type="gramEnd"/>
-      <w:r>
-        <w:t xml:space="preserve">  </w:t>
-      </w:r>
-      <w:proofErr w:type="gramStart"/>
-      <w:r>
-        <w:t>of  electricity</w:t>
-      </w:r>
-      <w:proofErr w:type="gramEnd"/>
-      <w:r>
-        <w:t xml:space="preserve">  </w:t>
-      </w:r>
-      <w:proofErr w:type="gramStart"/>
-      <w:r>
-        <w:t>generated  from</w:t>
-      </w:r>
-      <w:proofErr w:type="gramEnd"/>
-      <w:r>
-        <w:t xml:space="preserve">  </w:t>
-      </w:r>
-      <w:proofErr w:type="gramStart"/>
-      <w:r>
-        <w:t>its  Renewable</w:t>
-      </w:r>
-      <w:proofErr w:type="gramEnd"/>
-      <w:r>
-        <w:t xml:space="preserve">  </w:t>
-      </w:r>
-      <w:proofErr w:type="gramStart"/>
-      <w:r>
-        <w:t>Energy  Generating</w:t>
-      </w:r>
-      <w:proofErr w:type="gramEnd"/>
-      <w:r>
-        <w:t xml:space="preserve">  </w:t>
-      </w:r>
-      <w:proofErr w:type="gramStart"/>
-      <w:r>
-        <w:t>System  of</w:t>
-      </w:r>
-      <w:proofErr w:type="gramEnd"/>
-      <w:r>
-        <w:t xml:space="preserve"> </w:t>
-      </w:r>
-      <w:r>
-        <w:rPr>
-          <w:u w:val="single" w:color="000000"/>
-        </w:rPr>
-        <w:t xml:space="preserve">            </w:t>
-      </w:r>
-    </w:p>
-    <w:p>
-      <w:pPr>
-        <w:ind w:left="345" w:right="14" w:firstLine="0"/>
-      </w:pPr>
-      <w:r>
-        <w:t>{{</w:t>
-      </w:r>
-      <w:proofErr w:type="spellStart"/>
-      <w:r>
-        <w:t>total_capacity</w:t>
-      </w:r>
-      <w:proofErr w:type="spellEnd"/>
-      <w:r>
-        <w:t>}}</w:t>
-      </w:r>
-      <w:r>
-        <w:t xml:space="preserve"> kilowatt; </w:t>
-      </w:r>
-    </w:p>
-    <w:p>
-      <w:pPr>
-        <w:spacing w:after="0" w:line="259" w:lineRule="auto"/>
-        <w:ind w:left="0" w:firstLine="0"/>
-        <w:jc w:val="left"/>
-      </w:pPr>
-      <w:r>
-        <w:rPr>
-          <w:sz w:val="20"/>
-        </w:rPr>
-        <w:t xml:space="preserve"> </w:t>
-      </w:r>
-    </w:p>
-    <w:p>
-      <w:pPr>
-        <w:spacing w:after="0" w:line="259" w:lineRule="auto"/>
-        <w:ind w:left="0" w:firstLine="0"/>
-        <w:jc w:val="left"/>
-      </w:pPr>
-      <w:r>
-        <w:t xml:space="preserve"> </w:t>
-      </w:r>
-    </w:p>
-    <w:p>
-      <w:pPr>
-        <w:spacing w:line="259" w:lineRule="auto"/>
-        <w:ind w:left="345" w:right="14" w:firstLine="0"/>
-      </w:pPr>
-      <w:r>
         <w:t xml:space="preserve">Both Parties hereby agree as follows: </w:t>
       </w:r>
     </w:p>
@@ -400,10 +295,9 @@
       <w:pPr>
         <w:numPr>
           <w:ilvl w:val="0"/>
-          <w:numId w:val="1"/>
+          <w:numId w:val="3"/>
         </w:numPr>
-        <w:spacing w:after="0" w:line="259" w:lineRule="auto"/>
-        <w:ind w:hanging="432"/>
+        <w:spacing w:line="259" w:lineRule="auto"/>
         <w:jc w:val="left"/>
       </w:pPr>
       <w:r>
@@ -413,28 +307,25 @@
         <w:t>Eligibility</w:t>
       </w:r>
       <w:r>
-        <w:t xml:space="preserve"> </w:t>
-      </w:r>
-    </w:p>
-    <w:p>
-      <w:pPr>
-        <w:spacing w:after="0" w:line="259" w:lineRule="auto"/>
-        <w:ind w:left="0" w:firstLine="0"/>
-        <w:jc w:val="left"/>
-      </w:pPr>
-      <w:r>
-        <w:rPr>
-          <w:sz w:val="28"/>
-        </w:rPr>
-        <w:t xml:space="preserve"> </w:t>
-      </w:r>
-    </w:p>
-    <w:p>
-      <w:pPr>
-        <w:ind w:left="792" w:right="14" w:firstLine="0"/>
-      </w:pPr>
-      <w:r>
-        <w:t xml:space="preserve">The Renewable Energy Generating System meets the applicable norms for being integrated into the distribution network, and that the Eligible Consumer shall maintain the System accordingly for the duration of this Agreement. </w:t>
+        <w:t xml:space="preserve">: </w:t>
+      </w:r>
+    </w:p>
+    <w:p>
+      <w:pPr>
+        <w:spacing w:after="0" w:line="259" w:lineRule="auto"/>
+        <w:ind w:left="0" w:firstLine="0"/>
+        <w:jc w:val="left"/>
+      </w:pPr>
+      <w:r>
+        <w:t xml:space="preserve"> </w:t>
+      </w:r>
+    </w:p>
+    <w:p>
+      <w:pPr>
+        <w:ind w:left="812"/>
+      </w:pPr>
+      <w:r>
+        <w:t xml:space="preserve">The Roof-top Solar PV System meets the applicable norms for being integrated  into the Distribution Network, and that the Eligible Consumer shall maintain the System accordingly for the duration of this Agreement. </w:t>
       </w:r>
     </w:p>
     <w:p>
@@ -451,10 +342,9 @@
       <w:pPr>
         <w:numPr>
           <w:ilvl w:val="0"/>
-          <w:numId w:val="1"/>
+          <w:numId w:val="3"/>
         </w:numPr>
-        <w:spacing w:after="0" w:line="259" w:lineRule="auto"/>
-        <w:ind w:hanging="432"/>
+        <w:spacing w:line="259" w:lineRule="auto"/>
         <w:jc w:val="left"/>
       </w:pPr>
       <w:r>
@@ -464,120 +354,528 @@
         <w:t>Technical and Inter-connection Requirements</w:t>
       </w:r>
       <w:r>
-        <w:t xml:space="preserve"> </w:t>
-      </w:r>
-    </w:p>
-    <w:p>
-      <w:pPr>
-        <w:spacing w:after="0" w:line="259" w:lineRule="auto"/>
-        <w:ind w:left="0" w:firstLine="0"/>
-        <w:jc w:val="left"/>
-      </w:pPr>
-      <w:r>
-        <w:rPr>
-          <w:sz w:val="28"/>
-        </w:rPr>
-        <w:t xml:space="preserve"> </w:t>
+        <w:t xml:space="preserve">: </w:t>
+      </w:r>
+    </w:p>
+    <w:p>
+      <w:pPr>
+        <w:spacing w:after="0" w:line="259" w:lineRule="auto"/>
+        <w:ind w:left="0" w:firstLine="0"/>
+        <w:jc w:val="left"/>
+      </w:pPr>
+      <w:r>
+        <w:t xml:space="preserve"> </w:t>
+      </w:r>
+    </w:p>
+    <w:p>
+      <w:pPr>
+        <w:ind w:left="787" w:hanging="701"/>
+      </w:pPr>
+      <w:r>
+        <w:rPr>
+          <w:rFonts w:ascii="Arial" w:eastAsia="Arial" w:hAnsi="Arial" w:cs="Arial"/>
+        </w:rPr>
+        <w:t xml:space="preserve"> </w:t>
+      </w:r>
+      <w:r>
+        <w:t xml:space="preserve">The metering arrangement and the inter-connection of the Roof-top Solar PV System with the Network of the Licensee shall be as per the provisions of the Net Metering Regulations and the technical standards and norms specified by the Central Electricity Authority for connectivity of distributed generation resources and for the installation and operation of meters. </w:t>
+      </w:r>
+    </w:p>
+    <w:p>
+      <w:pPr>
+        <w:spacing w:after="0" w:line="259" w:lineRule="auto"/>
+        <w:ind w:left="0" w:firstLine="0"/>
+        <w:jc w:val="left"/>
+      </w:pPr>
+      <w:r>
+        <w:t xml:space="preserve"> </w:t>
+      </w:r>
+    </w:p>
+    <w:p>
+      <w:pPr>
+        <w:ind w:left="787" w:hanging="701"/>
+      </w:pPr>
+      <w:r>
+        <w:rPr>
+          <w:rFonts w:ascii="Arial" w:eastAsia="Arial" w:hAnsi="Arial" w:cs="Arial"/>
+        </w:rPr>
+        <w:t xml:space="preserve"> </w:t>
+      </w:r>
+      <w:r>
+        <w:t xml:space="preserve">The Eligible Consumer agrees, that he shall install, prior to connection of the Roof-top Solar PV System to the Network of the Licensee, an isolation device (both automatic and in built within inverter and external manual relays); and the </w:t>
+      </w:r>
+    </w:p>
+    <w:p>
+      <w:pPr>
+        <w:spacing w:after="45" w:line="259" w:lineRule="auto"/>
+        <w:ind w:left="101" w:firstLine="0"/>
+        <w:jc w:val="left"/>
+      </w:pPr>
+      <w:r>
+        <w:t xml:space="preserve"> </w:t>
+      </w:r>
+    </w:p>
+    <w:p>
+      <w:pPr>
+        <w:ind w:left="812"/>
+      </w:pPr>
+      <w:r>
+        <w:lastRenderedPageBreak/>
+        <w:t xml:space="preserve">Licensee shall have access to it if required for the repair and maintenance of the Distribution Network. </w:t>
+      </w:r>
+    </w:p>
+    <w:p>
+      <w:pPr>
+        <w:spacing w:after="0" w:line="259" w:lineRule="auto"/>
+        <w:ind w:left="0" w:firstLine="0"/>
+        <w:jc w:val="left"/>
+      </w:pPr>
+      <w:r>
+        <w:t xml:space="preserve"> </w:t>
+      </w:r>
+    </w:p>
+    <w:p>
+      <w:pPr>
+        <w:ind w:left="96"/>
+      </w:pPr>
+      <w:r>
+        <w:rPr>
+          <w:rFonts w:ascii="Arial" w:eastAsia="Arial" w:hAnsi="Arial" w:cs="Arial"/>
+        </w:rPr>
+        <w:t xml:space="preserve"> </w:t>
+      </w:r>
+      <w:r>
+        <w:t xml:space="preserve">The Licensee shall specify the interface/inter-connection point and metering point. </w:t>
+      </w:r>
+    </w:p>
+    <w:p>
+      <w:pPr>
+        <w:spacing w:after="0" w:line="259" w:lineRule="auto"/>
+        <w:ind w:left="0" w:firstLine="0"/>
+        <w:jc w:val="left"/>
+      </w:pPr>
+      <w:r>
+        <w:t xml:space="preserve"> </w:t>
+      </w:r>
+    </w:p>
+    <w:p>
+      <w:pPr>
+        <w:ind w:left="787" w:hanging="701"/>
+      </w:pPr>
+      <w:r>
+        <w:rPr>
+          <w:rFonts w:ascii="Arial" w:eastAsia="Arial" w:hAnsi="Arial" w:cs="Arial"/>
+        </w:rPr>
+        <w:t xml:space="preserve"> </w:t>
+      </w:r>
+      <w:r>
+        <w:t xml:space="preserve">The Eligible Consumer shall furnish all relevant data, such as voltage, frequency, circuit breaker, isolator position in his System, as and when required by the Licensee. </w:t>
+      </w:r>
+    </w:p>
+    <w:p>
+      <w:pPr>
+        <w:spacing w:after="0" w:line="259" w:lineRule="auto"/>
+        <w:ind w:left="0" w:firstLine="0"/>
+        <w:jc w:val="left"/>
+      </w:pPr>
+      <w:r>
+        <w:t xml:space="preserve"> </w:t>
+      </w:r>
+    </w:p>
+    <w:p>
+      <w:pPr>
+        <w:spacing w:after="0" w:line="259" w:lineRule="auto"/>
+        <w:ind w:left="0" w:firstLine="0"/>
+        <w:jc w:val="left"/>
+      </w:pPr>
+      <w:r>
+        <w:t xml:space="preserve"> </w:t>
+      </w:r>
+    </w:p>
+    <w:p>
+      <w:pPr>
+        <w:tabs>
+          <w:tab w:val="center" w:pos="1170"/>
+        </w:tabs>
+        <w:spacing w:line="259" w:lineRule="auto"/>
+        <w:ind w:left="0" w:firstLine="0"/>
+        <w:jc w:val="left"/>
+      </w:pPr>
+      <w:r>
+        <w:rPr>
+          <w:b/>
+        </w:rPr>
+        <w:t>3.</w:t>
+      </w:r>
+      <w:r>
+        <w:rPr>
+          <w:rFonts w:ascii="Arial" w:eastAsia="Arial" w:hAnsi="Arial" w:cs="Arial"/>
+          <w:b/>
+        </w:rPr>
+        <w:t xml:space="preserve"> </w:t>
+      </w:r>
+      <w:r>
+        <w:rPr>
+          <w:rFonts w:ascii="Arial" w:eastAsia="Arial" w:hAnsi="Arial" w:cs="Arial"/>
+          <w:b/>
+        </w:rPr>
+        <w:tab/>
+      </w:r>
+      <w:r>
+        <w:rPr>
+          <w:b/>
+        </w:rPr>
+        <w:t>Safety</w:t>
+      </w:r>
+      <w:r>
+        <w:t xml:space="preserve">: </w:t>
+      </w:r>
+    </w:p>
+    <w:p>
+      <w:pPr>
+        <w:spacing w:after="0" w:line="259" w:lineRule="auto"/>
+        <w:ind w:left="0" w:firstLine="0"/>
+        <w:jc w:val="left"/>
+      </w:pPr>
+      <w:r>
+        <w:t xml:space="preserve"> </w:t>
+      </w:r>
+    </w:p>
+    <w:p>
+      <w:pPr>
+        <w:ind w:left="787" w:hanging="701"/>
+      </w:pPr>
+      <w:r>
+        <w:rPr>
+          <w:rFonts w:ascii="Arial" w:eastAsia="Arial" w:hAnsi="Arial" w:cs="Arial"/>
+        </w:rPr>
+        <w:t xml:space="preserve"> </w:t>
+      </w:r>
+      <w:r>
+        <w:t xml:space="preserve">The equipment connected to the Licensee's Distribution System shall be compliant with relevant International (IEEE/IEC) or Indian Standards (BIS), as the case may be, and the installation of electrical equipment shall comply with the requirements specified by the Central Electricity Authority regarding safety and electricity supply. </w:t>
+      </w:r>
+    </w:p>
+    <w:p>
+      <w:pPr>
+        <w:spacing w:after="0" w:line="259" w:lineRule="auto"/>
+        <w:ind w:left="0" w:firstLine="0"/>
+        <w:jc w:val="left"/>
+      </w:pPr>
+      <w:r>
+        <w:t xml:space="preserve"> </w:t>
+      </w:r>
+    </w:p>
+    <w:p>
+      <w:pPr>
+        <w:ind w:left="787" w:hanging="701"/>
+      </w:pPr>
+      <w:r>
+        <w:rPr>
+          <w:rFonts w:ascii="Arial" w:eastAsia="Arial" w:hAnsi="Arial" w:cs="Arial"/>
+        </w:rPr>
+        <w:t xml:space="preserve"> </w:t>
+      </w:r>
+      <w:r>
+        <w:t xml:space="preserve">The design, installation, maintenance and operation of the Roof-top Solar PV System shall be undertaken in a manner conducive to the safety of the Roof-top Solar PV System as well as the Licensee's Network. </w:t>
+      </w:r>
+    </w:p>
+    <w:p>
+      <w:pPr>
+        <w:spacing w:after="0" w:line="259" w:lineRule="auto"/>
+        <w:ind w:left="0" w:firstLine="0"/>
+        <w:jc w:val="left"/>
+      </w:pPr>
+      <w:r>
+        <w:t xml:space="preserve"> </w:t>
+      </w:r>
+    </w:p>
+    <w:p>
+      <w:pPr>
+        <w:ind w:left="787" w:hanging="701"/>
+      </w:pPr>
+      <w:r>
+        <w:rPr>
+          <w:rFonts w:ascii="Arial" w:eastAsia="Arial" w:hAnsi="Arial" w:cs="Arial"/>
+        </w:rPr>
+        <w:t xml:space="preserve"> </w:t>
+      </w:r>
+      <w:r>
+        <w:t xml:space="preserve">If, at any time, the Licensee determines that the Eligible Consumer's Roof-top  Solar PV System is causing or may cause damage to and/or results in the  Licensee's other consumers or its assets, the Eligible Consumer shall disconnect  the Roof-top Solar PV System from the distribution Network upon direction from the Licensee, and  Shall undertake corrective measures at his own expense prior to re-connection. </w:t>
+      </w:r>
+    </w:p>
+    <w:p>
+      <w:pPr>
+        <w:spacing w:after="0" w:line="259" w:lineRule="auto"/>
+        <w:ind w:left="0" w:firstLine="0"/>
+        <w:jc w:val="left"/>
+      </w:pPr>
+      <w:r>
+        <w:t xml:space="preserve"> </w:t>
+      </w:r>
+    </w:p>
+    <w:p>
+      <w:pPr>
+        <w:ind w:left="787" w:hanging="701"/>
+      </w:pPr>
+      <w:r>
+        <w:rPr>
+          <w:rFonts w:ascii="Arial" w:eastAsia="Arial" w:hAnsi="Arial" w:cs="Arial"/>
+        </w:rPr>
+        <w:t xml:space="preserve"> </w:t>
+      </w:r>
+      <w:r>
+        <w:t xml:space="preserve">       The Licensee shall not be responsible for any accident resulting in injury to human beings or animals or damage to property that may occur due to back- feeding from the Roof-top Solar PV System when the grid supply is off. The Licensee may disconnect the installation at any time in the event of such exigencies to prevent such accident. </w:t>
+      </w:r>
+    </w:p>
+    <w:p>
+      <w:pPr>
+        <w:spacing w:after="0" w:line="259" w:lineRule="auto"/>
+        <w:ind w:left="0" w:firstLine="0"/>
+        <w:jc w:val="left"/>
+      </w:pPr>
+      <w:r>
+        <w:t xml:space="preserve"> </w:t>
+      </w:r>
+    </w:p>
+    <w:p>
+      <w:pPr>
+        <w:numPr>
+          <w:ilvl w:val="0"/>
+          <w:numId w:val="4"/>
+        </w:numPr>
+        <w:spacing w:line="259" w:lineRule="auto"/>
+        <w:jc w:val="left"/>
+      </w:pPr>
+      <w:r>
+        <w:rPr>
+          <w:b/>
+        </w:rPr>
+        <w:t>Other Clearances and Approvals</w:t>
+      </w:r>
+      <w:r>
+        <w:t xml:space="preserve">: </w:t>
+      </w:r>
+    </w:p>
+    <w:p>
+      <w:pPr>
+        <w:spacing w:after="0" w:line="259" w:lineRule="auto"/>
+        <w:ind w:left="0" w:firstLine="0"/>
+        <w:jc w:val="left"/>
+      </w:pPr>
+      <w:r>
+        <w:t xml:space="preserve"> </w:t>
+      </w:r>
+    </w:p>
+    <w:p>
+      <w:pPr>
+        <w:ind w:left="812"/>
+      </w:pPr>
+      <w:r>
+        <w:t xml:space="preserve">The Eligible Consumer shall obtain any statutory approvals and clearances that maybe required, such as from the Electrical Inspector or the municipal or other authorities, before connecting the Roof-top Solar PV System to the distribution Network. </w:t>
+      </w:r>
+    </w:p>
+    <w:p>
+      <w:pPr>
+        <w:spacing w:after="0" w:line="259" w:lineRule="auto"/>
+        <w:ind w:left="0" w:firstLine="0"/>
+        <w:jc w:val="left"/>
+      </w:pPr>
+      <w:r>
+        <w:t xml:space="preserve"> </w:t>
+      </w:r>
+    </w:p>
+    <w:p>
+      <w:pPr>
+        <w:numPr>
+          <w:ilvl w:val="0"/>
+          <w:numId w:val="4"/>
+        </w:numPr>
+        <w:spacing w:line="259" w:lineRule="auto"/>
+        <w:jc w:val="left"/>
+      </w:pPr>
+      <w:r>
+        <w:rPr>
+          <w:b/>
+        </w:rPr>
+        <w:t>Period of Agreement, and Termination</w:t>
+      </w:r>
+      <w:r>
+        <w:t xml:space="preserve">: </w:t>
+      </w:r>
+    </w:p>
+    <w:p>
+      <w:pPr>
+        <w:ind w:left="96"/>
+      </w:pPr>
+      <w:r>
+        <w:t xml:space="preserve">This Agreement shall be for a period for 20 years, but may be terminated prematurely </w:t>
       </w:r>
     </w:p>
     <w:p>
       <w:pPr>
         <w:numPr>
           <w:ilvl w:val="1"/>
-          <w:numId w:val="1"/>
+          <w:numId w:val="5"/>
         </w:numPr>
-        <w:ind w:right="14" w:hanging="576"/>
-      </w:pPr>
-      <w:r>
-        <w:t xml:space="preserve">The metering arrangement and the inter-connection of the Renewable Energy Generating System with the Network of MSEDCL shall be as per the provisions of the Grid Interactive Renewable Regulations, and the technical standards and norms specified by the Central Electricity Authority for connectivity of distributed generation resources and for the installation and operation of meters. </w:t>
-      </w:r>
-    </w:p>
-    <w:p>
-      <w:pPr>
-        <w:spacing w:after="0" w:line="259" w:lineRule="auto"/>
-        <w:ind w:left="0" w:firstLine="0"/>
-        <w:jc w:val="left"/>
-      </w:pPr>
-      <w:r>
-        <w:t xml:space="preserve"> </w:t>
+        <w:spacing w:after="1" w:line="248" w:lineRule="auto"/>
+        <w:ind w:left="1160"/>
+      </w:pPr>
+      <w:r>
+        <w:t xml:space="preserve">By mutual consent; or </w:t>
       </w:r>
     </w:p>
     <w:p>
       <w:pPr>
         <w:numPr>
           <w:ilvl w:val="1"/>
-          <w:numId w:val="1"/>
+          <w:numId w:val="5"/>
         </w:numPr>
-        <w:spacing w:after="0" w:line="310" w:lineRule="auto"/>
-        <w:ind w:right="14" w:hanging="576"/>
-      </w:pPr>
-      <w:r>
-        <w:t xml:space="preserve">The Eligible Consumer agrees, that he shall install, prior to connection of the Renewable Energy Generating System to the Network of MSEDCL, an isolation device (both </w:t>
-      </w:r>
-      <w:r>
-        <w:lastRenderedPageBreak/>
-        <w:t xml:space="preserve">automatic and in-built within inverter and external manual relays); and MSEDCL shall have access to it if required for the repair and maintenance of the distribution Network. </w:t>
-      </w:r>
-    </w:p>
-    <w:p>
-      <w:pPr>
-        <w:spacing w:after="0" w:line="259" w:lineRule="auto"/>
-        <w:ind w:left="0" w:firstLine="0"/>
-        <w:jc w:val="left"/>
-      </w:pPr>
-      <w:r>
-        <w:t xml:space="preserve"> </w:t>
+        <w:spacing w:after="1" w:line="248" w:lineRule="auto"/>
+        <w:ind w:left="1160"/>
+      </w:pPr>
+      <w:r>
+        <w:t xml:space="preserve">By the Eligible Consumer, by giving 30 days' notice to the Licensee ; </w:t>
       </w:r>
     </w:p>
     <w:p>
       <w:pPr>
         <w:numPr>
           <w:ilvl w:val="1"/>
-          <w:numId w:val="1"/>
+          <w:numId w:val="5"/>
+        </w:numPr>
+        <w:spacing w:after="1" w:line="248" w:lineRule="auto"/>
+        <w:ind w:left="1160"/>
+      </w:pPr>
+      <w:r>
+        <w:t xml:space="preserve">By the Licensee, by giving 30 days' notice, if the Eligible Consumer breaches any terms of this Agreement or the provisions of the Net Metering Regulations and does not remedy such breach within 30 days, or such other reasonable period as may be provided, of </w:t>
+      </w:r>
+      <w:r>
+        <w:lastRenderedPageBreak/>
+        <w:t xml:space="preserve">receiving notice of such breach, or for any other valid reason communicated by the Licensee in writing. </w:t>
+      </w:r>
+    </w:p>
+    <w:p>
+      <w:pPr>
+        <w:spacing w:after="0" w:line="259" w:lineRule="auto"/>
+        <w:ind w:left="0" w:firstLine="0"/>
+        <w:jc w:val="left"/>
+      </w:pPr>
+      <w:r>
+        <w:rPr>
+          <w:sz w:val="26"/>
+        </w:rPr>
+        <w:t xml:space="preserve"> </w:t>
+      </w:r>
+    </w:p>
+    <w:p>
+      <w:pPr>
+        <w:numPr>
+          <w:ilvl w:val="0"/>
+          <w:numId w:val="4"/>
         </w:numPr>
         <w:spacing w:line="259" w:lineRule="auto"/>
-        <w:ind w:right="14" w:hanging="576"/>
-      </w:pPr>
-      <w:r>
-        <w:t xml:space="preserve">MSEDCL shall specify the interface/inter-connection point and metering point. </w:t>
-      </w:r>
-    </w:p>
-    <w:p>
-      <w:pPr>
-        <w:spacing w:after="37" w:line="259" w:lineRule="auto"/>
-        <w:ind w:left="0" w:firstLine="0"/>
-        <w:jc w:val="left"/>
-      </w:pPr>
-      <w:r>
-        <w:rPr>
-          <w:sz w:val="12"/>
-        </w:rPr>
-        <w:t xml:space="preserve"> </w:t>
-      </w:r>
-    </w:p>
-    <w:p>
-      <w:pPr>
-        <w:spacing w:after="8" w:line="259" w:lineRule="auto"/>
-        <w:ind w:left="0" w:firstLine="0"/>
-        <w:jc w:val="left"/>
-      </w:pPr>
-      <w:r>
-        <w:rPr>
-          <w:sz w:val="20"/>
-        </w:rPr>
-        <w:t xml:space="preserve"> </w:t>
-      </w:r>
-    </w:p>
-    <w:p>
-      <w:pPr>
-        <w:numPr>
-          <w:ilvl w:val="1"/>
-          <w:numId w:val="1"/>
-        </w:numPr>
-        <w:ind w:right="14" w:hanging="576"/>
-      </w:pPr>
-      <w:r>
-        <w:t xml:space="preserve">The Eligible Consumer shall furnish all relevant data, such as voltage, frequency, circuit breaker, isolator position in his System, as and when required by MSEDCL. </w:t>
+        <w:jc w:val="left"/>
+      </w:pPr>
+      <w:r>
+        <w:rPr>
+          <w:b/>
+        </w:rPr>
+        <w:t xml:space="preserve">Access and Disconnection: </w:t>
+      </w:r>
+    </w:p>
+    <w:p>
+      <w:pPr>
+        <w:spacing w:after="0" w:line="259" w:lineRule="auto"/>
+        <w:ind w:left="0" w:firstLine="0"/>
+        <w:jc w:val="left"/>
+      </w:pPr>
+      <w:r>
+        <w:rPr>
+          <w:b/>
+        </w:rPr>
+        <w:t xml:space="preserve"> </w:t>
+      </w:r>
+    </w:p>
+    <w:p>
+      <w:pPr>
+        <w:ind w:left="787" w:hanging="701"/>
+      </w:pPr>
+      <w:r>
+        <w:rPr>
+          <w:rFonts w:ascii="Arial" w:eastAsia="Arial" w:hAnsi="Arial" w:cs="Arial"/>
+        </w:rPr>
+        <w:t xml:space="preserve"> </w:t>
+      </w:r>
+      <w:r>
+        <w:t xml:space="preserve">The Eligible Consumer shall provide access to the Licensee to the metering equipment and disconnecting devices of Roof-top Solar PV System,  both automatic and manual, by the Eligible Consumer. </w:t>
+      </w:r>
+    </w:p>
+    <w:p>
+      <w:pPr>
+        <w:spacing w:after="0" w:line="259" w:lineRule="auto"/>
+        <w:ind w:left="0" w:firstLine="0"/>
+        <w:jc w:val="left"/>
+      </w:pPr>
+      <w:r>
+        <w:t xml:space="preserve"> </w:t>
+      </w:r>
+    </w:p>
+    <w:p>
+      <w:pPr>
+        <w:ind w:left="787" w:hanging="701"/>
+      </w:pPr>
+      <w:r>
+        <w:rPr>
+          <w:rFonts w:ascii="Arial" w:eastAsia="Arial" w:hAnsi="Arial" w:cs="Arial"/>
+        </w:rPr>
+        <w:t xml:space="preserve"> </w:t>
+      </w:r>
+      <w:r>
+        <w:t xml:space="preserve">If, in an emergent or outage situation, the Licensee cannot access  the  disconnecting devices of the Roof-top Solar PV System, both automatic and manual, it may disconnect power supply to the premises. </w:t>
+      </w:r>
+    </w:p>
+    <w:p>
+      <w:pPr>
+        <w:spacing w:after="0" w:line="259" w:lineRule="auto"/>
+        <w:ind w:left="101" w:firstLine="0"/>
+        <w:jc w:val="left"/>
+      </w:pPr>
+      <w:r>
+        <w:t xml:space="preserve"> </w:t>
+      </w:r>
+    </w:p>
+    <w:p>
+      <w:pPr>
+        <w:spacing w:after="0" w:line="259" w:lineRule="auto"/>
+        <w:ind w:left="101" w:firstLine="0"/>
+        <w:jc w:val="left"/>
+      </w:pPr>
+      <w:r>
+        <w:rPr>
+          <w:rFonts w:ascii="Arial" w:eastAsia="Arial" w:hAnsi="Arial" w:cs="Arial"/>
+        </w:rPr>
+        <w:t xml:space="preserve"> </w:t>
+      </w:r>
+      <w:r>
+        <w:t xml:space="preserve"> </w:t>
+      </w:r>
+    </w:p>
+    <w:p>
+      <w:pPr>
+        <w:spacing w:after="0" w:line="259" w:lineRule="auto"/>
+        <w:ind w:left="0" w:firstLine="0"/>
+        <w:jc w:val="left"/>
+      </w:pPr>
+      <w:r>
+        <w:t xml:space="preserve"> </w:t>
+      </w:r>
+    </w:p>
+    <w:p>
+      <w:pPr>
+        <w:ind w:left="787" w:hanging="701"/>
+      </w:pPr>
+      <w:r>
+        <w:t xml:space="preserve">6.3 Upon termination of this Agreement under Clause 5, the Eligible Consumer shall disconnect the Roof-top Solar PV System forthwith from the Network of the Licensee. </w:t>
       </w:r>
     </w:p>
     <w:p>
@@ -594,111 +892,67 @@
       <w:pPr>
         <w:numPr>
           <w:ilvl w:val="0"/>
-          <w:numId w:val="1"/>
+          <w:numId w:val="4"/>
         </w:numPr>
-        <w:spacing w:after="0" w:line="259" w:lineRule="auto"/>
-        <w:ind w:hanging="432"/>
+        <w:spacing w:line="259" w:lineRule="auto"/>
         <w:jc w:val="left"/>
       </w:pPr>
       <w:r>
         <w:rPr>
           <w:b/>
         </w:rPr>
-        <w:t>Safety</w:t>
-      </w:r>
-      <w:r>
-        <w:t xml:space="preserve"> </w:t>
-      </w:r>
-    </w:p>
-    <w:p>
-      <w:pPr>
-        <w:spacing w:after="0" w:line="259" w:lineRule="auto"/>
-        <w:ind w:left="0" w:firstLine="0"/>
-        <w:jc w:val="left"/>
-      </w:pPr>
-      <w:r>
-        <w:rPr>
-          <w:sz w:val="28"/>
-        </w:rPr>
-        <w:t xml:space="preserve"> </w:t>
-      </w:r>
-    </w:p>
-    <w:p>
-      <w:pPr>
-        <w:numPr>
-          <w:ilvl w:val="1"/>
-          <w:numId w:val="1"/>
-        </w:numPr>
-        <w:ind w:right="14" w:hanging="576"/>
-      </w:pPr>
-      <w:r>
-        <w:t xml:space="preserve">The equipment connected to MSEDCL’s distribution System shall be compliant with relevant International (IEEE/IEC) or Indian standards (BIS), as the case may be, and the installation of electrical equipment shall comply with the requirements specified by the Central Electricity Authority regarding safety and electricity supply. </w:t>
-      </w:r>
-    </w:p>
-    <w:p>
-      <w:pPr>
-        <w:spacing w:after="0" w:line="259" w:lineRule="auto"/>
-        <w:ind w:left="0" w:firstLine="0"/>
-        <w:jc w:val="left"/>
-      </w:pPr>
-      <w:r>
-        <w:t xml:space="preserve"> </w:t>
-      </w:r>
-    </w:p>
-    <w:p>
-      <w:pPr>
-        <w:numPr>
-          <w:ilvl w:val="1"/>
-          <w:numId w:val="1"/>
-        </w:numPr>
-        <w:ind w:right="14" w:hanging="576"/>
-      </w:pPr>
-      <w:r>
-        <w:t xml:space="preserve">The design, installation, maintenance and operation of the Renewable Energy Generating System shall be undertaken in a manner conducive to the safety of the Renewable Energy Generating System as well as MSEDCL’s Network. </w:t>
-      </w:r>
-    </w:p>
-    <w:p>
-      <w:pPr>
-        <w:spacing w:after="0" w:line="259" w:lineRule="auto"/>
-        <w:ind w:left="0" w:firstLine="0"/>
-        <w:jc w:val="left"/>
-      </w:pPr>
-      <w:r>
-        <w:t xml:space="preserve"> </w:t>
-      </w:r>
-    </w:p>
-    <w:p>
-      <w:pPr>
-        <w:numPr>
-          <w:ilvl w:val="1"/>
-          <w:numId w:val="1"/>
-        </w:numPr>
-        <w:ind w:right="14" w:hanging="576"/>
-      </w:pPr>
-      <w:r>
-        <w:t xml:space="preserve">If, at any time, MSEDCL determines that the Eligible Consumer’s Renewable Energy Generating System is causing or may cause damage to and/or results in MSEDCL’s other consumers or its assets, the Eligible Consumer shall disconnect the Renewable Energy Generating System from the distribution Network upon direction from MSEDCL, and shall undertake corrective measures at his own expense prior to re- connection. </w:t>
-      </w:r>
-    </w:p>
-    <w:p>
-      <w:pPr>
-        <w:spacing w:after="0" w:line="259" w:lineRule="auto"/>
-        <w:ind w:left="0" w:firstLine="0"/>
-        <w:jc w:val="left"/>
-      </w:pPr>
-      <w:r>
-        <w:t xml:space="preserve"> </w:t>
-      </w:r>
-    </w:p>
-    <w:p>
-      <w:pPr>
-        <w:numPr>
-          <w:ilvl w:val="1"/>
-          <w:numId w:val="1"/>
-        </w:numPr>
-        <w:ind w:right="14" w:hanging="576"/>
-      </w:pPr>
-      <w:r>
-        <w:t xml:space="preserve">MSEDCL shall not be responsible for any accident resulting in injury to human beings or animals or damage to property that may occur due to back-feeding from the Renewable Energy Generating System when the grid supply is off. MSEDCL may disconnect the installation at any time in the event of such exigencies to prevent such accident. </w:t>
+        <w:t>Liabilities</w:t>
+      </w:r>
+      <w:r>
+        <w:t xml:space="preserve">: </w:t>
+      </w:r>
+    </w:p>
+    <w:p>
+      <w:pPr>
+        <w:spacing w:after="0" w:line="259" w:lineRule="auto"/>
+        <w:ind w:left="0" w:firstLine="0"/>
+        <w:jc w:val="left"/>
+      </w:pPr>
+      <w:r>
+        <w:t xml:space="preserve"> </w:t>
+      </w:r>
+    </w:p>
+    <w:p>
+      <w:pPr>
+        <w:ind w:left="787" w:hanging="701"/>
+      </w:pPr>
+      <w:r>
+        <w:rPr>
+          <w:rFonts w:ascii="Arial" w:eastAsia="Arial" w:hAnsi="Arial" w:cs="Arial"/>
+        </w:rPr>
+        <w:t xml:space="preserve"> </w:t>
+      </w:r>
+      <w:r>
+        <w:t xml:space="preserve">The Parties shall indemnify each other for damages or adverse effects of either Party's negligence or misconduct during the installation of the Roof-top Solar PV System, connectivity with the distribution Network and operation of the System. </w:t>
+      </w:r>
+    </w:p>
+    <w:p>
+      <w:pPr>
+        <w:spacing w:after="0" w:line="259" w:lineRule="auto"/>
+        <w:ind w:left="0" w:firstLine="0"/>
+        <w:jc w:val="left"/>
+      </w:pPr>
+      <w:r>
+        <w:t xml:space="preserve"> </w:t>
+      </w:r>
+    </w:p>
+    <w:p>
+      <w:pPr>
+        <w:ind w:left="787" w:hanging="701"/>
+      </w:pPr>
+      <w:r>
+        <w:rPr>
+          <w:rFonts w:ascii="Arial" w:eastAsia="Arial" w:hAnsi="Arial" w:cs="Arial"/>
+        </w:rPr>
+        <w:t xml:space="preserve"> </w:t>
+      </w:r>
+      <w:r>
+        <w:t xml:space="preserve">The Parties shall not be liable to each other for any loss of profits or revenues, business interruption losses, loss of contract or goodwill, or for indirect, consequential, incidental or special damages including, but not limited to, punitive or exemplary damages, whether any of these liabilities, losses or damages arise in contract, or otherwise. </w:t>
       </w:r>
     </w:p>
     <w:p>
@@ -715,41 +969,203 @@
       <w:pPr>
         <w:numPr>
           <w:ilvl w:val="0"/>
-          <w:numId w:val="1"/>
+          <w:numId w:val="4"/>
         </w:numPr>
-        <w:spacing w:after="0" w:line="259" w:lineRule="auto"/>
-        <w:ind w:hanging="432"/>
+        <w:spacing w:line="259" w:lineRule="auto"/>
         <w:jc w:val="left"/>
       </w:pPr>
       <w:r>
         <w:rPr>
           <w:b/>
         </w:rPr>
-        <w:t>Other Clearances and Approvals</w:t>
-      </w:r>
-      <w:r>
-        <w:t xml:space="preserve"> </w:t>
-      </w:r>
-    </w:p>
-    <w:p>
-      <w:pPr>
-        <w:spacing w:after="0" w:line="259" w:lineRule="auto"/>
-        <w:ind w:left="0" w:firstLine="0"/>
-        <w:jc w:val="left"/>
-      </w:pPr>
-      <w:r>
-        <w:rPr>
-          <w:sz w:val="28"/>
-        </w:rPr>
-        <w:t xml:space="preserve"> </w:t>
-      </w:r>
-    </w:p>
-    <w:p>
-      <w:pPr>
-        <w:ind w:left="792" w:right="14" w:firstLine="0"/>
-      </w:pPr>
-      <w:r>
-        <w:t xml:space="preserve">The Eligible Consumer shall obtain any statutory approvals and clearances that may be required, such as from the Electrical Inspector or the municipal or other authorities, before connecting the Renewable Energy Generating System to the distribution Network. </w:t>
+        <w:t>Commercial Settlement</w:t>
+      </w:r>
+      <w:r>
+        <w:t xml:space="preserve">: </w:t>
+      </w:r>
+    </w:p>
+    <w:p>
+      <w:pPr>
+        <w:spacing w:after="0" w:line="259" w:lineRule="auto"/>
+        <w:ind w:left="0" w:firstLine="0"/>
+        <w:jc w:val="left"/>
+      </w:pPr>
+      <w:r>
+        <w:t xml:space="preserve"> </w:t>
+      </w:r>
+    </w:p>
+    <w:p>
+      <w:pPr>
+        <w:ind w:left="821"/>
+      </w:pPr>
+      <w:r>
+        <w:t xml:space="preserve">The commercial settlements under this Agreement shall be in accordance with the Net Metering Regulations. </w:t>
+      </w:r>
+    </w:p>
+    <w:p>
+      <w:pPr>
+        <w:spacing w:after="0" w:line="259" w:lineRule="auto"/>
+        <w:ind w:left="7" w:firstLine="0"/>
+        <w:jc w:val="left"/>
+      </w:pPr>
+      <w:r>
+        <w:t xml:space="preserve"> </w:t>
+      </w:r>
+    </w:p>
+    <w:p>
+      <w:pPr>
+        <w:ind w:left="821"/>
+      </w:pPr>
+      <w:r>
+        <w:t xml:space="preserve">The Licensee shall not be liable to compensate the Eligible Consumer if his Rooftop Solar PV System is unable to inject surplus power generated into the </w:t>
+      </w:r>
+    </w:p>
+    <w:p>
+      <w:pPr>
+        <w:ind w:left="821"/>
+      </w:pPr>
+      <w:r>
+        <w:t xml:space="preserve">Licensee's Network on account of failure of power supply in the grid/Network. </w:t>
+      </w:r>
+    </w:p>
+    <w:p>
+      <w:pPr>
+        <w:spacing w:after="0" w:line="259" w:lineRule="auto"/>
+        <w:ind w:left="7" w:firstLine="0"/>
+        <w:jc w:val="left"/>
+      </w:pPr>
+      <w:r>
+        <w:t xml:space="preserve"> </w:t>
+      </w:r>
+    </w:p>
+    <w:p>
+      <w:pPr>
+        <w:spacing w:after="0" w:line="243" w:lineRule="auto"/>
+        <w:ind w:left="811" w:firstLine="0"/>
+        <w:jc w:val="left"/>
+      </w:pPr>
+      <w:r>
+        <w:t xml:space="preserve">The existing metering System, if not in accordance with the Net Metering Regulations, shall be replaced by a bi-directional meter (whole current/CT operated) or a pair of meters (as per the definition of 'Net Meter' in the </w:t>
+      </w:r>
+      <w:r>
+        <w:rPr>
+          <w:sz w:val="22"/>
+        </w:rPr>
+        <w:t xml:space="preserve">Regulations),  </w:t>
+      </w:r>
+    </w:p>
+    <w:p>
+      <w:pPr>
+        <w:spacing w:after="0" w:line="259" w:lineRule="auto"/>
+        <w:ind w:left="811" w:firstLine="0"/>
+        <w:jc w:val="left"/>
+      </w:pPr>
+      <w:r>
+        <w:rPr>
+          <w:sz w:val="22"/>
+        </w:rPr>
+        <w:t xml:space="preserve"> </w:t>
+      </w:r>
+    </w:p>
+    <w:p>
+      <w:pPr>
+        <w:spacing w:after="0" w:line="259" w:lineRule="auto"/>
+        <w:ind w:left="811" w:firstLine="0"/>
+        <w:jc w:val="left"/>
+      </w:pPr>
+      <w:r>
+        <w:rPr>
+          <w:sz w:val="22"/>
+        </w:rPr>
+        <w:t xml:space="preserve"> </w:t>
+      </w:r>
+    </w:p>
+    <w:p>
+      <w:pPr>
+        <w:spacing w:after="0" w:line="259" w:lineRule="auto"/>
+        <w:ind w:left="811" w:firstLine="0"/>
+        <w:jc w:val="left"/>
+      </w:pPr>
+      <w:r>
+        <w:rPr>
+          <w:sz w:val="22"/>
+        </w:rPr>
+        <w:t xml:space="preserve"> </w:t>
+      </w:r>
+    </w:p>
+    <w:p>
+      <w:pPr>
+        <w:spacing w:after="0" w:line="259" w:lineRule="auto"/>
+        <w:ind w:left="811" w:firstLine="0"/>
+        <w:jc w:val="left"/>
+      </w:pPr>
+      <w:r>
+        <w:rPr>
+          <w:sz w:val="22"/>
+        </w:rPr>
+        <w:t xml:space="preserve"> </w:t>
+      </w:r>
+    </w:p>
+    <w:p>
+      <w:pPr>
+        <w:spacing w:after="30" w:line="240" w:lineRule="auto"/>
+        <w:ind w:left="811" w:firstLine="0"/>
+        <w:jc w:val="left"/>
+      </w:pPr>
+      <w:r>
+        <w:rPr>
+          <w:sz w:val="22"/>
+        </w:rPr>
+        <w:lastRenderedPageBreak/>
+        <w:t xml:space="preserve">and a separate generation meter may be provided to measure Solar power generation. The bidirectional meter (whole current/CT operated) or pair of meters shall be installed at the interconnection point to the Licensee's Network for recording export and import of energy. </w:t>
+      </w:r>
+    </w:p>
+    <w:p>
+      <w:pPr>
+        <w:spacing w:after="0" w:line="259" w:lineRule="auto"/>
+        <w:ind w:left="0" w:firstLine="0"/>
+        <w:jc w:val="left"/>
+      </w:pPr>
+      <w:r>
+        <w:t xml:space="preserve"> </w:t>
+      </w:r>
+    </w:p>
+    <w:p>
+      <w:pPr>
+        <w:ind w:left="787" w:hanging="701"/>
+      </w:pPr>
+      <w:r>
+        <w:rPr>
+          <w:rFonts w:ascii="Arial" w:eastAsia="Arial" w:hAnsi="Arial" w:cs="Arial"/>
+        </w:rPr>
+        <w:t xml:space="preserve"> </w:t>
+      </w:r>
+      <w:r>
+        <w:t xml:space="preserve">The uni-directional and bi-directional or pair of meters shall be fixed in separate meter boxes in the same proximity. </w:t>
+      </w:r>
+    </w:p>
+    <w:p>
+      <w:pPr>
+        <w:spacing w:after="0" w:line="259" w:lineRule="auto"/>
+        <w:ind w:left="0" w:firstLine="0"/>
+        <w:jc w:val="left"/>
+      </w:pPr>
+      <w:r>
+        <w:t xml:space="preserve"> </w:t>
+      </w:r>
+    </w:p>
+    <w:p>
+      <w:pPr>
+        <w:ind w:left="787" w:hanging="701"/>
+      </w:pPr>
+      <w:r>
+        <w:rPr>
+          <w:rFonts w:ascii="Arial" w:eastAsia="Arial" w:hAnsi="Arial" w:cs="Arial"/>
+        </w:rPr>
+        <w:t xml:space="preserve"> </w:t>
+      </w:r>
+      <w:r>
+        <w:t xml:space="preserve">The Licensee shall issue monthly electricity bill for the net metered energy on the scheduled date of meter reading. If the exported energy exceeds the imported energy, the Licensee shall show the net energy exported as credited Units of electricity as specified in the Net Metering Regulations, 2015. If the exported energy is less than the imported energy, the Eligible Consumer shall pay the Distribution Licensee for the net energy imported at the prevailing tariff approved by the Commission for the consumer category to which he belongs. </w:t>
       </w:r>
     </w:p>
     <w:p>
@@ -766,118 +1182,37 @@
       <w:pPr>
         <w:numPr>
           <w:ilvl w:val="0"/>
-          <w:numId w:val="1"/>
-        </w:numPr>
-        <w:spacing w:after="0" w:line="259" w:lineRule="auto"/>
-        <w:ind w:hanging="432"/>
-        <w:jc w:val="left"/>
-      </w:pPr>
-      <w:r>
-        <w:rPr>
-          <w:b/>
-        </w:rPr>
-        <w:t>Period of Agreement, and Termination</w:t>
-      </w:r>
-      <w:r>
-        <w:t xml:space="preserve"> </w:t>
-      </w:r>
-    </w:p>
-    <w:p>
-      <w:pPr>
-        <w:spacing w:after="0" w:line="259" w:lineRule="auto"/>
-        <w:ind w:left="0" w:firstLine="0"/>
-        <w:jc w:val="left"/>
-      </w:pPr>
-      <w:r>
-        <w:rPr>
-          <w:sz w:val="28"/>
-        </w:rPr>
-        <w:t xml:space="preserve"> </w:t>
-      </w:r>
-    </w:p>
-    <w:p>
-      <w:pPr>
-        <w:numPr>
-          <w:ilvl w:val="1"/>
-          <w:numId w:val="1"/>
-        </w:numPr>
-        <w:spacing w:line="518" w:lineRule="auto"/>
-        <w:ind w:right="14" w:hanging="576"/>
-      </w:pPr>
-      <w:r>
-        <w:t xml:space="preserve">This Agreement shall be for a period for 20 years, but may be terminated prematurely </w:t>
-      </w:r>
-      <w:proofErr w:type="gramStart"/>
-      <w:r>
-        <w:t>a)  By</w:t>
-      </w:r>
-      <w:proofErr w:type="gramEnd"/>
-      <w:r>
-        <w:t xml:space="preserve"> mutual consent; or </w:t>
-      </w:r>
-    </w:p>
-    <w:p>
-      <w:pPr>
-        <w:numPr>
-          <w:ilvl w:val="2"/>
-          <w:numId w:val="1"/>
+          <w:numId w:val="6"/>
         </w:numPr>
         <w:spacing w:line="259" w:lineRule="auto"/>
-        <w:ind w:right="14" w:hanging="360"/>
-      </w:pPr>
-      <w:r>
-        <w:t xml:space="preserve">By the Eligible Consumer, by giving 90 days’ notice to MSEDCL; </w:t>
-      </w:r>
-    </w:p>
-    <w:p>
-      <w:pPr>
-        <w:spacing w:after="11" w:line="259" w:lineRule="auto"/>
-        <w:ind w:left="0" w:firstLine="0"/>
-        <w:jc w:val="left"/>
-      </w:pPr>
-      <w:r>
-        <w:rPr>
-          <w:sz w:val="20"/>
-        </w:rPr>
-        <w:t xml:space="preserve"> </w:t>
-      </w:r>
-    </w:p>
-    <w:p>
-      <w:pPr>
-        <w:numPr>
-          <w:ilvl w:val="2"/>
-          <w:numId w:val="1"/>
-        </w:numPr>
-        <w:ind w:right="14" w:hanging="360"/>
-      </w:pPr>
-      <w:r>
-        <w:lastRenderedPageBreak/>
-        <w:t xml:space="preserve">By MSEDCL, by giving 30 days’ notice, if the Eligible Consumer breaches any terms of this Agreement or the provisions of the Grid Interactive Rooftop Renewable Energy Generating Systems Regulations and does not remedy such breach within 30 days, or such other reasonable period as may be provided, of receiving notice of such breach, or for any other valid reason communicated by MSEDCL in writing; </w:t>
-      </w:r>
-    </w:p>
-    <w:p>
-      <w:pPr>
-        <w:spacing w:after="96" w:line="259" w:lineRule="auto"/>
-        <w:ind w:left="0" w:firstLine="0"/>
-        <w:jc w:val="left"/>
-      </w:pPr>
-      <w:r>
-        <w:rPr>
-          <w:sz w:val="12"/>
-        </w:rPr>
-        <w:t xml:space="preserve"> </w:t>
-      </w:r>
-    </w:p>
-    <w:p>
-      <w:pPr>
-        <w:numPr>
-          <w:ilvl w:val="2"/>
-          <w:numId w:val="1"/>
-        </w:numPr>
-        <w:ind w:right="14" w:hanging="360"/>
-      </w:pPr>
-      <w:r>
-        <w:t xml:space="preserve">By MSEDCL, by giving 30 days’ notice, if the Eligible Consumer fails to pay his dues in a timely manner or indulges in any malpractices. </w:t>
+        <w:jc w:val="left"/>
+      </w:pPr>
+      <w:r>
+        <w:rPr>
+          <w:b/>
+        </w:rPr>
+        <w:t xml:space="preserve">Connection Costs: </w:t>
+      </w:r>
+    </w:p>
+    <w:p>
+      <w:pPr>
+        <w:spacing w:after="0" w:line="259" w:lineRule="auto"/>
+        <w:ind w:left="0" w:firstLine="0"/>
+        <w:jc w:val="left"/>
+      </w:pPr>
+      <w:r>
+        <w:rPr>
+          <w:b/>
+        </w:rPr>
+        <w:t xml:space="preserve"> </w:t>
+      </w:r>
+    </w:p>
+    <w:p>
+      <w:pPr>
+        <w:ind w:left="812"/>
+      </w:pPr>
+      <w:r>
+        <w:t xml:space="preserve">The Eligible Consumer shall bear all costs related to the setting up of the Roof-top Solar PV System, excluding the Net Metering Arrangement costs. </w:t>
       </w:r>
     </w:p>
     <w:p>
@@ -894,629 +1229,67 @@
       <w:pPr>
         <w:numPr>
           <w:ilvl w:val="0"/>
-          <w:numId w:val="1"/>
+          <w:numId w:val="6"/>
         </w:numPr>
-        <w:spacing w:after="0" w:line="259" w:lineRule="auto"/>
-        <w:ind w:hanging="432"/>
+        <w:spacing w:line="259" w:lineRule="auto"/>
         <w:jc w:val="left"/>
       </w:pPr>
       <w:r>
         <w:rPr>
           <w:b/>
         </w:rPr>
-        <w:t>Access and Disconnection</w:t>
-      </w:r>
-      <w:r>
-        <w:t xml:space="preserve"> </w:t>
-      </w:r>
-    </w:p>
-    <w:p>
-      <w:pPr>
-        <w:spacing w:after="0" w:line="259" w:lineRule="auto"/>
-        <w:ind w:left="0" w:firstLine="0"/>
-        <w:jc w:val="left"/>
-      </w:pPr>
-      <w:r>
-        <w:rPr>
-          <w:sz w:val="28"/>
-        </w:rPr>
-        <w:t xml:space="preserve"> </w:t>
-      </w:r>
-    </w:p>
-    <w:p>
-      <w:pPr>
-        <w:numPr>
-          <w:ilvl w:val="1"/>
-          <w:numId w:val="1"/>
-        </w:numPr>
-        <w:ind w:right="14" w:hanging="576"/>
-      </w:pPr>
-      <w:r>
-        <w:t xml:space="preserve">The Eligible Consumer shall provide access to MSEDCL to the metering equipment and disconnecting devices of Renewable Energy Generating System, both automatic and manual, by the Eligible Consumer. </w:t>
-      </w:r>
-    </w:p>
-    <w:p>
-      <w:pPr>
-        <w:spacing w:after="0" w:line="259" w:lineRule="auto"/>
-        <w:ind w:left="0" w:firstLine="0"/>
-        <w:jc w:val="left"/>
-      </w:pPr>
-      <w:r>
-        <w:t xml:space="preserve"> </w:t>
-      </w:r>
-    </w:p>
-    <w:p>
-      <w:pPr>
-        <w:numPr>
-          <w:ilvl w:val="1"/>
-          <w:numId w:val="1"/>
-        </w:numPr>
-        <w:ind w:right="14" w:hanging="576"/>
-      </w:pPr>
-      <w:r>
-        <w:t xml:space="preserve">If, in an emergent or outage situation, MSEDCL cannot access the disconnecting devices of the Renewable Energy Generating System, both automatic and manual, it may disconnect power supply to the premises. </w:t>
-      </w:r>
-    </w:p>
-    <w:p>
-      <w:pPr>
-        <w:spacing w:after="0" w:line="259" w:lineRule="auto"/>
-        <w:ind w:left="0" w:firstLine="0"/>
-        <w:jc w:val="left"/>
-      </w:pPr>
-      <w:r>
-        <w:t xml:space="preserve"> </w:t>
-      </w:r>
-    </w:p>
-    <w:p>
-      <w:pPr>
-        <w:numPr>
-          <w:ilvl w:val="1"/>
-          <w:numId w:val="1"/>
-        </w:numPr>
-        <w:ind w:right="14" w:hanging="576"/>
-      </w:pPr>
-      <w:proofErr w:type="gramStart"/>
-      <w:r>
-        <w:t>Upon  termination</w:t>
-      </w:r>
-      <w:proofErr w:type="gramEnd"/>
-      <w:r>
-        <w:t xml:space="preserve">  </w:t>
-      </w:r>
-      <w:proofErr w:type="gramStart"/>
-      <w:r>
-        <w:t>of  this</w:t>
-      </w:r>
-      <w:proofErr w:type="gramEnd"/>
-      <w:r>
-        <w:t xml:space="preserve">  </w:t>
-      </w:r>
-      <w:proofErr w:type="gramStart"/>
-      <w:r>
-        <w:t>Agreement  under</w:t>
-      </w:r>
-      <w:proofErr w:type="gramEnd"/>
-      <w:r>
-        <w:t xml:space="preserve">  </w:t>
-      </w:r>
-      <w:proofErr w:type="gramStart"/>
-      <w:r>
-        <w:t>Clause  5,  the</w:t>
-      </w:r>
-      <w:proofErr w:type="gramEnd"/>
-      <w:r>
-        <w:t xml:space="preserve">  </w:t>
-      </w:r>
-      <w:proofErr w:type="gramStart"/>
-      <w:r>
-        <w:t>Eligible  Consumer</w:t>
-      </w:r>
-      <w:proofErr w:type="gramEnd"/>
-      <w:r>
-        <w:t xml:space="preserve">  shall disconnect the Renewable Energy Generating System forthwith from the Network of MSEDCL. </w:t>
-      </w:r>
-    </w:p>
-    <w:p>
-      <w:pPr>
-        <w:spacing w:after="0" w:line="259" w:lineRule="auto"/>
-        <w:ind w:left="0" w:firstLine="0"/>
-        <w:jc w:val="left"/>
-      </w:pPr>
-      <w:r>
-        <w:t xml:space="preserve"> </w:t>
-      </w:r>
-    </w:p>
-    <w:p>
-      <w:pPr>
-        <w:numPr>
-          <w:ilvl w:val="0"/>
-          <w:numId w:val="1"/>
-        </w:numPr>
-        <w:spacing w:after="0" w:line="259" w:lineRule="auto"/>
-        <w:ind w:hanging="432"/>
+        <w:t xml:space="preserve">Dispute Resolution: </w:t>
+      </w:r>
+    </w:p>
+    <w:p>
+      <w:pPr>
+        <w:spacing w:after="0" w:line="259" w:lineRule="auto"/>
+        <w:ind w:left="0" w:firstLine="0"/>
         <w:jc w:val="left"/>
       </w:pPr>
       <w:r>
         <w:rPr>
           <w:b/>
         </w:rPr>
-        <w:t>Liabilities</w:t>
-      </w:r>
-      <w:r>
-        <w:t xml:space="preserve"> </w:t>
-      </w:r>
-    </w:p>
-    <w:p>
-      <w:pPr>
-        <w:spacing w:after="0" w:line="259" w:lineRule="auto"/>
-        <w:ind w:left="0" w:firstLine="0"/>
-        <w:jc w:val="left"/>
-      </w:pPr>
-      <w:r>
-        <w:rPr>
-          <w:sz w:val="28"/>
-        </w:rPr>
-        <w:t xml:space="preserve"> </w:t>
-      </w:r>
-    </w:p>
-    <w:p>
-      <w:pPr>
-        <w:numPr>
-          <w:ilvl w:val="1"/>
-          <w:numId w:val="1"/>
-        </w:numPr>
-        <w:ind w:right="14" w:hanging="576"/>
-      </w:pPr>
-      <w:r>
-        <w:t xml:space="preserve">The Parties shall indemnify each other for damages or adverse effects of either Party’s negligence or misconduct during the installation of the Renewable Energy Generating System, connectivity with the distribution Network and operation of the System. </w:t>
-      </w:r>
-    </w:p>
-    <w:p>
-      <w:pPr>
-        <w:spacing w:after="0" w:line="259" w:lineRule="auto"/>
-        <w:ind w:left="0" w:firstLine="0"/>
-        <w:jc w:val="left"/>
-      </w:pPr>
-      <w:r>
-        <w:t xml:space="preserve"> </w:t>
-      </w:r>
-    </w:p>
-    <w:p>
-      <w:pPr>
-        <w:numPr>
-          <w:ilvl w:val="1"/>
-          <w:numId w:val="1"/>
-        </w:numPr>
-        <w:ind w:right="14" w:hanging="576"/>
-      </w:pPr>
-      <w:r>
-        <w:t xml:space="preserve">The Parties shall not be liable to each other for any loss of profits or revenues, business interruption losses, loss of contract or goodwill, or for indirect, consequential, incidental or special damages including, but not limited to, punitive or exemplary damages, whether any of these liabilities, losses or damages arise in contract, or otherwise. </w:t>
-      </w:r>
-    </w:p>
-    <w:p>
-      <w:pPr>
-        <w:spacing w:after="0" w:line="259" w:lineRule="auto"/>
-        <w:ind w:left="0" w:firstLine="0"/>
-        <w:jc w:val="left"/>
-      </w:pPr>
-      <w:r>
-        <w:t xml:space="preserve"> </w:t>
-      </w:r>
-    </w:p>
-    <w:p>
-      <w:pPr>
-        <w:numPr>
-          <w:ilvl w:val="0"/>
-          <w:numId w:val="1"/>
-        </w:numPr>
-        <w:spacing w:after="0" w:line="259" w:lineRule="auto"/>
-        <w:ind w:hanging="432"/>
-        <w:jc w:val="left"/>
-      </w:pPr>
-      <w:r>
-        <w:rPr>
-          <w:b/>
-        </w:rPr>
-        <w:t>Commercial Settlement</w:t>
-      </w:r>
-      <w:r>
-        <w:t xml:space="preserve"> </w:t>
-      </w:r>
-    </w:p>
-    <w:p>
-      <w:pPr>
-        <w:spacing w:after="0" w:line="259" w:lineRule="auto"/>
-        <w:ind w:left="0" w:firstLine="0"/>
-        <w:jc w:val="left"/>
-      </w:pPr>
-      <w:r>
-        <w:rPr>
-          <w:sz w:val="28"/>
-        </w:rPr>
-        <w:t xml:space="preserve"> </w:t>
-      </w:r>
-    </w:p>
-    <w:p>
-      <w:pPr>
-        <w:numPr>
-          <w:ilvl w:val="1"/>
-          <w:numId w:val="1"/>
-        </w:numPr>
-        <w:ind w:right="14" w:hanging="576"/>
-      </w:pPr>
-      <w:r>
-        <w:t xml:space="preserve">The commercial settlements under this Agreement shall be in accordance with the Grid Interactive Renewable Regulations. </w:t>
-      </w:r>
-    </w:p>
-    <w:p>
-      <w:pPr>
-        <w:spacing w:after="37" w:line="259" w:lineRule="auto"/>
-        <w:ind w:left="0" w:firstLine="0"/>
-        <w:jc w:val="left"/>
-      </w:pPr>
-      <w:r>
-        <w:rPr>
-          <w:sz w:val="12"/>
-        </w:rPr>
-        <w:t xml:space="preserve"> </w:t>
-      </w:r>
-    </w:p>
-    <w:p>
-      <w:pPr>
-        <w:spacing w:after="8" w:line="259" w:lineRule="auto"/>
-        <w:ind w:left="0" w:firstLine="0"/>
-        <w:jc w:val="left"/>
-      </w:pPr>
-      <w:r>
-        <w:rPr>
-          <w:sz w:val="20"/>
-        </w:rPr>
-        <w:t xml:space="preserve"> </w:t>
-      </w:r>
-    </w:p>
-    <w:p>
-      <w:pPr>
-        <w:numPr>
-          <w:ilvl w:val="1"/>
-          <w:numId w:val="1"/>
-        </w:numPr>
-        <w:ind w:right="14" w:hanging="576"/>
-      </w:pPr>
-      <w:r>
-        <w:t xml:space="preserve">MSEDCL shall not be liable to compensate the Eligible Consumer if his Renewable Energy Generating System is unable to inject surplus power generated into MSEDCL’s Network on account of failure of power supply in the grid/Network. </w:t>
-      </w:r>
-    </w:p>
-    <w:p>
-      <w:pPr>
-        <w:numPr>
-          <w:ilvl w:val="1"/>
-          <w:numId w:val="1"/>
-        </w:numPr>
-        <w:ind w:right="14" w:hanging="576"/>
-      </w:pPr>
-      <w:r>
-        <w:lastRenderedPageBreak/>
-        <w:t xml:space="preserve">The existing metering System, if not in accordance with the Grid Interactive Renewable Regulations, shall be replaced by a bi-directional meter (whole current/CT operated) and a separate Renewable Energy Generation Meter shall be provided to measure Renewable Energy generation. The bi-directional meter (whole current/CT operated) shall be installed at the inter-connection point to MSEDCL’s Network for recording export and import of energy. </w:t>
-      </w:r>
-    </w:p>
-    <w:p>
-      <w:pPr>
-        <w:spacing w:after="0" w:line="259" w:lineRule="auto"/>
-        <w:ind w:left="0" w:firstLine="0"/>
-        <w:jc w:val="left"/>
-      </w:pPr>
-      <w:r>
-        <w:t xml:space="preserve"> </w:t>
-      </w:r>
-    </w:p>
-    <w:p>
-      <w:pPr>
-        <w:numPr>
-          <w:ilvl w:val="1"/>
-          <w:numId w:val="1"/>
-        </w:numPr>
-        <w:ind w:right="14" w:hanging="576"/>
-      </w:pPr>
-      <w:r>
-        <w:t xml:space="preserve">The </w:t>
-      </w:r>
-      <w:proofErr w:type="spellStart"/>
-      <w:r>
-        <w:t>uni</w:t>
-      </w:r>
-      <w:proofErr w:type="spellEnd"/>
-      <w:r>
-        <w:t xml:space="preserve">-directional and bi-directional meters shall be fixed in separate meter boxes in the same proximity. </w:t>
-      </w:r>
-    </w:p>
-    <w:p>
-      <w:pPr>
-        <w:spacing w:after="0" w:line="259" w:lineRule="auto"/>
-        <w:ind w:left="0" w:firstLine="0"/>
-        <w:jc w:val="left"/>
-      </w:pPr>
-      <w:r>
-        <w:t xml:space="preserve"> </w:t>
-      </w:r>
-    </w:p>
-    <w:p>
-      <w:pPr>
-        <w:numPr>
-          <w:ilvl w:val="1"/>
-          <w:numId w:val="1"/>
-        </w:numPr>
-        <w:ind w:right="14" w:hanging="576"/>
-      </w:pPr>
-      <w:r>
-        <w:t xml:space="preserve">The energy generated by the Renewable Energy Generating Station shall be offset against the energy consumption of the consumer from the MSEDCL in the following manner: </w:t>
-      </w:r>
-    </w:p>
-    <w:p>
-      <w:pPr>
-        <w:spacing w:after="0" w:line="259" w:lineRule="auto"/>
-        <w:ind w:left="0" w:firstLine="0"/>
-        <w:jc w:val="left"/>
-      </w:pPr>
-      <w:r>
-        <w:t xml:space="preserve"> </w:t>
-      </w:r>
-    </w:p>
-    <w:p>
-      <w:pPr>
-        <w:numPr>
-          <w:ilvl w:val="3"/>
-          <w:numId w:val="2"/>
-        </w:numPr>
-        <w:ind w:right="14" w:hanging="360"/>
-      </w:pPr>
-      <w:r>
-        <w:t xml:space="preserve">If the quantum of electricity exported exceeds the quantum imported during the Billing Period, the excess quantum shall be carried forward to the next Billing </w:t>
-      </w:r>
-    </w:p>
-    <w:p>
-      <w:pPr>
-        <w:spacing w:after="63" w:line="259" w:lineRule="auto"/>
-        <w:ind w:left="1779" w:right="14" w:firstLine="0"/>
-      </w:pPr>
-      <w:r>
-        <w:t xml:space="preserve">Period as credited Units of electricity; </w:t>
-      </w:r>
-    </w:p>
-    <w:p>
-      <w:pPr>
-        <w:numPr>
-          <w:ilvl w:val="3"/>
-          <w:numId w:val="2"/>
-        </w:numPr>
-        <w:ind w:right="14" w:hanging="360"/>
-      </w:pPr>
-      <w:r>
-        <w:t xml:space="preserve">If the quantum of electricity Units imported by the Eligible Consumer during any Billing Period exceeds the quantum exported, the MSEDCL shall raise its invoice for the net electricity consumption after adjusting the credited Units; </w:t>
-      </w:r>
-    </w:p>
-    <w:p>
-      <w:pPr>
-        <w:numPr>
-          <w:ilvl w:val="3"/>
-          <w:numId w:val="2"/>
-        </w:numPr>
-        <w:ind w:right="14" w:hanging="360"/>
-      </w:pPr>
-      <w:r>
-        <w:t xml:space="preserve">The unadjusted net credited Units of electricity as at the end of each financial year shall be purchased by the MSEDCL at the Generic Tariff approved by the Commission for that year, within the first month of the following year: </w:t>
-      </w:r>
-    </w:p>
-    <w:p>
-      <w:pPr>
-        <w:ind w:left="1779" w:right="14" w:firstLine="0"/>
-      </w:pPr>
-      <w:r>
-        <w:t xml:space="preserve">Provided that, at the beginning of each Settlement Period, the cumulative quantum of injected electricity carried forward will be re-set to zero; </w:t>
-      </w:r>
-    </w:p>
-    <w:p>
-      <w:pPr>
-        <w:numPr>
-          <w:ilvl w:val="3"/>
-          <w:numId w:val="2"/>
-        </w:numPr>
-        <w:ind w:right="14" w:hanging="360"/>
-      </w:pPr>
-      <w:r>
-        <w:t>In case the Eligible Consumer is within the ambit of Time of Day (</w:t>
-      </w:r>
-      <w:proofErr w:type="spellStart"/>
-      <w:r>
-        <w:t>ToD</w:t>
-      </w:r>
-      <w:proofErr w:type="spellEnd"/>
-      <w:r>
-        <w:t xml:space="preserve">) tariff, the electricity consumption in any time block, i.e. peak hours, off-peak hours, etc., shall be first compensated with the quantum of electricity injected in the same time block; any excess injection over and above the consumption in any other time block in a Billing Cycle shall be accounted as if the excess injection had occurred during off- peak hours; </w:t>
-      </w:r>
-    </w:p>
-    <w:p>
-      <w:pPr>
-        <w:numPr>
-          <w:ilvl w:val="3"/>
-          <w:numId w:val="2"/>
-        </w:numPr>
-        <w:ind w:right="14" w:hanging="360"/>
-      </w:pPr>
-      <w:r>
-        <w:t xml:space="preserve">MSEDCL shall compute the </w:t>
-      </w:r>
-      <w:proofErr w:type="gramStart"/>
-      <w:r>
-        <w:t>amount  payable</w:t>
-      </w:r>
-      <w:proofErr w:type="gramEnd"/>
-      <w:r>
-        <w:t xml:space="preserve">  </w:t>
-      </w:r>
-      <w:proofErr w:type="gramStart"/>
-      <w:r>
-        <w:t>to  the</w:t>
-      </w:r>
-      <w:proofErr w:type="gramEnd"/>
-      <w:r>
-        <w:t xml:space="preserve">  Eligible Consumer for the excess Renewable Energy purchased by it as specified in Clause 8.5 (c), and shall provide credit equivalent to the amount payable in the immediately succeeding Billing Cycle. </w:t>
-      </w:r>
-    </w:p>
-    <w:p>
-      <w:pPr>
-        <w:spacing w:after="0" w:line="259" w:lineRule="auto"/>
-        <w:ind w:left="0" w:firstLine="0"/>
-        <w:jc w:val="left"/>
-      </w:pPr>
-      <w:r>
-        <w:t xml:space="preserve"> </w:t>
-      </w:r>
-    </w:p>
-    <w:p>
-      <w:pPr>
-        <w:numPr>
-          <w:ilvl w:val="0"/>
-          <w:numId w:val="1"/>
-        </w:numPr>
-        <w:spacing w:after="0" w:line="259" w:lineRule="auto"/>
-        <w:ind w:hanging="432"/>
-        <w:jc w:val="left"/>
-      </w:pPr>
-      <w:r>
-        <w:rPr>
-          <w:b/>
-        </w:rPr>
-        <w:t>Connection Costs</w:t>
-      </w:r>
-      <w:r>
-        <w:t xml:space="preserve"> </w:t>
-      </w:r>
-    </w:p>
-    <w:p>
-      <w:pPr>
-        <w:spacing w:after="0" w:line="259" w:lineRule="auto"/>
-        <w:ind w:left="0" w:firstLine="0"/>
-        <w:jc w:val="left"/>
-      </w:pPr>
-      <w:r>
-        <w:rPr>
-          <w:sz w:val="28"/>
-        </w:rPr>
-        <w:t xml:space="preserve"> </w:t>
-      </w:r>
-    </w:p>
-    <w:p>
-      <w:pPr>
-        <w:ind w:left="792" w:right="14" w:firstLine="0"/>
-      </w:pPr>
-      <w:r>
-        <w:t xml:space="preserve">The Eligible Consumer shall bear all costs related to the setting up of the Renewable Energy Generating System, including the cost of the Renewable Energy Generation Meter. </w:t>
-      </w:r>
-    </w:p>
-    <w:p>
-      <w:pPr>
-        <w:spacing w:after="0" w:line="259" w:lineRule="auto"/>
-        <w:ind w:left="777" w:firstLine="0"/>
-        <w:jc w:val="left"/>
-      </w:pPr>
-    </w:p>
-    <w:p>
-      <w:pPr>
-        <w:numPr>
-          <w:ilvl w:val="0"/>
-          <w:numId w:val="1"/>
-        </w:numPr>
-        <w:spacing w:after="0" w:line="259" w:lineRule="auto"/>
-        <w:ind w:hanging="432"/>
-        <w:jc w:val="left"/>
-      </w:pPr>
-      <w:r>
-        <w:rPr>
-          <w:b/>
-        </w:rPr>
-        <w:t>Dispute Resolution</w:t>
-      </w:r>
-      <w:r>
-        <w:t xml:space="preserve"> </w:t>
-      </w:r>
-      <w:r>
-        <w:tab/>
-        <w:t xml:space="preserve"> </w:t>
-      </w:r>
-    </w:p>
-    <w:p>
-      <w:pPr>
-        <w:spacing w:after="0" w:line="259" w:lineRule="auto"/>
-        <w:ind w:left="0" w:firstLine="0"/>
-        <w:jc w:val="left"/>
-      </w:pPr>
-      <w:r>
-        <w:rPr>
-          <w:sz w:val="28"/>
-        </w:rPr>
-        <w:t xml:space="preserve"> </w:t>
-      </w:r>
-    </w:p>
-    <w:p>
-      <w:pPr>
-        <w:numPr>
-          <w:ilvl w:val="1"/>
-          <w:numId w:val="1"/>
-        </w:numPr>
-        <w:ind w:right="14" w:hanging="576"/>
-      </w:pPr>
-      <w:r>
-        <w:lastRenderedPageBreak/>
-        <w:t xml:space="preserve">Any dispute arising under this Agreement shall be resolved promptly, in good faith and in an equitable manner by both the Parties. </w:t>
-      </w:r>
-    </w:p>
-    <w:p>
-      <w:pPr>
-        <w:numPr>
-          <w:ilvl w:val="1"/>
-          <w:numId w:val="1"/>
-        </w:numPr>
-        <w:ind w:right="14" w:hanging="576"/>
-      </w:pPr>
-      <w:proofErr w:type="gramStart"/>
-      <w:r>
-        <w:t>The  Eligible</w:t>
-      </w:r>
-      <w:proofErr w:type="gramEnd"/>
-      <w:r>
-        <w:t xml:space="preserve">  </w:t>
-      </w:r>
-      <w:proofErr w:type="gramStart"/>
-      <w:r>
-        <w:t>Consumer  shall</w:t>
-      </w:r>
-      <w:proofErr w:type="gramEnd"/>
-      <w:r>
-        <w:t xml:space="preserve">  </w:t>
-      </w:r>
-      <w:proofErr w:type="gramStart"/>
-      <w:r>
-        <w:t>have  recourse</w:t>
-      </w:r>
-      <w:proofErr w:type="gramEnd"/>
-      <w:r>
-        <w:t xml:space="preserve">  </w:t>
-      </w:r>
-      <w:proofErr w:type="gramStart"/>
-      <w:r>
-        <w:t>to  the</w:t>
-      </w:r>
-      <w:proofErr w:type="gramEnd"/>
-      <w:r>
-        <w:t xml:space="preserve">  </w:t>
-      </w:r>
-      <w:proofErr w:type="gramStart"/>
-      <w:r>
-        <w:t>concerned  Consumer</w:t>
-      </w:r>
-      <w:proofErr w:type="gramEnd"/>
-      <w:r>
-        <w:t xml:space="preserve">  Grievance Redressal Forum constituted under the relevant Regulations in respect of any grievance regarding billing, which has not been redressed by MSEDCL. </w:t>
+        <w:t xml:space="preserve"> </w:t>
+      </w:r>
+    </w:p>
+    <w:p>
+      <w:pPr>
+        <w:ind w:left="787" w:hanging="701"/>
+      </w:pPr>
+      <w:r>
+        <w:rPr>
+          <w:rFonts w:ascii="Arial" w:eastAsia="Arial" w:hAnsi="Arial" w:cs="Arial"/>
+        </w:rPr>
+        <w:t xml:space="preserve"> </w:t>
+      </w:r>
+      <w:r>
+        <w:t xml:space="preserve">Any dispute arising under this Agreement shall be resolved promptly, in good  faith and in an equitable manner by both the Parties. </w:t>
+      </w:r>
+    </w:p>
+    <w:p>
+      <w:pPr>
+        <w:spacing w:after="0" w:line="259" w:lineRule="auto"/>
+        <w:ind w:left="0" w:firstLine="0"/>
+        <w:jc w:val="left"/>
+      </w:pPr>
+      <w:r>
+        <w:t xml:space="preserve"> </w:t>
+      </w:r>
+    </w:p>
+    <w:p>
+      <w:pPr>
+        <w:ind w:left="787" w:hanging="701"/>
+      </w:pPr>
+      <w:r>
+        <w:rPr>
+          <w:rFonts w:ascii="Arial" w:eastAsia="Arial" w:hAnsi="Arial" w:cs="Arial"/>
+        </w:rPr>
+        <w:t xml:space="preserve"> </w:t>
+      </w:r>
+      <w:r>
+        <w:t xml:space="preserve">The Eligible Consumer shall have recourse to the concerned Consumer Grievance Redressal Forum constituted under the relevant Regulations in respect of any grievance regarding billing which has not been redressed by the Licensee. </w:t>
       </w:r>
     </w:p>
     <w:p>
@@ -1539,11 +1312,7 @@
         <w:jc w:val="left"/>
       </w:pPr>
       <w:r>
-        <w:t xml:space="preserve">In the witness, where </w:t>
-      </w:r>
-      <w:proofErr w:type="gramStart"/>
-      <w:r>
-        <w:t xml:space="preserve">of  </w:t>
+        <w:t xml:space="preserve">In the witness, where of  </w:t>
       </w:r>
       <w:r>
         <w:rPr>
@@ -1551,25 +1320,23 @@
           <w:bCs/>
           <w:u w:val="single"/>
         </w:rPr>
-        <w:t>_</w:t>
-      </w:r>
-      <w:proofErr w:type="gramEnd"/>
+        <w:t>__</w:t>
+      </w:r>
       <w:r>
         <w:rPr>
           <w:b/>
           <w:bCs/>
           <w:u w:val="single"/>
         </w:rPr>
-        <w:t>_</w:t>
-      </w:r>
-      <w:proofErr w:type="gramStart"/>
+        <w:t>MITALI</w:t>
+      </w:r>
       <w:r>
         <w:rPr>
           <w:b/>
           <w:bCs/>
           <w:u w:val="single"/>
         </w:rPr>
-        <w:t>MITALI</w:t>
+        <w:t xml:space="preserve"> </w:t>
       </w:r>
       <w:r>
         <w:rPr>
@@ -1577,7 +1344,7 @@
           <w:bCs/>
           <w:u w:val="single"/>
         </w:rPr>
-        <w:t xml:space="preserve"> </w:t>
+        <w:t xml:space="preserve"> ENTERPRISES</w:t>
       </w:r>
       <w:r>
         <w:rPr>
@@ -1585,303 +1352,362 @@
           <w:bCs/>
           <w:u w:val="single"/>
         </w:rPr>
-        <w:t xml:space="preserve"> </w:t>
-      </w:r>
-      <w:proofErr w:type="spellStart"/>
+        <w:t>__</w:t>
+      </w:r>
+      <w:r>
+        <w:t xml:space="preserve">for and on behalf of Eligible Consumer) </w:t>
+      </w:r>
+      <w:r>
+        <w:t>{{consumer_name}}</w:t>
+      </w:r>
+      <w:r>
+        <w:t xml:space="preserve"> and </w:t>
+      </w:r>
+      <w:r>
+        <w:t xml:space="preserve">for and on behalf of </w:t>
+      </w:r>
+      <w:r>
+        <w:t xml:space="preserve"> MSEDCL, agree to this agreement.</w:t>
+      </w:r>
+    </w:p>
+    <w:p>
+      <w:pPr>
+        <w:spacing w:after="0" w:line="276" w:lineRule="auto"/>
+        <w:ind w:left="355" w:hanging="10"/>
+        <w:jc w:val="left"/>
+      </w:pPr>
+    </w:p>
+    <w:p>
+      <w:pPr>
+        <w:spacing w:after="0" w:line="276" w:lineRule="auto"/>
+        <w:ind w:left="355" w:hanging="10"/>
+        <w:jc w:val="left"/>
+      </w:pPr>
+    </w:p>
+    <w:p>
+      <w:pPr>
+        <w:spacing w:after="0" w:line="276" w:lineRule="auto"/>
+        <w:ind w:left="355" w:hanging="10"/>
+        <w:jc w:val="left"/>
+      </w:pPr>
+    </w:p>
+    <w:p>
+      <w:pPr>
+        <w:spacing w:after="0" w:line="276" w:lineRule="auto"/>
+        <w:ind w:left="355" w:hanging="10"/>
+        <w:jc w:val="left"/>
+      </w:pPr>
+    </w:p>
+    <w:p>
+      <w:pPr>
+        <w:spacing w:after="0" w:line="276" w:lineRule="auto"/>
+        <w:ind w:left="355" w:hanging="10"/>
+        <w:jc w:val="left"/>
+      </w:pPr>
+      <w:r>
+        <w:t xml:space="preserve">                 </w:t>
+      </w:r>
+      <w:r>
+        <w:t>{%consumer_signature}</w:t>
+      </w:r>
+    </w:p>
+    <w:p>
+      <w:pPr>
+        <w:spacing w:after="0" w:line="276" w:lineRule="auto"/>
+        <w:ind w:left="355" w:hanging="10"/>
+        <w:jc w:val="left"/>
+      </w:pPr>
+      <w:r>
+        <w:t xml:space="preserve">    _________________________________</w:t>
+      </w:r>
+      <w:r>
+        <w:t xml:space="preserve">                                          </w:t>
+      </w:r>
+    </w:p>
+    <w:p>
+      <w:pPr>
+        <w:spacing w:after="0" w:line="276" w:lineRule="auto"/>
+        <w:ind w:left="355" w:hanging="10"/>
+        <w:jc w:val="left"/>
+      </w:pPr>
+      <w:r>
+        <w:t xml:space="preserve">                   For Eligible Consumer</w:t>
+      </w:r>
+      <w:r>
+        <w:t xml:space="preserve">                                                </w:t>
+      </w:r>
+      <w:r>
+        <w:t>for and on behalf of  MSEDCL</w:t>
+      </w:r>
+    </w:p>
+    <w:p>
+      <w:pPr>
+        <w:spacing w:after="0" w:line="276" w:lineRule="auto"/>
+        <w:ind w:left="355" w:hanging="10"/>
+        <w:jc w:val="left"/>
+      </w:pPr>
+      <w:r>
+        <w:t xml:space="preserve">                    </w:t>
+      </w:r>
+      <w:r>
+        <w:t>{{consumer_name}}</w:t>
+      </w:r>
+    </w:p>
+    <w:p>
+      <w:pPr>
+        <w:spacing w:after="0" w:line="276" w:lineRule="auto"/>
+        <w:ind w:left="355" w:hanging="10"/>
+        <w:jc w:val="left"/>
+      </w:pPr>
+    </w:p>
+    <w:p>
+      <w:pPr>
+        <w:spacing w:after="0" w:line="276" w:lineRule="auto"/>
+        <w:ind w:left="0" w:firstLine="0"/>
+        <w:jc w:val="left"/>
+      </w:pPr>
+    </w:p>
+    <w:p>
+      <w:pPr>
+        <w:spacing w:after="0" w:line="276" w:lineRule="auto"/>
+        <w:ind w:left="355" w:hanging="10"/>
+        <w:jc w:val="left"/>
+      </w:pPr>
+    </w:p>
+    <w:p>
+      <w:pPr>
+        <w:spacing w:after="0" w:line="276" w:lineRule="auto"/>
+        <w:ind w:left="355" w:hanging="10"/>
+        <w:jc w:val="left"/>
+      </w:pPr>
+      <w:r>
+        <w:t xml:space="preserve">              </w:t>
+      </w:r>
+      <w:r>
+        <w:t xml:space="preserve"> </w:t>
+      </w:r>
+    </w:p>
+    <w:p>
+      <w:pPr>
+        <w:spacing w:line="259" w:lineRule="auto"/>
+        <w:ind w:left="345" w:right="14" w:firstLine="0"/>
+      </w:pPr>
+      <w:r>
+        <w:t xml:space="preserve">             </w:t>
+      </w:r>
+      <w:r>
+        <w:t>{%vendor_signature}</w:t>
+      </w:r>
+      <w:r>
+        <w:t xml:space="preserve">                                                      </w:t>
+      </w:r>
+      <w:r>
+        <w:t xml:space="preserve">    </w:t>
+      </w:r>
       <w:r>
         <w:rPr>
           <w:b/>
           <w:bCs/>
-          <w:u w:val="single"/>
-        </w:rPr>
-        <w:t>ENTERPRISES</w:t>
-      </w:r>
-      <w:proofErr w:type="gramEnd"/>
-      <w:r>
+        </w:rPr>
+        <w:t>{%witness2_signature}</w:t>
+      </w:r>
+    </w:p>
+    <w:p>
+      <w:r>
+        <w:t xml:space="preserve">______________________________ </w:t>
+      </w:r>
+      <w:r>
+        <w:t xml:space="preserve">               </w:t>
+      </w:r>
+      <w:r>
+        <w:t xml:space="preserve">            </w:t>
+      </w:r>
+      <w:r>
+        <w:t xml:space="preserve">      </w:t>
+      </w:r>
+      <w:r>
+        <w:t>______________________________</w:t>
+      </w:r>
+    </w:p>
+    <w:p>
+      <w:pPr>
+        <w:spacing w:line="259" w:lineRule="auto"/>
+        <w:ind w:left="0" w:right="14" w:firstLine="0"/>
+      </w:pPr>
+    </w:p>
+    <w:p>
+      <w:pPr>
+        <w:spacing w:line="259" w:lineRule="auto"/>
+        <w:ind w:left="345" w:right="14" w:firstLine="0"/>
+      </w:pPr>
+      <w:r>
+        <w:t xml:space="preserve">            Witness 1 (Vendor)                                                                 </w:t>
+      </w:r>
+      <w:r>
+        <w:t xml:space="preserve">    Witness 2 (Vendor)</w:t>
+      </w:r>
+    </w:p>
+    <w:p>
+      <w:pPr>
+        <w:spacing w:line="259" w:lineRule="auto"/>
+        <w:ind w:left="345" w:right="14" w:firstLine="0"/>
+      </w:pPr>
+    </w:p>
+    <w:p>
+      <w:pPr>
+        <w:spacing w:line="259" w:lineRule="auto"/>
+        <w:ind w:left="345" w:right="14" w:firstLine="0"/>
+      </w:pPr>
+    </w:p>
+    <w:p>
+      <w:pPr>
+        <w:spacing w:line="259" w:lineRule="auto"/>
+        <w:ind w:left="0" w:right="14" w:firstLine="0"/>
+      </w:pPr>
+    </w:p>
+    <w:p>
+      <w:pPr>
+        <w:spacing w:line="259" w:lineRule="auto"/>
+        <w:ind w:left="345" w:right="14" w:firstLine="0"/>
+      </w:pPr>
+    </w:p>
+    <w:p>
+      <w:pPr>
+        <w:spacing w:line="259" w:lineRule="auto"/>
+        <w:ind w:left="345" w:right="14" w:firstLine="0"/>
         <w:rPr>
           <w:b/>
           <w:bCs/>
-          <w:u w:val="single"/>
-        </w:rPr>
-        <w:t>__</w:t>
-      </w:r>
-      <w:r>
-        <w:t>for</w:t>
-      </w:r>
-      <w:proofErr w:type="spellEnd"/>
-      <w:r>
-        <w:t xml:space="preserve"> and on behalf of Eligible Consumer) and </w:t>
-      </w:r>
-      <w:r>
-        <w:t>{{</w:t>
-      </w:r>
-      <w:proofErr w:type="spellStart"/>
-      <w:r>
-        <w:t>consumer_name</w:t>
-      </w:r>
-      <w:proofErr w:type="spellEnd"/>
-      <w:r>
-        <w:t>}}</w:t>
-      </w:r>
-      <w:r>
-        <w:t xml:space="preserve"> </w:t>
-      </w:r>
-      <w:r>
-        <w:t xml:space="preserve">for and on behalf </w:t>
-      </w:r>
-      <w:proofErr w:type="gramStart"/>
-      <w:r>
-        <w:t xml:space="preserve">of </w:t>
-      </w:r>
-      <w:r>
-        <w:t xml:space="preserve"> MSEDCL</w:t>
-      </w:r>
-      <w:proofErr w:type="gramEnd"/>
-      <w:r>
-        <w:t>, agree to this agreement.</w:t>
-      </w:r>
-    </w:p>
-    <w:p>
-      <w:pPr>
-        <w:spacing w:after="0" w:line="276" w:lineRule="auto"/>
-        <w:ind w:left="355" w:hanging="10"/>
-        <w:jc w:val="left"/>
-      </w:pPr>
-    </w:p>
-    <w:p>
-      <w:pPr>
-        <w:spacing w:after="0" w:line="276" w:lineRule="auto"/>
-        <w:ind w:left="355" w:hanging="10"/>
-        <w:jc w:val="left"/>
-      </w:pPr>
-    </w:p>
-    <w:p>
-      <w:pPr>
-        <w:spacing w:after="0" w:line="276" w:lineRule="auto"/>
-        <w:ind w:left="355" w:hanging="10"/>
-        <w:jc w:val="left"/>
-      </w:pPr>
-    </w:p>
-    <w:p>
-      <w:pPr>
-        <w:spacing w:after="0" w:line="276" w:lineRule="auto"/>
-        <w:ind w:left="355" w:hanging="10"/>
-        <w:jc w:val="left"/>
-      </w:pPr>
-    </w:p>
-    <w:p>
-      <w:pPr>
-        <w:spacing w:after="0" w:line="276" w:lineRule="auto"/>
-        <w:ind w:left="355" w:hanging="10"/>
-        <w:jc w:val="left"/>
-      </w:pPr>
-      <w:r>
-        <w:t xml:space="preserve">                 </w:t>
-      </w:r>
-      <w:r>
-        <w:t>{%</w:t>
-      </w:r>
-      <w:proofErr w:type="spellStart"/>
-      <w:r>
-        <w:t>consumer_signature</w:t>
-      </w:r>
-      <w:proofErr w:type="spellEnd"/>
-      <w:r>
-        <w:t>}</w:t>
-      </w:r>
-    </w:p>
-    <w:p>
-      <w:pPr>
-        <w:spacing w:after="0" w:line="276" w:lineRule="auto"/>
-        <w:ind w:left="355" w:hanging="10"/>
-        <w:jc w:val="left"/>
-      </w:pPr>
-      <w:r>
-        <w:t xml:space="preserve">    _________________________________</w:t>
-      </w:r>
-    </w:p>
-    <w:p>
-      <w:pPr>
-        <w:spacing w:after="0" w:line="276" w:lineRule="auto"/>
-        <w:ind w:left="355" w:hanging="10"/>
-        <w:jc w:val="left"/>
-      </w:pPr>
-      <w:r>
-        <w:t xml:space="preserve">                   For Eligible Consumer</w:t>
-      </w:r>
-    </w:p>
-    <w:p>
-      <w:pPr>
-        <w:spacing w:after="0" w:line="276" w:lineRule="auto"/>
-        <w:ind w:left="355" w:hanging="10"/>
-        <w:jc w:val="left"/>
-      </w:pPr>
-      <w:r>
-        <w:t xml:space="preserve">                    </w:t>
-      </w:r>
-      <w:r>
-        <w:t>{{</w:t>
-      </w:r>
-      <w:proofErr w:type="spellStart"/>
-      <w:r>
-        <w:t>consumer_name</w:t>
-      </w:r>
-      <w:proofErr w:type="spellEnd"/>
-      <w:r>
-        <w:t>}}</w:t>
-      </w:r>
-    </w:p>
-    <w:p>
-      <w:pPr>
-        <w:spacing w:after="0" w:line="276" w:lineRule="auto"/>
-        <w:ind w:left="355" w:hanging="10"/>
-        <w:jc w:val="left"/>
-      </w:pPr>
-    </w:p>
-    <w:p>
-      <w:pPr>
-        <w:spacing w:after="0" w:line="276" w:lineRule="auto"/>
-        <w:ind w:left="0" w:firstLine="0"/>
-        <w:jc w:val="left"/>
-      </w:pPr>
-    </w:p>
-    <w:p>
-      <w:pPr>
-        <w:spacing w:after="0" w:line="276" w:lineRule="auto"/>
-        <w:ind w:left="355" w:hanging="10"/>
-        <w:jc w:val="left"/>
-      </w:pPr>
-    </w:p>
-    <w:p>
-      <w:pPr>
-        <w:spacing w:after="0" w:line="276" w:lineRule="auto"/>
-        <w:ind w:left="355" w:hanging="10"/>
-        <w:jc w:val="left"/>
-      </w:pPr>
-      <w:r>
-        <w:t xml:space="preserve">              </w:t>
-      </w:r>
-    </w:p>
-    <w:p>
-      <w:pPr>
-        <w:spacing w:after="0" w:line="259" w:lineRule="auto"/>
-        <w:ind w:left="360" w:firstLine="0"/>
-        <w:jc w:val="left"/>
-      </w:pPr>
-      <w:r>
-        <w:t xml:space="preserve">             </w:t>
-      </w:r>
-      <w:r>
-        <w:t>{%</w:t>
-      </w:r>
-      <w:proofErr w:type="spellStart"/>
-      <w:r>
-        <w:t>vendor_signature</w:t>
-      </w:r>
-      <w:proofErr w:type="spellEnd"/>
-      <w:r>
-        <w:t>}</w:t>
-      </w:r>
-      <w:r>
-        <w:t xml:space="preserve">                                                      </w:t>
+        </w:rPr>
+      </w:pPr>
+      <w:r>
+        <w:rPr>
+          <w:b/>
+          <w:bCs/>
+        </w:rPr>
+        <w:t xml:space="preserve">       </w:t>
+      </w:r>
+      <w:r>
+        <w:rPr>
+          <w:b/>
+          <w:bCs/>
+        </w:rPr>
+        <w:drawing>
+          <wp:anchor distT="0" distB="0" distL="114300" distR="114300" simplePos="0" relativeHeight="251659264" behindDoc="0" locked="0" layoutInCell="1" allowOverlap="0" wp14:anchorId="00B66C25" wp14:editId="3F5144F3">
+            <wp:simplePos x="0" y="0"/>
+            <wp:positionH relativeFrom="column">
+              <wp:align>left</wp:align>
+            </wp:positionH>
+            <wp:positionV relativeFrom="line">
+              <wp:posOffset>0</wp:posOffset>
+            </wp:positionV>
+            <wp:extent cx="1819275" cy="847725"/>
+            <wp:effectExtent l="0" t="0" r="9525" b="9525"/>
+            <wp:wrapSquare wrapText="bothSides"/>
+            <wp:docPr id="1528039077" name="Picture 2"/>
+            <wp:cNvGraphicFramePr>
+              <a:graphicFrameLocks xmlns:a="http://schemas.openxmlformats.org/drawingml/2006/main" noChangeAspect="1"/>
+            </wp:cNvGraphicFramePr>
+            <a:graphic xmlns:a="http://schemas.openxmlformats.org/drawingml/2006/main">
+              <a:graphicData uri="http://schemas.openxmlformats.org/drawingml/2006/picture">
+                <pic:pic xmlns:pic="http://schemas.openxmlformats.org/drawingml/2006/picture">
+                  <pic:nvPicPr>
+                    <pic:cNvPr id="0" name="Picture 3"/>
+                    <pic:cNvPicPr>
+                      <a:picLocks noChangeAspect="1" noChangeArrowheads="1"/>
+                    </pic:cNvPicPr>
+                  </pic:nvPicPr>
+                  <pic:blipFill>
+                    <a:blip r:embed="rId7">
+                      <a:extLst>
+                        <a:ext uri="{28A0092B-C50C-407E-A947-70E740481C1C}">
+                          <a14:useLocalDpi xmlns:a14="http://schemas.microsoft.com/office/drawing/2010/main" val="0"/>
+                        </a:ext>
+                      </a:extLst>
+                    </a:blip>
+                    <a:srcRect/>
+                    <a:stretch>
+                      <a:fillRect/>
+                    </a:stretch>
+                  </pic:blipFill>
+                  <pic:spPr bwMode="auto">
+                    <a:xfrm>
+                      <a:off x="0" y="0"/>
+                      <a:ext cx="1819275" cy="847725"/>
+                    </a:xfrm>
+                    <a:prstGeom prst="rect">
+                      <a:avLst/>
+                    </a:prstGeom>
+                    <a:noFill/>
+                    <a:ln>
+                      <a:noFill/>
+                    </a:ln>
+                  </pic:spPr>
+                </pic:pic>
+              </a:graphicData>
+            </a:graphic>
+            <wp14:sizeRelH relativeFrom="page">
+              <wp14:pctWidth>0</wp14:pctWidth>
+            </wp14:sizeRelH>
+            <wp14:sizeRelV relativeFrom="page">
+              <wp14:pctHeight>0</wp14:pctHeight>
+            </wp14:sizeRelV>
+          </wp:anchor>
+        </w:drawing>
+      </w:r>
+      <w:r>
+        <w:rPr>
+          <w:b/>
+          <w:bCs/>
+        </w:rPr>
+        <w:t> </w:t>
       </w:r>
     </w:p>
     <w:p>
       <w:pPr>
         <w:spacing w:line="259" w:lineRule="auto"/>
         <w:ind w:left="345" w:right="14" w:firstLine="0"/>
-      </w:pPr>
-      <w:r>
-        <w:t xml:space="preserve">______________________________ </w:t>
-      </w:r>
-      <w:r>
-        <w:t xml:space="preserve">                             </w:t>
+        <w:rPr>
+          <w:b/>
+          <w:bCs/>
+        </w:rPr>
+      </w:pPr>
+      <w:r>
+        <w:rPr>
+          <w:b/>
+          <w:bCs/>
+        </w:rPr>
+        <w:t>                                                                                                                                      </w:t>
       </w:r>
     </w:p>
     <w:p>
       <w:pPr>
         <w:spacing w:line="259" w:lineRule="auto"/>
         <w:ind w:left="345" w:right="14" w:firstLine="0"/>
-      </w:pPr>
+        <w:rPr>
+          <w:b/>
+          <w:bCs/>
+        </w:rPr>
+      </w:pPr>
+      <w:r>
+        <w:rPr>
+          <w:b/>
+          <w:bCs/>
+        </w:rPr>
+        <w:t xml:space="preserve">Stamp &amp; Seal </w:t>
+      </w:r>
     </w:p>
     <w:p>
       <w:pPr>
         <w:spacing w:line="259" w:lineRule="auto"/>
         <w:ind w:left="345" w:right="14" w:firstLine="0"/>
       </w:pPr>
-      <w:r>
-        <w:t xml:space="preserve">            Witness 1 (Vendor)                                                                     </w:t>
-      </w:r>
-    </w:p>
-    <w:p>
-      <w:pPr>
-        <w:spacing w:line="259" w:lineRule="auto"/>
-        <w:ind w:left="345" w:right="14" w:firstLine="0"/>
-      </w:pPr>
-    </w:p>
-    <w:p>
-      <w:pPr>
-        <w:spacing w:line="259" w:lineRule="auto"/>
-        <w:ind w:left="345" w:right="14" w:firstLine="0"/>
-      </w:pPr>
-    </w:p>
-    <w:p>
-      <w:pPr>
-        <w:spacing w:line="259" w:lineRule="auto"/>
-        <w:ind w:left="345" w:right="14" w:firstLine="0"/>
-      </w:pPr>
     </w:p>
     <w:p>
       <w:pPr>
         <w:spacing w:line="259" w:lineRule="auto"/>
         <w:ind w:left="0" w:right="14" w:firstLine="0"/>
       </w:pPr>
-    </w:p>
-    <w:p>
-      <w:pPr>
-        <w:spacing w:line="259" w:lineRule="auto"/>
-        <w:ind w:left="345" w:right="14" w:firstLine="0"/>
-      </w:pPr>
-    </w:p>
-    <w:p>
-      <w:pPr>
-        <w:spacing w:line="259" w:lineRule="auto"/>
-        <w:ind w:left="345" w:right="14" w:firstLine="0"/>
-      </w:pPr>
-      <w:r>
-        <w:rPr>
-          <w:b/>
-          <w:bCs/>
-        </w:rPr>
-        <w:t xml:space="preserve">       </w:t>
-      </w:r>
-      <w:r>
-        <w:rPr>
-          <w:b/>
-          <w:bCs/>
-        </w:rPr>
-        <w:t>{%witness2_signature}</w:t>
-      </w:r>
-    </w:p>
-    <w:p>
-      <w:r>
-        <w:t>______________________________</w:t>
-      </w:r>
-    </w:p>
-    <w:p>
-      <w:pPr>
-        <w:spacing w:line="259" w:lineRule="auto"/>
-        <w:ind w:left="0" w:right="14" w:firstLine="0"/>
-      </w:pPr>
-    </w:p>
-    <w:p>
-      <w:pPr>
-        <w:spacing w:line="259" w:lineRule="auto"/>
-        <w:ind w:left="345" w:right="14" w:firstLine="0"/>
-      </w:pPr>
-      <w:r>
-        <w:t xml:space="preserve">           Witness 2 (Vendor)</w:t>
-      </w:r>
     </w:p>
     <w:p>
       <w:pPr>
@@ -1952,6 +1778,661 @@
 <file path=word/numbering.xml><?xml version="1.0" encoding="utf-8"?>
 <w:numbering xmlns:wpc="http://schemas.microsoft.com/office/word/2010/wordprocessingCanvas" xmlns:cx="http://schemas.microsoft.com/office/drawing/2014/chartex" xmlns:cx1="http://schemas.microsoft.com/office/drawing/2015/9/8/chartex" xmlns:cx2="http://schemas.microsoft.com/office/drawing/2015/10/21/chartex" xmlns:cx3="http://schemas.microsoft.com/office/drawing/2016/5/9/chartex" xmlns:cx4="http://schemas.microsoft.com/office/drawing/2016/5/10/chartex" xmlns:cx5="http://schemas.microsoft.com/office/drawing/2016/5/11/chartex" xmlns:cx6="http://schemas.microsoft.com/office/drawing/2016/5/12/chartex" xmlns:cx7="http://schemas.microsoft.com/office/drawing/2016/5/13/chartex" xmlns:cx8="http://schemas.microsoft.com/office/drawing/2016/5/14/chartex" xmlns:mc="http://schemas.openxmlformats.org/markup-compatibility/2006" xmlns:aink="http://schemas.microsoft.com/office/drawing/2016/ink" xmlns:am3d="http://schemas.microsoft.com/office/drawing/2017/model3d" xmlns:o="urn:schemas-microsoft-com:office:office" xmlns:oel="http://schemas.microsoft.com/office/2019/extlst" xmlns:r="http://schemas.openxmlformats.org/officeDocument/2006/relationships" xmlns:m="http://schemas.openxmlformats.org/officeDocument/2006/math" xmlns:v="urn:schemas-microsoft-com:vml" xmlns:wp14="http://schemas.microsoft.com/office/word/2010/wordprocessingDrawing" xmlns:wp="http://schemas.openxmlformats.org/drawingml/2006/wordprocessingDrawing" xmlns:w10="urn:schemas-microsoft-com:office:word" xmlns:w="http://schemas.openxmlformats.org/wordprocessingml/2006/main" xmlns:w14="http://schemas.microsoft.com/office/word/2010/wordml" xmlns:w15="http://schemas.microsoft.com/office/word/2012/wordml" xmlns:w16cex="http://schemas.microsoft.com/office/word/2018/wordml/cex" xmlns:w16cid="http://schemas.microsoft.com/office/word/2016/wordml/cid" xmlns:w16="http://schemas.microsoft.com/office/word/2018/wordml" xmlns:w16du="http://schemas.microsoft.com/office/word/2023/wordml/word16du" xmlns:w16sdtdh="http://schemas.microsoft.com/office/word/2020/wordml/sdtdatahash" xmlns:w16sdtfl="http://schemas.microsoft.com/office/word/2024/wordml/sdtformatlock" xmlns:w16se="http://schemas.microsoft.com/office/word/2015/wordml/symex" xmlns:wpg="http://schemas.microsoft.com/office/word/2010/wordprocessingGroup" xmlns:wpi="http://schemas.microsoft.com/office/word/2010/wordprocessingInk" xmlns:wne="http://schemas.microsoft.com/office/word/2006/wordml" xmlns:wps="http://schemas.microsoft.com/office/word/2010/wordprocessingShape" mc:Ignorable="w14 w15 w16se w16cid w16 w16cex w16sdtdh w16sdtfl w16du wp14">
   <w:abstractNum w:abstractNumId="0" w15:restartNumberingAfterBreak="0">
+    <w:nsid w:val="0E71445D"/>
+    <w:multiLevelType w:val="hybridMultilevel"/>
+    <w:tmpl w:val="C682DD72"/>
+    <w:lvl w:ilvl="0" w:tplc="120811BC">
+      <w:start w:val="9"/>
+      <w:numFmt w:val="decimal"/>
+      <w:lvlText w:val="%1."/>
+      <w:lvlJc w:val="left"/>
+      <w:pPr>
+        <w:ind w:left="849"/>
+      </w:pPr>
+      <w:rPr>
+        <w:rFonts w:ascii="Times New Roman" w:eastAsia="Times New Roman" w:hAnsi="Times New Roman" w:cs="Times New Roman"/>
+        <w:b/>
+        <w:bCs/>
+        <w:i w:val="0"/>
+        <w:strike w:val="0"/>
+        <w:dstrike w:val="0"/>
+        <w:color w:val="2F2F2F"/>
+        <w:sz w:val="25"/>
+        <w:szCs w:val="25"/>
+        <w:u w:val="none" w:color="000000"/>
+        <w:bdr w:val="none" w:sz="0" w:space="0" w:color="auto"/>
+        <w:shd w:val="clear" w:color="auto" w:fill="auto"/>
+        <w:vertAlign w:val="baseline"/>
+      </w:rPr>
+    </w:lvl>
+    <w:lvl w:ilvl="1" w:tplc="C596B8D2">
+      <w:start w:val="1"/>
+      <w:numFmt w:val="lowerLetter"/>
+      <w:lvlText w:val="%2"/>
+      <w:lvlJc w:val="left"/>
+      <w:pPr>
+        <w:ind w:left="1181"/>
+      </w:pPr>
+      <w:rPr>
+        <w:rFonts w:ascii="Times New Roman" w:eastAsia="Times New Roman" w:hAnsi="Times New Roman" w:cs="Times New Roman"/>
+        <w:b/>
+        <w:bCs/>
+        <w:i w:val="0"/>
+        <w:strike w:val="0"/>
+        <w:dstrike w:val="0"/>
+        <w:color w:val="2F2F2F"/>
+        <w:sz w:val="25"/>
+        <w:szCs w:val="25"/>
+        <w:u w:val="none" w:color="000000"/>
+        <w:bdr w:val="none" w:sz="0" w:space="0" w:color="auto"/>
+        <w:shd w:val="clear" w:color="auto" w:fill="auto"/>
+        <w:vertAlign w:val="baseline"/>
+      </w:rPr>
+    </w:lvl>
+    <w:lvl w:ilvl="2" w:tplc="FD7655BC">
+      <w:start w:val="1"/>
+      <w:numFmt w:val="lowerRoman"/>
+      <w:lvlText w:val="%3"/>
+      <w:lvlJc w:val="left"/>
+      <w:pPr>
+        <w:ind w:left="1901"/>
+      </w:pPr>
+      <w:rPr>
+        <w:rFonts w:ascii="Times New Roman" w:eastAsia="Times New Roman" w:hAnsi="Times New Roman" w:cs="Times New Roman"/>
+        <w:b/>
+        <w:bCs/>
+        <w:i w:val="0"/>
+        <w:strike w:val="0"/>
+        <w:dstrike w:val="0"/>
+        <w:color w:val="2F2F2F"/>
+        <w:sz w:val="25"/>
+        <w:szCs w:val="25"/>
+        <w:u w:val="none" w:color="000000"/>
+        <w:bdr w:val="none" w:sz="0" w:space="0" w:color="auto"/>
+        <w:shd w:val="clear" w:color="auto" w:fill="auto"/>
+        <w:vertAlign w:val="baseline"/>
+      </w:rPr>
+    </w:lvl>
+    <w:lvl w:ilvl="3" w:tplc="6CC09E5C">
+      <w:start w:val="1"/>
+      <w:numFmt w:val="decimal"/>
+      <w:lvlText w:val="%4"/>
+      <w:lvlJc w:val="left"/>
+      <w:pPr>
+        <w:ind w:left="2621"/>
+      </w:pPr>
+      <w:rPr>
+        <w:rFonts w:ascii="Times New Roman" w:eastAsia="Times New Roman" w:hAnsi="Times New Roman" w:cs="Times New Roman"/>
+        <w:b/>
+        <w:bCs/>
+        <w:i w:val="0"/>
+        <w:strike w:val="0"/>
+        <w:dstrike w:val="0"/>
+        <w:color w:val="2F2F2F"/>
+        <w:sz w:val="25"/>
+        <w:szCs w:val="25"/>
+        <w:u w:val="none" w:color="000000"/>
+        <w:bdr w:val="none" w:sz="0" w:space="0" w:color="auto"/>
+        <w:shd w:val="clear" w:color="auto" w:fill="auto"/>
+        <w:vertAlign w:val="baseline"/>
+      </w:rPr>
+    </w:lvl>
+    <w:lvl w:ilvl="4" w:tplc="BAF4A7DE">
+      <w:start w:val="1"/>
+      <w:numFmt w:val="lowerLetter"/>
+      <w:lvlText w:val="%5"/>
+      <w:lvlJc w:val="left"/>
+      <w:pPr>
+        <w:ind w:left="3341"/>
+      </w:pPr>
+      <w:rPr>
+        <w:rFonts w:ascii="Times New Roman" w:eastAsia="Times New Roman" w:hAnsi="Times New Roman" w:cs="Times New Roman"/>
+        <w:b/>
+        <w:bCs/>
+        <w:i w:val="0"/>
+        <w:strike w:val="0"/>
+        <w:dstrike w:val="0"/>
+        <w:color w:val="2F2F2F"/>
+        <w:sz w:val="25"/>
+        <w:szCs w:val="25"/>
+        <w:u w:val="none" w:color="000000"/>
+        <w:bdr w:val="none" w:sz="0" w:space="0" w:color="auto"/>
+        <w:shd w:val="clear" w:color="auto" w:fill="auto"/>
+        <w:vertAlign w:val="baseline"/>
+      </w:rPr>
+    </w:lvl>
+    <w:lvl w:ilvl="5" w:tplc="8B526456">
+      <w:start w:val="1"/>
+      <w:numFmt w:val="lowerRoman"/>
+      <w:lvlText w:val="%6"/>
+      <w:lvlJc w:val="left"/>
+      <w:pPr>
+        <w:ind w:left="4061"/>
+      </w:pPr>
+      <w:rPr>
+        <w:rFonts w:ascii="Times New Roman" w:eastAsia="Times New Roman" w:hAnsi="Times New Roman" w:cs="Times New Roman"/>
+        <w:b/>
+        <w:bCs/>
+        <w:i w:val="0"/>
+        <w:strike w:val="0"/>
+        <w:dstrike w:val="0"/>
+        <w:color w:val="2F2F2F"/>
+        <w:sz w:val="25"/>
+        <w:szCs w:val="25"/>
+        <w:u w:val="none" w:color="000000"/>
+        <w:bdr w:val="none" w:sz="0" w:space="0" w:color="auto"/>
+        <w:shd w:val="clear" w:color="auto" w:fill="auto"/>
+        <w:vertAlign w:val="baseline"/>
+      </w:rPr>
+    </w:lvl>
+    <w:lvl w:ilvl="6" w:tplc="A0683BAA">
+      <w:start w:val="1"/>
+      <w:numFmt w:val="decimal"/>
+      <w:lvlText w:val="%7"/>
+      <w:lvlJc w:val="left"/>
+      <w:pPr>
+        <w:ind w:left="4781"/>
+      </w:pPr>
+      <w:rPr>
+        <w:rFonts w:ascii="Times New Roman" w:eastAsia="Times New Roman" w:hAnsi="Times New Roman" w:cs="Times New Roman"/>
+        <w:b/>
+        <w:bCs/>
+        <w:i w:val="0"/>
+        <w:strike w:val="0"/>
+        <w:dstrike w:val="0"/>
+        <w:color w:val="2F2F2F"/>
+        <w:sz w:val="25"/>
+        <w:szCs w:val="25"/>
+        <w:u w:val="none" w:color="000000"/>
+        <w:bdr w:val="none" w:sz="0" w:space="0" w:color="auto"/>
+        <w:shd w:val="clear" w:color="auto" w:fill="auto"/>
+        <w:vertAlign w:val="baseline"/>
+      </w:rPr>
+    </w:lvl>
+    <w:lvl w:ilvl="7" w:tplc="425C1276">
+      <w:start w:val="1"/>
+      <w:numFmt w:val="lowerLetter"/>
+      <w:lvlText w:val="%8"/>
+      <w:lvlJc w:val="left"/>
+      <w:pPr>
+        <w:ind w:left="5501"/>
+      </w:pPr>
+      <w:rPr>
+        <w:rFonts w:ascii="Times New Roman" w:eastAsia="Times New Roman" w:hAnsi="Times New Roman" w:cs="Times New Roman"/>
+        <w:b/>
+        <w:bCs/>
+        <w:i w:val="0"/>
+        <w:strike w:val="0"/>
+        <w:dstrike w:val="0"/>
+        <w:color w:val="2F2F2F"/>
+        <w:sz w:val="25"/>
+        <w:szCs w:val="25"/>
+        <w:u w:val="none" w:color="000000"/>
+        <w:bdr w:val="none" w:sz="0" w:space="0" w:color="auto"/>
+        <w:shd w:val="clear" w:color="auto" w:fill="auto"/>
+        <w:vertAlign w:val="baseline"/>
+      </w:rPr>
+    </w:lvl>
+    <w:lvl w:ilvl="8" w:tplc="9F3A0C00">
+      <w:start w:val="1"/>
+      <w:numFmt w:val="lowerRoman"/>
+      <w:lvlText w:val="%9"/>
+      <w:lvlJc w:val="left"/>
+      <w:pPr>
+        <w:ind w:left="6221"/>
+      </w:pPr>
+      <w:rPr>
+        <w:rFonts w:ascii="Times New Roman" w:eastAsia="Times New Roman" w:hAnsi="Times New Roman" w:cs="Times New Roman"/>
+        <w:b/>
+        <w:bCs/>
+        <w:i w:val="0"/>
+        <w:strike w:val="0"/>
+        <w:dstrike w:val="0"/>
+        <w:color w:val="2F2F2F"/>
+        <w:sz w:val="25"/>
+        <w:szCs w:val="25"/>
+        <w:u w:val="none" w:color="000000"/>
+        <w:bdr w:val="none" w:sz="0" w:space="0" w:color="auto"/>
+        <w:shd w:val="clear" w:color="auto" w:fill="auto"/>
+        <w:vertAlign w:val="baseline"/>
+      </w:rPr>
+    </w:lvl>
+  </w:abstractNum>
+  <w:abstractNum w:abstractNumId="1" w15:restartNumberingAfterBreak="0">
+    <w:nsid w:val="1A346CE9"/>
+    <w:multiLevelType w:val="hybridMultilevel"/>
+    <w:tmpl w:val="F3EADFB4"/>
+    <w:lvl w:ilvl="0" w:tplc="A6DE37FE">
+      <w:start w:val="1"/>
+      <w:numFmt w:val="decimal"/>
+      <w:lvlText w:val="%1"/>
+      <w:lvlJc w:val="left"/>
+      <w:pPr>
+        <w:ind w:left="360"/>
+      </w:pPr>
+      <w:rPr>
+        <w:rFonts w:ascii="Times New Roman" w:eastAsia="Times New Roman" w:hAnsi="Times New Roman" w:cs="Times New Roman"/>
+        <w:b w:val="0"/>
+        <w:i w:val="0"/>
+        <w:strike w:val="0"/>
+        <w:dstrike w:val="0"/>
+        <w:color w:val="2F2F2F"/>
+        <w:sz w:val="25"/>
+        <w:szCs w:val="25"/>
+        <w:u w:val="none" w:color="000000"/>
+        <w:bdr w:val="none" w:sz="0" w:space="0" w:color="auto"/>
+        <w:shd w:val="clear" w:color="auto" w:fill="auto"/>
+        <w:vertAlign w:val="baseline"/>
+      </w:rPr>
+    </w:lvl>
+    <w:lvl w:ilvl="1" w:tplc="890E7826">
+      <w:start w:val="1"/>
+      <w:numFmt w:val="lowerLetter"/>
+      <w:lvlRestart w:val="0"/>
+      <w:lvlText w:val="(%2)"/>
+      <w:lvlJc w:val="left"/>
+      <w:pPr>
+        <w:ind w:left="1159"/>
+      </w:pPr>
+      <w:rPr>
+        <w:rFonts w:ascii="Times New Roman" w:eastAsia="Times New Roman" w:hAnsi="Times New Roman" w:cs="Times New Roman"/>
+        <w:b w:val="0"/>
+        <w:i w:val="0"/>
+        <w:strike w:val="0"/>
+        <w:dstrike w:val="0"/>
+        <w:color w:val="2F2F2F"/>
+        <w:sz w:val="25"/>
+        <w:szCs w:val="25"/>
+        <w:u w:val="none" w:color="000000"/>
+        <w:bdr w:val="none" w:sz="0" w:space="0" w:color="auto"/>
+        <w:shd w:val="clear" w:color="auto" w:fill="auto"/>
+        <w:vertAlign w:val="baseline"/>
+      </w:rPr>
+    </w:lvl>
+    <w:lvl w:ilvl="2" w:tplc="B812F95A">
+      <w:start w:val="1"/>
+      <w:numFmt w:val="lowerRoman"/>
+      <w:lvlText w:val="%3"/>
+      <w:lvlJc w:val="left"/>
+      <w:pPr>
+        <w:ind w:left="1882"/>
+      </w:pPr>
+      <w:rPr>
+        <w:rFonts w:ascii="Times New Roman" w:eastAsia="Times New Roman" w:hAnsi="Times New Roman" w:cs="Times New Roman"/>
+        <w:b w:val="0"/>
+        <w:i w:val="0"/>
+        <w:strike w:val="0"/>
+        <w:dstrike w:val="0"/>
+        <w:color w:val="2F2F2F"/>
+        <w:sz w:val="25"/>
+        <w:szCs w:val="25"/>
+        <w:u w:val="none" w:color="000000"/>
+        <w:bdr w:val="none" w:sz="0" w:space="0" w:color="auto"/>
+        <w:shd w:val="clear" w:color="auto" w:fill="auto"/>
+        <w:vertAlign w:val="baseline"/>
+      </w:rPr>
+    </w:lvl>
+    <w:lvl w:ilvl="3" w:tplc="8A2055A8">
+      <w:start w:val="1"/>
+      <w:numFmt w:val="decimal"/>
+      <w:lvlText w:val="%4"/>
+      <w:lvlJc w:val="left"/>
+      <w:pPr>
+        <w:ind w:left="2602"/>
+      </w:pPr>
+      <w:rPr>
+        <w:rFonts w:ascii="Times New Roman" w:eastAsia="Times New Roman" w:hAnsi="Times New Roman" w:cs="Times New Roman"/>
+        <w:b w:val="0"/>
+        <w:i w:val="0"/>
+        <w:strike w:val="0"/>
+        <w:dstrike w:val="0"/>
+        <w:color w:val="2F2F2F"/>
+        <w:sz w:val="25"/>
+        <w:szCs w:val="25"/>
+        <w:u w:val="none" w:color="000000"/>
+        <w:bdr w:val="none" w:sz="0" w:space="0" w:color="auto"/>
+        <w:shd w:val="clear" w:color="auto" w:fill="auto"/>
+        <w:vertAlign w:val="baseline"/>
+      </w:rPr>
+    </w:lvl>
+    <w:lvl w:ilvl="4" w:tplc="8FE4A634">
+      <w:start w:val="1"/>
+      <w:numFmt w:val="lowerLetter"/>
+      <w:lvlText w:val="%5"/>
+      <w:lvlJc w:val="left"/>
+      <w:pPr>
+        <w:ind w:left="3322"/>
+      </w:pPr>
+      <w:rPr>
+        <w:rFonts w:ascii="Times New Roman" w:eastAsia="Times New Roman" w:hAnsi="Times New Roman" w:cs="Times New Roman"/>
+        <w:b w:val="0"/>
+        <w:i w:val="0"/>
+        <w:strike w:val="0"/>
+        <w:dstrike w:val="0"/>
+        <w:color w:val="2F2F2F"/>
+        <w:sz w:val="25"/>
+        <w:szCs w:val="25"/>
+        <w:u w:val="none" w:color="000000"/>
+        <w:bdr w:val="none" w:sz="0" w:space="0" w:color="auto"/>
+        <w:shd w:val="clear" w:color="auto" w:fill="auto"/>
+        <w:vertAlign w:val="baseline"/>
+      </w:rPr>
+    </w:lvl>
+    <w:lvl w:ilvl="5" w:tplc="BB30C77A">
+      <w:start w:val="1"/>
+      <w:numFmt w:val="lowerRoman"/>
+      <w:lvlText w:val="%6"/>
+      <w:lvlJc w:val="left"/>
+      <w:pPr>
+        <w:ind w:left="4042"/>
+      </w:pPr>
+      <w:rPr>
+        <w:rFonts w:ascii="Times New Roman" w:eastAsia="Times New Roman" w:hAnsi="Times New Roman" w:cs="Times New Roman"/>
+        <w:b w:val="0"/>
+        <w:i w:val="0"/>
+        <w:strike w:val="0"/>
+        <w:dstrike w:val="0"/>
+        <w:color w:val="2F2F2F"/>
+        <w:sz w:val="25"/>
+        <w:szCs w:val="25"/>
+        <w:u w:val="none" w:color="000000"/>
+        <w:bdr w:val="none" w:sz="0" w:space="0" w:color="auto"/>
+        <w:shd w:val="clear" w:color="auto" w:fill="auto"/>
+        <w:vertAlign w:val="baseline"/>
+      </w:rPr>
+    </w:lvl>
+    <w:lvl w:ilvl="6" w:tplc="20BC0EB4">
+      <w:start w:val="1"/>
+      <w:numFmt w:val="decimal"/>
+      <w:lvlText w:val="%7"/>
+      <w:lvlJc w:val="left"/>
+      <w:pPr>
+        <w:ind w:left="4762"/>
+      </w:pPr>
+      <w:rPr>
+        <w:rFonts w:ascii="Times New Roman" w:eastAsia="Times New Roman" w:hAnsi="Times New Roman" w:cs="Times New Roman"/>
+        <w:b w:val="0"/>
+        <w:i w:val="0"/>
+        <w:strike w:val="0"/>
+        <w:dstrike w:val="0"/>
+        <w:color w:val="2F2F2F"/>
+        <w:sz w:val="25"/>
+        <w:szCs w:val="25"/>
+        <w:u w:val="none" w:color="000000"/>
+        <w:bdr w:val="none" w:sz="0" w:space="0" w:color="auto"/>
+        <w:shd w:val="clear" w:color="auto" w:fill="auto"/>
+        <w:vertAlign w:val="baseline"/>
+      </w:rPr>
+    </w:lvl>
+    <w:lvl w:ilvl="7" w:tplc="7E0E6D3C">
+      <w:start w:val="1"/>
+      <w:numFmt w:val="lowerLetter"/>
+      <w:lvlText w:val="%8"/>
+      <w:lvlJc w:val="left"/>
+      <w:pPr>
+        <w:ind w:left="5482"/>
+      </w:pPr>
+      <w:rPr>
+        <w:rFonts w:ascii="Times New Roman" w:eastAsia="Times New Roman" w:hAnsi="Times New Roman" w:cs="Times New Roman"/>
+        <w:b w:val="0"/>
+        <w:i w:val="0"/>
+        <w:strike w:val="0"/>
+        <w:dstrike w:val="0"/>
+        <w:color w:val="2F2F2F"/>
+        <w:sz w:val="25"/>
+        <w:szCs w:val="25"/>
+        <w:u w:val="none" w:color="000000"/>
+        <w:bdr w:val="none" w:sz="0" w:space="0" w:color="auto"/>
+        <w:shd w:val="clear" w:color="auto" w:fill="auto"/>
+        <w:vertAlign w:val="baseline"/>
+      </w:rPr>
+    </w:lvl>
+    <w:lvl w:ilvl="8" w:tplc="30B60AEE">
+      <w:start w:val="1"/>
+      <w:numFmt w:val="lowerRoman"/>
+      <w:lvlText w:val="%9"/>
+      <w:lvlJc w:val="left"/>
+      <w:pPr>
+        <w:ind w:left="6202"/>
+      </w:pPr>
+      <w:rPr>
+        <w:rFonts w:ascii="Times New Roman" w:eastAsia="Times New Roman" w:hAnsi="Times New Roman" w:cs="Times New Roman"/>
+        <w:b w:val="0"/>
+        <w:i w:val="0"/>
+        <w:strike w:val="0"/>
+        <w:dstrike w:val="0"/>
+        <w:color w:val="2F2F2F"/>
+        <w:sz w:val="25"/>
+        <w:szCs w:val="25"/>
+        <w:u w:val="none" w:color="000000"/>
+        <w:bdr w:val="none" w:sz="0" w:space="0" w:color="auto"/>
+        <w:shd w:val="clear" w:color="auto" w:fill="auto"/>
+        <w:vertAlign w:val="baseline"/>
+      </w:rPr>
+    </w:lvl>
+  </w:abstractNum>
+  <w:abstractNum w:abstractNumId="2" w15:restartNumberingAfterBreak="0">
+    <w:nsid w:val="373525E9"/>
+    <w:multiLevelType w:val="hybridMultilevel"/>
+    <w:tmpl w:val="24F2A62A"/>
+    <w:lvl w:ilvl="0" w:tplc="0A325EEA">
+      <w:start w:val="4"/>
+      <w:numFmt w:val="decimal"/>
+      <w:lvlText w:val="%1."/>
+      <w:lvlJc w:val="left"/>
+      <w:pPr>
+        <w:ind w:left="787"/>
+      </w:pPr>
+      <w:rPr>
+        <w:rFonts w:ascii="Times New Roman" w:eastAsia="Times New Roman" w:hAnsi="Times New Roman" w:cs="Times New Roman"/>
+        <w:b/>
+        <w:bCs/>
+        <w:i w:val="0"/>
+        <w:strike w:val="0"/>
+        <w:dstrike w:val="0"/>
+        <w:color w:val="2F2F2F"/>
+        <w:sz w:val="25"/>
+        <w:szCs w:val="25"/>
+        <w:u w:val="none" w:color="000000"/>
+        <w:bdr w:val="none" w:sz="0" w:space="0" w:color="auto"/>
+        <w:shd w:val="clear" w:color="auto" w:fill="auto"/>
+        <w:vertAlign w:val="baseline"/>
+      </w:rPr>
+    </w:lvl>
+    <w:lvl w:ilvl="1" w:tplc="B5CCD03C">
+      <w:start w:val="1"/>
+      <w:numFmt w:val="lowerLetter"/>
+      <w:lvlText w:val="%2"/>
+      <w:lvlJc w:val="left"/>
+      <w:pPr>
+        <w:ind w:left="1181"/>
+      </w:pPr>
+      <w:rPr>
+        <w:rFonts w:ascii="Times New Roman" w:eastAsia="Times New Roman" w:hAnsi="Times New Roman" w:cs="Times New Roman"/>
+        <w:b/>
+        <w:bCs/>
+        <w:i w:val="0"/>
+        <w:strike w:val="0"/>
+        <w:dstrike w:val="0"/>
+        <w:color w:val="2F2F2F"/>
+        <w:sz w:val="25"/>
+        <w:szCs w:val="25"/>
+        <w:u w:val="none" w:color="000000"/>
+        <w:bdr w:val="none" w:sz="0" w:space="0" w:color="auto"/>
+        <w:shd w:val="clear" w:color="auto" w:fill="auto"/>
+        <w:vertAlign w:val="baseline"/>
+      </w:rPr>
+    </w:lvl>
+    <w:lvl w:ilvl="2" w:tplc="18A4D2D8">
+      <w:start w:val="1"/>
+      <w:numFmt w:val="lowerRoman"/>
+      <w:lvlText w:val="%3"/>
+      <w:lvlJc w:val="left"/>
+      <w:pPr>
+        <w:ind w:left="1901"/>
+      </w:pPr>
+      <w:rPr>
+        <w:rFonts w:ascii="Times New Roman" w:eastAsia="Times New Roman" w:hAnsi="Times New Roman" w:cs="Times New Roman"/>
+        <w:b/>
+        <w:bCs/>
+        <w:i w:val="0"/>
+        <w:strike w:val="0"/>
+        <w:dstrike w:val="0"/>
+        <w:color w:val="2F2F2F"/>
+        <w:sz w:val="25"/>
+        <w:szCs w:val="25"/>
+        <w:u w:val="none" w:color="000000"/>
+        <w:bdr w:val="none" w:sz="0" w:space="0" w:color="auto"/>
+        <w:shd w:val="clear" w:color="auto" w:fill="auto"/>
+        <w:vertAlign w:val="baseline"/>
+      </w:rPr>
+    </w:lvl>
+    <w:lvl w:ilvl="3" w:tplc="4B2EA118">
+      <w:start w:val="1"/>
+      <w:numFmt w:val="decimal"/>
+      <w:lvlText w:val="%4"/>
+      <w:lvlJc w:val="left"/>
+      <w:pPr>
+        <w:ind w:left="2621"/>
+      </w:pPr>
+      <w:rPr>
+        <w:rFonts w:ascii="Times New Roman" w:eastAsia="Times New Roman" w:hAnsi="Times New Roman" w:cs="Times New Roman"/>
+        <w:b/>
+        <w:bCs/>
+        <w:i w:val="0"/>
+        <w:strike w:val="0"/>
+        <w:dstrike w:val="0"/>
+        <w:color w:val="2F2F2F"/>
+        <w:sz w:val="25"/>
+        <w:szCs w:val="25"/>
+        <w:u w:val="none" w:color="000000"/>
+        <w:bdr w:val="none" w:sz="0" w:space="0" w:color="auto"/>
+        <w:shd w:val="clear" w:color="auto" w:fill="auto"/>
+        <w:vertAlign w:val="baseline"/>
+      </w:rPr>
+    </w:lvl>
+    <w:lvl w:ilvl="4" w:tplc="BCC6781C">
+      <w:start w:val="1"/>
+      <w:numFmt w:val="lowerLetter"/>
+      <w:lvlText w:val="%5"/>
+      <w:lvlJc w:val="left"/>
+      <w:pPr>
+        <w:ind w:left="3341"/>
+      </w:pPr>
+      <w:rPr>
+        <w:rFonts w:ascii="Times New Roman" w:eastAsia="Times New Roman" w:hAnsi="Times New Roman" w:cs="Times New Roman"/>
+        <w:b/>
+        <w:bCs/>
+        <w:i w:val="0"/>
+        <w:strike w:val="0"/>
+        <w:dstrike w:val="0"/>
+        <w:color w:val="2F2F2F"/>
+        <w:sz w:val="25"/>
+        <w:szCs w:val="25"/>
+        <w:u w:val="none" w:color="000000"/>
+        <w:bdr w:val="none" w:sz="0" w:space="0" w:color="auto"/>
+        <w:shd w:val="clear" w:color="auto" w:fill="auto"/>
+        <w:vertAlign w:val="baseline"/>
+      </w:rPr>
+    </w:lvl>
+    <w:lvl w:ilvl="5" w:tplc="271A6B1E">
+      <w:start w:val="1"/>
+      <w:numFmt w:val="lowerRoman"/>
+      <w:lvlText w:val="%6"/>
+      <w:lvlJc w:val="left"/>
+      <w:pPr>
+        <w:ind w:left="4061"/>
+      </w:pPr>
+      <w:rPr>
+        <w:rFonts w:ascii="Times New Roman" w:eastAsia="Times New Roman" w:hAnsi="Times New Roman" w:cs="Times New Roman"/>
+        <w:b/>
+        <w:bCs/>
+        <w:i w:val="0"/>
+        <w:strike w:val="0"/>
+        <w:dstrike w:val="0"/>
+        <w:color w:val="2F2F2F"/>
+        <w:sz w:val="25"/>
+        <w:szCs w:val="25"/>
+        <w:u w:val="none" w:color="000000"/>
+        <w:bdr w:val="none" w:sz="0" w:space="0" w:color="auto"/>
+        <w:shd w:val="clear" w:color="auto" w:fill="auto"/>
+        <w:vertAlign w:val="baseline"/>
+      </w:rPr>
+    </w:lvl>
+    <w:lvl w:ilvl="6" w:tplc="FB0EE0CC">
+      <w:start w:val="1"/>
+      <w:numFmt w:val="decimal"/>
+      <w:lvlText w:val="%7"/>
+      <w:lvlJc w:val="left"/>
+      <w:pPr>
+        <w:ind w:left="4781"/>
+      </w:pPr>
+      <w:rPr>
+        <w:rFonts w:ascii="Times New Roman" w:eastAsia="Times New Roman" w:hAnsi="Times New Roman" w:cs="Times New Roman"/>
+        <w:b/>
+        <w:bCs/>
+        <w:i w:val="0"/>
+        <w:strike w:val="0"/>
+        <w:dstrike w:val="0"/>
+        <w:color w:val="2F2F2F"/>
+        <w:sz w:val="25"/>
+        <w:szCs w:val="25"/>
+        <w:u w:val="none" w:color="000000"/>
+        <w:bdr w:val="none" w:sz="0" w:space="0" w:color="auto"/>
+        <w:shd w:val="clear" w:color="auto" w:fill="auto"/>
+        <w:vertAlign w:val="baseline"/>
+      </w:rPr>
+    </w:lvl>
+    <w:lvl w:ilvl="7" w:tplc="8B327FE4">
+      <w:start w:val="1"/>
+      <w:numFmt w:val="lowerLetter"/>
+      <w:lvlText w:val="%8"/>
+      <w:lvlJc w:val="left"/>
+      <w:pPr>
+        <w:ind w:left="5501"/>
+      </w:pPr>
+      <w:rPr>
+        <w:rFonts w:ascii="Times New Roman" w:eastAsia="Times New Roman" w:hAnsi="Times New Roman" w:cs="Times New Roman"/>
+        <w:b/>
+        <w:bCs/>
+        <w:i w:val="0"/>
+        <w:strike w:val="0"/>
+        <w:dstrike w:val="0"/>
+        <w:color w:val="2F2F2F"/>
+        <w:sz w:val="25"/>
+        <w:szCs w:val="25"/>
+        <w:u w:val="none" w:color="000000"/>
+        <w:bdr w:val="none" w:sz="0" w:space="0" w:color="auto"/>
+        <w:shd w:val="clear" w:color="auto" w:fill="auto"/>
+        <w:vertAlign w:val="baseline"/>
+      </w:rPr>
+    </w:lvl>
+    <w:lvl w:ilvl="8" w:tplc="AC7CC4D6">
+      <w:start w:val="1"/>
+      <w:numFmt w:val="lowerRoman"/>
+      <w:lvlText w:val="%9"/>
+      <w:lvlJc w:val="left"/>
+      <w:pPr>
+        <w:ind w:left="6221"/>
+      </w:pPr>
+      <w:rPr>
+        <w:rFonts w:ascii="Times New Roman" w:eastAsia="Times New Roman" w:hAnsi="Times New Roman" w:cs="Times New Roman"/>
+        <w:b/>
+        <w:bCs/>
+        <w:i w:val="0"/>
+        <w:strike w:val="0"/>
+        <w:dstrike w:val="0"/>
+        <w:color w:val="2F2F2F"/>
+        <w:sz w:val="25"/>
+        <w:szCs w:val="25"/>
+        <w:u w:val="none" w:color="000000"/>
+        <w:bdr w:val="none" w:sz="0" w:space="0" w:color="auto"/>
+        <w:shd w:val="clear" w:color="auto" w:fill="auto"/>
+        <w:vertAlign w:val="baseline"/>
+      </w:rPr>
+    </w:lvl>
+  </w:abstractNum>
+  <w:abstractNum w:abstractNumId="3" w15:restartNumberingAfterBreak="0">
     <w:nsid w:val="52567CFE"/>
     <w:multiLevelType w:val="multilevel"/>
     <w:tmpl w:val="D604F0E2"/>
@@ -2163,7 +2644,228 @@
       </w:rPr>
     </w:lvl>
   </w:abstractNum>
-  <w:abstractNum w:abstractNumId="1" w15:restartNumberingAfterBreak="0">
+  <w:abstractNum w:abstractNumId="4" w15:restartNumberingAfterBreak="0">
+    <w:nsid w:val="633B0A90"/>
+    <w:multiLevelType w:val="hybridMultilevel"/>
+    <w:tmpl w:val="C34819C6"/>
+    <w:lvl w:ilvl="0" w:tplc="0BAC23D0">
+      <w:start w:val="1"/>
+      <w:numFmt w:val="decimal"/>
+      <w:lvlText w:val="%1."/>
+      <w:lvlJc w:val="left"/>
+      <w:pPr>
+        <w:ind w:left="787"/>
+      </w:pPr>
+      <w:rPr>
+        <w:rFonts w:ascii="Times New Roman" w:eastAsia="Times New Roman" w:hAnsi="Times New Roman" w:cs="Times New Roman"/>
+        <w:b/>
+        <w:bCs/>
+        <w:i w:val="0"/>
+        <w:strike w:val="0"/>
+        <w:dstrike w:val="0"/>
+        <w:color w:val="2F2F2F"/>
+        <w:sz w:val="25"/>
+        <w:szCs w:val="25"/>
+        <w:u w:val="none" w:color="000000"/>
+        <w:bdr w:val="none" w:sz="0" w:space="0" w:color="auto"/>
+        <w:shd w:val="clear" w:color="auto" w:fill="auto"/>
+        <w:vertAlign w:val="baseline"/>
+      </w:rPr>
+    </w:lvl>
+    <w:lvl w:ilvl="1" w:tplc="527481EC">
+      <w:start w:val="1"/>
+      <w:numFmt w:val="lowerLetter"/>
+      <w:lvlText w:val="%2"/>
+      <w:lvlJc w:val="left"/>
+      <w:pPr>
+        <w:ind w:left="1181"/>
+      </w:pPr>
+      <w:rPr>
+        <w:rFonts w:ascii="Times New Roman" w:eastAsia="Times New Roman" w:hAnsi="Times New Roman" w:cs="Times New Roman"/>
+        <w:b/>
+        <w:bCs/>
+        <w:i w:val="0"/>
+        <w:strike w:val="0"/>
+        <w:dstrike w:val="0"/>
+        <w:color w:val="2F2F2F"/>
+        <w:sz w:val="25"/>
+        <w:szCs w:val="25"/>
+        <w:u w:val="none" w:color="000000"/>
+        <w:bdr w:val="none" w:sz="0" w:space="0" w:color="auto"/>
+        <w:shd w:val="clear" w:color="auto" w:fill="auto"/>
+        <w:vertAlign w:val="baseline"/>
+      </w:rPr>
+    </w:lvl>
+    <w:lvl w:ilvl="2" w:tplc="9DEE1E4C">
+      <w:start w:val="1"/>
+      <w:numFmt w:val="lowerRoman"/>
+      <w:lvlText w:val="%3"/>
+      <w:lvlJc w:val="left"/>
+      <w:pPr>
+        <w:ind w:left="1901"/>
+      </w:pPr>
+      <w:rPr>
+        <w:rFonts w:ascii="Times New Roman" w:eastAsia="Times New Roman" w:hAnsi="Times New Roman" w:cs="Times New Roman"/>
+        <w:b/>
+        <w:bCs/>
+        <w:i w:val="0"/>
+        <w:strike w:val="0"/>
+        <w:dstrike w:val="0"/>
+        <w:color w:val="2F2F2F"/>
+        <w:sz w:val="25"/>
+        <w:szCs w:val="25"/>
+        <w:u w:val="none" w:color="000000"/>
+        <w:bdr w:val="none" w:sz="0" w:space="0" w:color="auto"/>
+        <w:shd w:val="clear" w:color="auto" w:fill="auto"/>
+        <w:vertAlign w:val="baseline"/>
+      </w:rPr>
+    </w:lvl>
+    <w:lvl w:ilvl="3" w:tplc="AE3EF7A6">
+      <w:start w:val="1"/>
+      <w:numFmt w:val="decimal"/>
+      <w:lvlText w:val="%4"/>
+      <w:lvlJc w:val="left"/>
+      <w:pPr>
+        <w:ind w:left="2621"/>
+      </w:pPr>
+      <w:rPr>
+        <w:rFonts w:ascii="Times New Roman" w:eastAsia="Times New Roman" w:hAnsi="Times New Roman" w:cs="Times New Roman"/>
+        <w:b/>
+        <w:bCs/>
+        <w:i w:val="0"/>
+        <w:strike w:val="0"/>
+        <w:dstrike w:val="0"/>
+        <w:color w:val="2F2F2F"/>
+        <w:sz w:val="25"/>
+        <w:szCs w:val="25"/>
+        <w:u w:val="none" w:color="000000"/>
+        <w:bdr w:val="none" w:sz="0" w:space="0" w:color="auto"/>
+        <w:shd w:val="clear" w:color="auto" w:fill="auto"/>
+        <w:vertAlign w:val="baseline"/>
+      </w:rPr>
+    </w:lvl>
+    <w:lvl w:ilvl="4" w:tplc="443E86BE">
+      <w:start w:val="1"/>
+      <w:numFmt w:val="lowerLetter"/>
+      <w:lvlText w:val="%5"/>
+      <w:lvlJc w:val="left"/>
+      <w:pPr>
+        <w:ind w:left="3341"/>
+      </w:pPr>
+      <w:rPr>
+        <w:rFonts w:ascii="Times New Roman" w:eastAsia="Times New Roman" w:hAnsi="Times New Roman" w:cs="Times New Roman"/>
+        <w:b/>
+        <w:bCs/>
+        <w:i w:val="0"/>
+        <w:strike w:val="0"/>
+        <w:dstrike w:val="0"/>
+        <w:color w:val="2F2F2F"/>
+        <w:sz w:val="25"/>
+        <w:szCs w:val="25"/>
+        <w:u w:val="none" w:color="000000"/>
+        <w:bdr w:val="none" w:sz="0" w:space="0" w:color="auto"/>
+        <w:shd w:val="clear" w:color="auto" w:fill="auto"/>
+        <w:vertAlign w:val="baseline"/>
+      </w:rPr>
+    </w:lvl>
+    <w:lvl w:ilvl="5" w:tplc="CF1E3D4A">
+      <w:start w:val="1"/>
+      <w:numFmt w:val="lowerRoman"/>
+      <w:lvlText w:val="%6"/>
+      <w:lvlJc w:val="left"/>
+      <w:pPr>
+        <w:ind w:left="4061"/>
+      </w:pPr>
+      <w:rPr>
+        <w:rFonts w:ascii="Times New Roman" w:eastAsia="Times New Roman" w:hAnsi="Times New Roman" w:cs="Times New Roman"/>
+        <w:b/>
+        <w:bCs/>
+        <w:i w:val="0"/>
+        <w:strike w:val="0"/>
+        <w:dstrike w:val="0"/>
+        <w:color w:val="2F2F2F"/>
+        <w:sz w:val="25"/>
+        <w:szCs w:val="25"/>
+        <w:u w:val="none" w:color="000000"/>
+        <w:bdr w:val="none" w:sz="0" w:space="0" w:color="auto"/>
+        <w:shd w:val="clear" w:color="auto" w:fill="auto"/>
+        <w:vertAlign w:val="baseline"/>
+      </w:rPr>
+    </w:lvl>
+    <w:lvl w:ilvl="6" w:tplc="8EA6021C">
+      <w:start w:val="1"/>
+      <w:numFmt w:val="decimal"/>
+      <w:lvlText w:val="%7"/>
+      <w:lvlJc w:val="left"/>
+      <w:pPr>
+        <w:ind w:left="4781"/>
+      </w:pPr>
+      <w:rPr>
+        <w:rFonts w:ascii="Times New Roman" w:eastAsia="Times New Roman" w:hAnsi="Times New Roman" w:cs="Times New Roman"/>
+        <w:b/>
+        <w:bCs/>
+        <w:i w:val="0"/>
+        <w:strike w:val="0"/>
+        <w:dstrike w:val="0"/>
+        <w:color w:val="2F2F2F"/>
+        <w:sz w:val="25"/>
+        <w:szCs w:val="25"/>
+        <w:u w:val="none" w:color="000000"/>
+        <w:bdr w:val="none" w:sz="0" w:space="0" w:color="auto"/>
+        <w:shd w:val="clear" w:color="auto" w:fill="auto"/>
+        <w:vertAlign w:val="baseline"/>
+      </w:rPr>
+    </w:lvl>
+    <w:lvl w:ilvl="7" w:tplc="296206DE">
+      <w:start w:val="1"/>
+      <w:numFmt w:val="lowerLetter"/>
+      <w:lvlText w:val="%8"/>
+      <w:lvlJc w:val="left"/>
+      <w:pPr>
+        <w:ind w:left="5501"/>
+      </w:pPr>
+      <w:rPr>
+        <w:rFonts w:ascii="Times New Roman" w:eastAsia="Times New Roman" w:hAnsi="Times New Roman" w:cs="Times New Roman"/>
+        <w:b/>
+        <w:bCs/>
+        <w:i w:val="0"/>
+        <w:strike w:val="0"/>
+        <w:dstrike w:val="0"/>
+        <w:color w:val="2F2F2F"/>
+        <w:sz w:val="25"/>
+        <w:szCs w:val="25"/>
+        <w:u w:val="none" w:color="000000"/>
+        <w:bdr w:val="none" w:sz="0" w:space="0" w:color="auto"/>
+        <w:shd w:val="clear" w:color="auto" w:fill="auto"/>
+        <w:vertAlign w:val="baseline"/>
+      </w:rPr>
+    </w:lvl>
+    <w:lvl w:ilvl="8" w:tplc="E0A4B0BC">
+      <w:start w:val="1"/>
+      <w:numFmt w:val="lowerRoman"/>
+      <w:lvlText w:val="%9"/>
+      <w:lvlJc w:val="left"/>
+      <w:pPr>
+        <w:ind w:left="6221"/>
+      </w:pPr>
+      <w:rPr>
+        <w:rFonts w:ascii="Times New Roman" w:eastAsia="Times New Roman" w:hAnsi="Times New Roman" w:cs="Times New Roman"/>
+        <w:b/>
+        <w:bCs/>
+        <w:i w:val="0"/>
+        <w:strike w:val="0"/>
+        <w:dstrike w:val="0"/>
+        <w:color w:val="2F2F2F"/>
+        <w:sz w:val="25"/>
+        <w:szCs w:val="25"/>
+        <w:u w:val="none" w:color="000000"/>
+        <w:bdr w:val="none" w:sz="0" w:space="0" w:color="auto"/>
+        <w:shd w:val="clear" w:color="auto" w:fill="auto"/>
+        <w:vertAlign w:val="baseline"/>
+      </w:rPr>
+    </w:lvl>
+  </w:abstractNum>
+  <w:abstractNum w:abstractNumId="5" w15:restartNumberingAfterBreak="0">
     <w:nsid w:val="6A463C5B"/>
     <w:multiLevelType w:val="hybridMultilevel"/>
     <w:tmpl w:val="797600A2"/>
@@ -2377,10 +3079,22 @@
     </w:lvl>
   </w:abstractNum>
   <w:num w:numId="1" w16cid:durableId="1331369577">
-    <w:abstractNumId w:val="0"/>
+    <w:abstractNumId w:val="3"/>
   </w:num>
   <w:num w:numId="2" w16cid:durableId="552666169">
+    <w:abstractNumId w:val="5"/>
+  </w:num>
+  <w:num w:numId="3" w16cid:durableId="868417540">
+    <w:abstractNumId w:val="4"/>
+  </w:num>
+  <w:num w:numId="4" w16cid:durableId="309989193">
+    <w:abstractNumId w:val="2"/>
+  </w:num>
+  <w:num w:numId="5" w16cid:durableId="1916207269">
     <w:abstractNumId w:val="1"/>
+  </w:num>
+  <w:num w:numId="6" w16cid:durableId="308556427">
+    <w:abstractNumId w:val="0"/>
   </w:num>
 </w:numbering>
 </file>

--- a/src/templates/4. NET_METERING_CONNECTION_AGREEMENT.docx
+++ b/src/templates/4. NET_METERING_CONNECTION_AGREEMENT.docx
@@ -1,16 +1,22 @@
 
 <file path=word/document.xml><?xml version="1.0" encoding="utf-8"?>
-<w:document xmlns:wpc="http://schemas.microsoft.com/office/word/2010/wordprocessingCanvas" xmlns:cx="http://schemas.microsoft.com/office/drawing/2014/chartex" xmlns:cx1="http://schemas.microsoft.com/office/drawing/2015/9/8/chartex" xmlns:cx2="http://schemas.microsoft.com/office/drawing/2015/10/21/chartex" xmlns:cx3="http://schemas.microsoft.com/office/drawing/2016/5/9/chartex" xmlns:cx4="http://schemas.microsoft.com/office/drawing/2016/5/10/chartex" xmlns:cx5="http://schemas.microsoft.com/office/drawing/2016/5/11/chartex" xmlns:cx6="http://schemas.microsoft.com/office/drawing/2016/5/12/chartex" xmlns:cx7="http://schemas.microsoft.com/office/drawing/2016/5/13/chartex" xmlns:cx8="http://schemas.microsoft.com/office/drawing/2016/5/14/chartex" xmlns:mc="http://schemas.openxmlformats.org/markup-compatibility/2006" xmlns:aink="http://schemas.microsoft.com/office/drawing/2016/ink" xmlns:am3d="http://schemas.microsoft.com/office/drawing/2017/model3d" xmlns:o="urn:schemas-microsoft-com:office:office" xmlns:oel="http://schemas.microsoft.com/office/2019/extlst" xmlns:r="http://schemas.openxmlformats.org/officeDocument/2006/relationships" xmlns:m="http://schemas.openxmlformats.org/officeDocument/2006/math" xmlns:v="urn:schemas-microsoft-com:vml" xmlns:wp14="http://schemas.microsoft.com/office/word/2010/wordprocessingDrawing" xmlns:wp="http://schemas.openxmlformats.org/drawingml/2006/wordprocessingDrawing" xmlns:w10="urn:schemas-microsoft-com:office:word" xmlns:w="http://schemas.openxmlformats.org/wordprocessingml/2006/main" xmlns:w14="http://schemas.microsoft.com/office/word/2010/wordml" xmlns:w15="http://schemas.microsoft.com/office/word/2012/wordml" xmlns:w16cex="http://schemas.microsoft.com/office/word/2018/wordml/cex" xmlns:w16cid="http://schemas.microsoft.com/office/word/2016/wordml/cid" xmlns:w16="http://schemas.microsoft.com/office/word/2018/wordml" xmlns:w16du="http://schemas.microsoft.com/office/word/2023/wordml/word16du" xmlns:w16sdtdh="http://schemas.microsoft.com/office/word/2020/wordml/sdtdatahash" xmlns:w16sdtfl="http://schemas.microsoft.com/office/word/2024/wordml/sdtformatlock" xmlns:w16se="http://schemas.microsoft.com/office/word/2015/wordml/symex" xmlns:wpg="http://schemas.microsoft.com/office/word/2010/wordprocessingGroup" xmlns:wpi="http://schemas.microsoft.com/office/word/2010/wordprocessingInk" xmlns:wne="http://schemas.microsoft.com/office/word/2006/wordml" xmlns:wps="http://schemas.microsoft.com/office/word/2010/wordprocessingShape" mc:Ignorable="w14 w15 w16se w16cid w16 w16cex w16sdtdh w16sdtfl w16du wp14">
+<w:document xmlns:wpc="http://schemas.microsoft.com/office/word/2010/wordprocessingCanvas" xmlns:mc="http://schemas.openxmlformats.org/markup-compatibility/2006" xmlns:o="urn:schemas-microsoft-com:office:office" xmlns:r="http://schemas.openxmlformats.org/officeDocument/2006/relationships" xmlns:m="http://schemas.openxmlformats.org/officeDocument/2006/math" xmlns:v="urn:schemas-microsoft-com:vml" xmlns:wp14="http://schemas.microsoft.com/office/word/2010/wordprocessingDrawing" xmlns:wp="http://schemas.openxmlformats.org/drawingml/2006/wordprocessingDrawing" xmlns:w10="urn:schemas-microsoft-com:office:word" xmlns:w="http://schemas.openxmlformats.org/wordprocessingml/2006/main" xmlns:w14="http://schemas.microsoft.com/office/word/2010/wordml" xmlns:w15="http://schemas.microsoft.com/office/word/2012/wordml" xmlns:w16se="http://schemas.microsoft.com/office/word/2015/wordml/symex" xmlns:w16cid="http://schemas.microsoft.com/office/word/2016/wordml/cid" xmlns:w16="http://schemas.microsoft.com/office/word/2018/wordml" xmlns:w16cex="http://schemas.microsoft.com/office/word/2018/wordml/cex" xmlns:w16sdtdh="http://schemas.microsoft.com/office/word/2020/wordml/sdtdatahash" xmlns:wne="http://schemas.microsoft.com/office/word/2006/wordml" xmlns:wpg="http://schemas.microsoft.com/office/word/2010/wordprocessingGroup" xmlns:wps="http://schemas.microsoft.com/office/word/2010/wordprocessingShape" mc:Ignorable="w14 w15 w16se w16cid w16 w16cex w16sdtdh wp14">
   <w:body>
     <w:p>
       <w:pPr>
         <w:spacing w:after="0" w:line="259" w:lineRule="auto"/>
-        <w:ind w:left="0" w:right="48" w:firstLine="0"/>
+        <w:ind w:left="0" w:right="48"/>
         <w:jc w:val="center"/>
       </w:pPr>
       <w:r>
         <w:rPr>
+          <w:rFonts w:ascii="Times New Roman" w:hAnsi="Times New Roman" w:eastAsia="Times New Roman" w:cs="Times New Roman"/>
           <w:b/>
+          <w:bCs/>
+          <w:color w:val="000000"/>
+          <w:kern w:val="2"/>
+          <w:sz w:val="24"/>
+          <w:szCs w:val="21"/>
         </w:rPr>
         <w:t>Annexure – 3</w:t>
       </w:r>
@@ -18,12 +24,16 @@
     <w:p>
       <w:pPr>
         <w:spacing w:after="0" w:line="259" w:lineRule="auto"/>
-        <w:ind w:left="0" w:firstLine="0"/>
-        <w:jc w:val="left"/>
-      </w:pPr>
-      <w:r>
-        <w:rPr>
+        <w:ind w:left="0"/>
+        <w:jc w:val="left"/>
+      </w:pPr>
+      <w:r>
+        <w:rPr>
+          <w:rFonts w:ascii="Times New Roman" w:hAnsi="Times New Roman" w:eastAsia="Times New Roman" w:cs="Times New Roman"/>
+          <w:color w:val="000000"/>
+          <w:kern w:val="2"/>
           <w:sz w:val="28"/>
+          <w:szCs w:val="21"/>
         </w:rPr>
         <w:t xml:space="preserve"> </w:t>
       </w:r>
@@ -36,143 +46,431 @@
       </w:pPr>
       <w:r>
         <w:rPr>
+          <w:rFonts w:ascii="Times New Roman" w:hAnsi="Times New Roman" w:eastAsia="Times New Roman" w:cs="Times New Roman"/>
           <w:b/>
+          <w:bCs/>
+          <w:color w:val="000000"/>
+          <w:kern w:val="2"/>
+          <w:sz w:val="24"/>
+          <w:szCs w:val="21"/>
         </w:rPr>
         <w:t>Net Metering Connection Agreement</w:t>
       </w:r>
       <w:r>
+        <w:rPr>
+          <w:rFonts w:ascii="Times New Roman" w:hAnsi="Times New Roman" w:eastAsia="Times New Roman" w:cs="Times New Roman"/>
+          <w:color w:val="000000"/>
+          <w:kern w:val="2"/>
+          <w:sz w:val="24"/>
+          <w:szCs w:val="21"/>
+        </w:rPr>
         <w:t xml:space="preserve"> </w:t>
       </w:r>
     </w:p>
     <w:p>
       <w:pPr>
         <w:spacing w:after="0" w:line="259" w:lineRule="auto"/>
-        <w:ind w:left="0" w:firstLine="0"/>
-        <w:jc w:val="left"/>
-      </w:pPr>
-      <w:r>
-        <w:rPr>
+        <w:ind w:left="0"/>
+        <w:jc w:val="left"/>
+      </w:pPr>
+      <w:r>
+        <w:rPr>
+          <w:rFonts w:ascii="Times New Roman" w:hAnsi="Times New Roman" w:eastAsia="Times New Roman" w:cs="Times New Roman"/>
+          <w:color w:val="000000"/>
+          <w:kern w:val="2"/>
           <w:sz w:val="30"/>
-        </w:rPr>
-        <w:t xml:space="preserve"> </w:t>
-      </w:r>
-    </w:p>
-    <w:p>
-      <w:pPr>
-        <w:ind w:left="345" w:right="14" w:firstLine="0"/>
-      </w:pPr>
-      <w:r>
+          <w:szCs w:val="21"/>
+        </w:rPr>
+        <w:t xml:space="preserve"> </w:t>
+      </w:r>
+    </w:p>
+    <w:p>
+      <w:pPr>
+        <w:ind w:left="345" w:right="14"/>
+        <w:jc w:val="both"/>
+      </w:pPr>
+      <w:r>
+        <w:rPr>
+          <w:rFonts w:ascii="Times New Roman" w:hAnsi="Times New Roman" w:eastAsia="Times New Roman" w:cs="Times New Roman"/>
+          <w:color w:val="000000"/>
+          <w:kern w:val="2"/>
+          <w:sz w:val="24"/>
+          <w:szCs w:val="21"/>
+        </w:rPr>
         <w:t xml:space="preserve">This Agreement is made and entered into at </w:t>
       </w:r>
       <w:r>
-        <w:t xml:space="preserve">  MALEGAON </w:t>
-      </w:r>
-      <w:r>
-        <w:t xml:space="preserve"> on this </w:t>
-      </w:r>
-      <w:r>
-        <w:t xml:space="preserve"> </w:t>
-      </w:r>
-      <w:r>
-        <w:t>{{agreement_date}}</w:t>
-      </w:r>
-      <w:r>
+        <w:rPr>
+          <w:rFonts w:ascii="Times New Roman" w:hAnsi="Times New Roman" w:eastAsia="Times New Roman" w:cs="Times New Roman"/>
+          <w:color w:val="000000"/>
+          <w:kern w:val="2"/>
+          <w:sz w:val="24"/>
+          <w:szCs w:val="21"/>
+        </w:rPr>
+        <w:t xml:space="preserve">  </w:t>
+      </w:r>
+      <w:r>
+        <w:rPr>
+          <w:rFonts w:ascii="Times New Roman" w:hAnsi="Times New Roman" w:eastAsia="Times New Roman" w:cs="Times New Roman"/>
+          <w:color w:val="000000"/>
+          <w:kern w:val="2"/>
+          <w:sz w:val="24"/>
+          <w:szCs w:val="21"/>
+        </w:rPr>
+        <w:t xml:space="preserve">MALEGAON </w:t>
+      </w:r>
+      <w:r>
+        <w:rPr>
+          <w:rFonts w:ascii="Times New Roman" w:hAnsi="Times New Roman" w:eastAsia="Times New Roman" w:cs="Times New Roman"/>
+          <w:color w:val="000000"/>
+          <w:kern w:val="2"/>
+          <w:sz w:val="24"/>
+          <w:szCs w:val="21"/>
+        </w:rPr>
+        <w:t xml:space="preserve"> on</w:t>
+      </w:r>
+      <w:r>
+        <w:rPr>
+          <w:rFonts w:ascii="Times New Roman" w:hAnsi="Times New Roman" w:eastAsia="Times New Roman" w:cs="Times New Roman"/>
+          <w:color w:val="000000"/>
+          <w:kern w:val="2"/>
+          <w:sz w:val="24"/>
+          <w:szCs w:val="21"/>
+        </w:rPr>
+        <w:t xml:space="preserve"> </w:t>
+      </w:r>
+      <w:r>
+        <w:rPr>
+          <w:rFonts w:ascii="Times New Roman" w:hAnsi="Times New Roman" w:eastAsia="Times New Roman" w:cs="Times New Roman"/>
+          <w:color w:val="000000"/>
+          <w:kern w:val="2"/>
+          <w:sz w:val="24"/>
+          <w:szCs w:val="21"/>
+        </w:rPr>
+        <w:t xml:space="preserve">this </w:t>
+      </w:r>
+      <w:r>
+        <w:rPr>
+          <w:rFonts w:ascii="Times New Roman" w:hAnsi="Times New Roman" w:eastAsia="Times New Roman" w:cs="Times New Roman"/>
+          <w:color w:val="000000"/>
+          <w:kern w:val="2"/>
+          <w:sz w:val="24"/>
+          <w:szCs w:val="21"/>
+        </w:rPr>
+        <w:t xml:space="preserve"> </w:t>
+      </w:r>
+      <w:r>
+        <w:rPr>
+          <w:rFonts w:ascii="Times New Roman" w:hAnsi="Times New Roman" w:eastAsia="Times New Roman" w:cs="Times New Roman"/>
+          <w:color w:val="000000"/>
+          <w:kern w:val="2"/>
+          <w:sz w:val="24"/>
+          <w:szCs w:val="21"/>
+        </w:rPr>
+        <w:t>{</w:t>
+      </w:r>
+      <w:r>
+        <w:rPr>
+          <w:rFonts w:ascii="Times New Roman" w:hAnsi="Times New Roman" w:eastAsia="Times New Roman" w:cs="Times New Roman"/>
+          <w:color w:val="000000"/>
+          <w:kern w:val="2"/>
+          <w:sz w:val="24"/>
+          <w:szCs w:val="21"/>
+        </w:rPr>
+        <w:t>{</w:t>
+      </w:r>
+      <w:r>
+        <w:rPr>
+          <w:rFonts w:ascii="Times New Roman" w:hAnsi="Times New Roman" w:eastAsia="Times New Roman" w:cs="Times New Roman"/>
+          <w:color w:val="000000"/>
+          <w:kern w:val="2"/>
+          <w:sz w:val="24"/>
+          <w:szCs w:val="21"/>
+        </w:rPr>
+        <w:t>agreement_date</w:t>
+      </w:r>
+      <w:r>
+        <w:rPr>
+          <w:rFonts w:ascii="Times New Roman" w:hAnsi="Times New Roman" w:eastAsia="Times New Roman" w:cs="Times New Roman"/>
+          <w:color w:val="000000"/>
+          <w:kern w:val="2"/>
+          <w:sz w:val="24"/>
+          <w:szCs w:val="21"/>
+        </w:rPr>
+        <w:t>}}</w:t>
+      </w:r>
+      <w:r>
+        <w:rPr>
+          <w:rFonts w:ascii="Times New Roman" w:hAnsi="Times New Roman" w:eastAsia="Times New Roman" w:cs="Times New Roman"/>
+          <w:color w:val="000000"/>
+          <w:kern w:val="2"/>
+          <w:sz w:val="24"/>
+          <w:szCs w:val="21"/>
+        </w:rPr>
         <w:t xml:space="preserve"> between the Eligible </w:t>
       </w:r>
       <w:r>
-        <w:t>{{consumer_name}}</w:t>
-      </w:r>
-      <w:r>
+        <w:rPr>
+          <w:rFonts w:ascii="Times New Roman" w:hAnsi="Times New Roman" w:eastAsia="Times New Roman" w:cs="Times New Roman"/>
+          <w:color w:val="000000"/>
+          <w:kern w:val="2"/>
+          <w:sz w:val="24"/>
+          <w:szCs w:val="21"/>
+        </w:rPr>
+        <w:t>{{</w:t>
+      </w:r>
+      <w:r>
+        <w:rPr>
+          <w:rFonts w:ascii="Times New Roman" w:hAnsi="Times New Roman" w:eastAsia="Times New Roman" w:cs="Times New Roman"/>
+          <w:color w:val="000000"/>
+          <w:kern w:val="2"/>
+          <w:sz w:val="24"/>
+          <w:szCs w:val="21"/>
+        </w:rPr>
+        <w:t>consumer_name</w:t>
+      </w:r>
+      <w:r>
+        <w:rPr>
+          <w:rFonts w:ascii="Times New Roman" w:hAnsi="Times New Roman" w:eastAsia="Times New Roman" w:cs="Times New Roman"/>
+          <w:color w:val="000000"/>
+          <w:kern w:val="2"/>
+          <w:sz w:val="24"/>
+          <w:szCs w:val="21"/>
+        </w:rPr>
+        <w:t>}}</w:t>
+      </w:r>
+      <w:r>
+        <w:rPr>
+          <w:rFonts w:ascii="Times New Roman" w:hAnsi="Times New Roman" w:eastAsia="Times New Roman" w:cs="Times New Roman"/>
+          <w:color w:val="000000"/>
+          <w:kern w:val="2"/>
+          <w:sz w:val="24"/>
+          <w:szCs w:val="21"/>
+        </w:rPr>
         <w:t xml:space="preserve"> having premises at </w:t>
       </w:r>
       <w:r>
+        <w:rPr>
+          <w:rFonts w:ascii="Times New Roman" w:hAnsi="Times New Roman" w:eastAsia="Times New Roman" w:cs="Times New Roman"/>
+          <w:color w:val="000000"/>
+          <w:kern w:val="2"/>
+          <w:sz w:val="24"/>
+          <w:szCs w:val="21"/>
+        </w:rPr>
         <w:t>{{address}}</w:t>
       </w:r>
       <w:r>
+        <w:rPr>
+          <w:rFonts w:ascii="Times New Roman" w:hAnsi="Times New Roman" w:eastAsia="Times New Roman" w:cs="Times New Roman"/>
+          <w:color w:val="000000"/>
+          <w:kern w:val="2"/>
+          <w:sz w:val="24"/>
+          <w:szCs w:val="21"/>
+        </w:rPr>
         <w:t xml:space="preserve"> and Consumer No. </w:t>
       </w:r>
       <w:r>
         <w:rPr>
+          <w:rFonts w:ascii="Times New Roman" w:hAnsi="Times New Roman" w:eastAsia="Times New Roman" w:cs="Times New Roman"/>
+          <w:color w:val="000000"/>
+          <w:kern w:val="2"/>
+          <w:sz w:val="24"/>
+          <w:szCs w:val="21"/>
           <w:u w:val="single" w:color="000000"/>
         </w:rPr>
         <w:t xml:space="preserve"> </w:t>
       </w:r>
       <w:r>
-        <w:t xml:space="preserve">{{consumer_number}} </w:t>
-      </w:r>
-      <w:r>
+        <w:rPr>
+          <w:rFonts w:ascii="Times New Roman" w:hAnsi="Times New Roman" w:eastAsia="Times New Roman" w:cs="Times New Roman"/>
+          <w:color w:val="000000"/>
+          <w:kern w:val="2"/>
+          <w:sz w:val="24"/>
+          <w:szCs w:val="21"/>
+        </w:rPr>
+        <w:t>{{</w:t>
+      </w:r>
+      <w:r>
+        <w:rPr>
+          <w:rFonts w:ascii="Times New Roman" w:hAnsi="Times New Roman" w:eastAsia="Times New Roman" w:cs="Times New Roman"/>
+          <w:color w:val="000000"/>
+          <w:kern w:val="2"/>
+          <w:sz w:val="24"/>
+          <w:szCs w:val="21"/>
+        </w:rPr>
+        <w:t>consumer_number</w:t>
+      </w:r>
+      <w:r>
+        <w:rPr>
+          <w:rFonts w:ascii="Times New Roman" w:hAnsi="Times New Roman" w:eastAsia="Times New Roman" w:cs="Times New Roman"/>
+          <w:color w:val="000000"/>
+          <w:kern w:val="2"/>
+          <w:sz w:val="24"/>
+          <w:szCs w:val="21"/>
+        </w:rPr>
+        <w:t xml:space="preserve">}} </w:t>
+      </w:r>
+      <w:r>
+        <w:rPr>
+          <w:rFonts w:ascii="Times New Roman" w:hAnsi="Times New Roman" w:eastAsia="Times New Roman" w:cs="Times New Roman"/>
+          <w:color w:val="000000"/>
+          <w:kern w:val="2"/>
+          <w:sz w:val="24"/>
+          <w:szCs w:val="21"/>
+        </w:rPr>
         <w:t xml:space="preserve">as the first Party,  </w:t>
       </w:r>
     </w:p>
     <w:p>
       <w:pPr>
-        <w:ind w:left="360" w:right="14" w:firstLine="0"/>
-      </w:pPr>
-      <w:r>
+        <w:ind w:left="360" w:right="14"/>
+        <w:jc w:val="both"/>
+      </w:pPr>
+      <w:r>
+        <w:rPr>
+          <w:rFonts w:ascii="Times New Roman" w:hAnsi="Times New Roman" w:eastAsia="Times New Roman" w:cs="Times New Roman"/>
+          <w:color w:val="000000"/>
+          <w:kern w:val="2"/>
+          <w:sz w:val="24"/>
+          <w:szCs w:val="21"/>
+        </w:rPr>
         <w:t xml:space="preserve">                   </w:t>
       </w:r>
       <w:r>
+        <w:rPr>
+          <w:rFonts w:ascii="Times New Roman" w:hAnsi="Times New Roman" w:eastAsia="Times New Roman" w:cs="Times New Roman"/>
+          <w:color w:val="000000"/>
+          <w:kern w:val="2"/>
+          <w:sz w:val="24"/>
+          <w:szCs w:val="21"/>
+        </w:rPr>
         <w:t xml:space="preserve">                                </w:t>
       </w:r>
     </w:p>
     <w:p>
       <w:pPr>
         <w:spacing w:line="259" w:lineRule="auto"/>
-        <w:ind w:left="345" w:right="14" w:firstLine="0"/>
+        <w:ind w:left="345" w:right="14"/>
         <w:jc w:val="center"/>
       </w:pPr>
       <w:r>
+        <w:rPr>
+          <w:rFonts w:ascii="Times New Roman" w:hAnsi="Times New Roman" w:eastAsia="Times New Roman" w:cs="Times New Roman"/>
+          <w:color w:val="000000"/>
+          <w:kern w:val="2"/>
+          <w:sz w:val="24"/>
+          <w:szCs w:val="21"/>
+        </w:rPr>
         <w:t>AND</w:t>
       </w:r>
     </w:p>
     <w:p>
       <w:pPr>
         <w:spacing w:after="46" w:line="259" w:lineRule="auto"/>
-        <w:ind w:left="0" w:firstLine="0"/>
-        <w:jc w:val="left"/>
-      </w:pPr>
-      <w:r>
-        <w:rPr>
+        <w:ind w:left="0"/>
+        <w:jc w:val="left"/>
+      </w:pPr>
+      <w:r>
+        <w:rPr>
+          <w:rFonts w:ascii="Times New Roman" w:hAnsi="Times New Roman" w:eastAsia="Times New Roman" w:cs="Times New Roman"/>
+          <w:color w:val="000000"/>
+          <w:kern w:val="2"/>
           <w:sz w:val="20"/>
-        </w:rPr>
-        <w:t xml:space="preserve"> </w:t>
-      </w:r>
-    </w:p>
-    <w:p>
-      <w:pPr>
-        <w:ind w:left="345" w:right="14" w:firstLine="0"/>
-      </w:pPr>
-      <w:r>
+          <w:szCs w:val="21"/>
+        </w:rPr>
+        <w:t xml:space="preserve"> </w:t>
+      </w:r>
+    </w:p>
+    <w:p>
+      <w:pPr>
+        <w:ind w:left="345" w:right="14"/>
+        <w:jc w:val="both"/>
+      </w:pPr>
+      <w:r>
+        <w:rPr>
+          <w:rFonts w:ascii="Times New Roman" w:hAnsi="Times New Roman" w:eastAsia="Times New Roman" w:cs="Times New Roman"/>
+          <w:color w:val="000000"/>
+          <w:kern w:val="2"/>
+          <w:sz w:val="24"/>
+          <w:szCs w:val="21"/>
+        </w:rPr>
         <w:t xml:space="preserve">The Distribution Licensee </w:t>
       </w:r>
       <w:r>
+        <w:rPr>
+          <w:rFonts w:ascii="Times New Roman" w:hAnsi="Times New Roman" w:eastAsia="Times New Roman" w:cs="Times New Roman"/>
+          <w:color w:val="000000"/>
+          <w:kern w:val="2"/>
+          <w:sz w:val="24"/>
+          <w:szCs w:val="21"/>
+        </w:rPr>
         <w:t xml:space="preserve">– </w:t>
       </w:r>
       <w:r>
         <w:rPr>
+          <w:rFonts w:ascii="Times New Roman" w:hAnsi="Times New Roman" w:eastAsia="Times New Roman" w:cs="Times New Roman"/>
+          <w:color w:val="000000"/>
+          <w:kern w:val="2"/>
+          <w:sz w:val="24"/>
+          <w:szCs w:val="21"/>
           <w:u w:val="single"/>
         </w:rPr>
         <w:t>Maharashtra State Electricity Distribution Co. Ltd</w:t>
       </w:r>
       <w:r>
+        <w:rPr>
+          <w:rFonts w:ascii="Times New Roman" w:hAnsi="Times New Roman" w:eastAsia="Times New Roman" w:cs="Times New Roman"/>
+          <w:color w:val="000000"/>
+          <w:kern w:val="2"/>
+          <w:sz w:val="24"/>
+          <w:szCs w:val="21"/>
+        </w:rPr>
         <w:t xml:space="preserve">; and having its Registered Office at </w:t>
       </w:r>
       <w:r>
+        <w:rPr>
+          <w:rFonts w:ascii="Times New Roman" w:hAnsi="Times New Roman" w:eastAsia="Times New Roman" w:cs="Times New Roman"/>
+          <w:color w:val="000000"/>
+          <w:kern w:val="2"/>
+          <w:sz w:val="24"/>
+          <w:szCs w:val="21"/>
+        </w:rPr>
         <w:t xml:space="preserve">MALEGAON  </w:t>
       </w:r>
       <w:r>
-        <w:t xml:space="preserve">as second Party of this Agreement. </w:t>
+        <w:rPr>
+          <w:rFonts w:ascii="Times New Roman" w:hAnsi="Times New Roman" w:eastAsia="Times New Roman" w:cs="Times New Roman"/>
+          <w:color w:val="000000"/>
+          <w:kern w:val="2"/>
+          <w:sz w:val="24"/>
+          <w:szCs w:val="21"/>
+        </w:rPr>
+        <w:t>as</w:t>
+      </w:r>
+      <w:r>
+        <w:rPr>
+          <w:rFonts w:ascii="Times New Roman" w:hAnsi="Times New Roman" w:eastAsia="Times New Roman" w:cs="Times New Roman"/>
+          <w:color w:val="000000"/>
+          <w:kern w:val="2"/>
+          <w:sz w:val="24"/>
+          <w:szCs w:val="21"/>
+        </w:rPr>
+        <w:t xml:space="preserve"> second Party of this Agreement. </w:t>
       </w:r>
     </w:p>
     <w:p>
       <w:pPr>
         <w:spacing w:after="0" w:line="259" w:lineRule="auto"/>
-        <w:ind w:left="0" w:firstLine="0"/>
-        <w:jc w:val="left"/>
-      </w:pPr>
-      <w:r>
-        <w:rPr>
+        <w:ind w:left="0"/>
+        <w:jc w:val="left"/>
+      </w:pPr>
+      <w:r>
+        <w:rPr>
+          <w:rFonts w:ascii="Times New Roman" w:hAnsi="Times New Roman" w:eastAsia="Times New Roman" w:cs="Times New Roman"/>
+          <w:color w:val="000000"/>
+          <w:kern w:val="2"/>
           <w:sz w:val="20"/>
+          <w:szCs w:val="21"/>
         </w:rPr>
         <w:t xml:space="preserve"> </w:t>
       </w:r>
@@ -180,51 +478,129 @@
     <w:p>
       <w:pPr>
         <w:spacing w:after="0" w:line="259" w:lineRule="auto"/>
-        <w:ind w:left="0" w:firstLine="0"/>
-        <w:jc w:val="left"/>
-      </w:pPr>
-      <w:r>
-        <w:rPr>
+        <w:ind w:left="0"/>
+        <w:jc w:val="left"/>
+      </w:pPr>
+      <w:r>
+        <w:rPr>
+          <w:rFonts w:ascii="Times New Roman" w:hAnsi="Times New Roman" w:eastAsia="Times New Roman" w:cs="Times New Roman"/>
+          <w:color w:val="000000"/>
+          <w:kern w:val="2"/>
           <w:sz w:val="22"/>
-        </w:rPr>
-        <w:t xml:space="preserve"> </w:t>
-      </w:r>
-    </w:p>
-    <w:p>
-      <w:pPr>
-        <w:ind w:left="345" w:right="14" w:firstLine="0"/>
-      </w:pPr>
-      <w:r>
+          <w:szCs w:val="21"/>
+        </w:rPr>
+        <w:t xml:space="preserve"> </w:t>
+      </w:r>
+    </w:p>
+    <w:p>
+      <w:pPr>
+        <w:ind w:left="345" w:right="14"/>
+        <w:jc w:val="both"/>
+      </w:pPr>
+      <w:r>
+        <w:rPr>
+          <w:rFonts w:ascii="Times New Roman" w:hAnsi="Times New Roman" w:eastAsia="Times New Roman" w:cs="Times New Roman"/>
+          <w:color w:val="000000"/>
+          <w:kern w:val="2"/>
+          <w:sz w:val="24"/>
+          <w:szCs w:val="21"/>
+        </w:rPr>
         <w:t>Whereas the Eligible Consumer has applied to MSEDCL for approval of a Net Metering Arrangement under the provisions of the Maharashtra Electricity Regulatory Commission (</w:t>
       </w:r>
       <w:r>
+        <w:rPr>
+          <w:rFonts w:ascii="Times New Roman" w:hAnsi="Times New Roman" w:eastAsia="Times New Roman" w:cs="Times New Roman"/>
+          <w:color w:val="000000"/>
+          <w:kern w:val="2"/>
+          <w:sz w:val="24"/>
+          <w:szCs w:val="21"/>
+        </w:rPr>
         <w:t>Net Metering for Roof-top Solar Photo Voltaic Systems</w:t>
       </w:r>
       <w:r>
+        <w:rPr>
+          <w:rFonts w:ascii="Times New Roman" w:hAnsi="Times New Roman" w:eastAsia="Times New Roman" w:cs="Times New Roman"/>
+          <w:color w:val="000000"/>
+          <w:kern w:val="2"/>
+          <w:sz w:val="24"/>
+          <w:szCs w:val="21"/>
+        </w:rPr>
         <w:t>) Regulations, 201</w:t>
       </w:r>
       <w:r>
+        <w:rPr>
+          <w:rFonts w:ascii="Times New Roman" w:hAnsi="Times New Roman" w:eastAsia="Times New Roman" w:cs="Times New Roman"/>
+          <w:color w:val="000000"/>
+          <w:kern w:val="2"/>
+          <w:sz w:val="24"/>
+          <w:szCs w:val="21"/>
+        </w:rPr>
         <w:t>5</w:t>
       </w:r>
       <w:r>
-        <w:t xml:space="preserve"> </w:t>
-      </w:r>
-      <w:r>
-        <w:t xml:space="preserve">('the Net Metering Regulations') and sought its connectivity to the Licensee's Distribution Network ; </w:t>
-      </w:r>
-      <w:r>
+        <w:rPr>
+          <w:rFonts w:ascii="Times New Roman" w:hAnsi="Times New Roman" w:eastAsia="Times New Roman" w:cs="Times New Roman"/>
+          <w:color w:val="000000"/>
+          <w:kern w:val="2"/>
+          <w:sz w:val="24"/>
+          <w:szCs w:val="21"/>
+        </w:rPr>
+        <w:t xml:space="preserve"> </w:t>
+      </w:r>
+      <w:r>
+        <w:rPr>
+          <w:rFonts w:ascii="Times New Roman" w:hAnsi="Times New Roman" w:eastAsia="Times New Roman" w:cs="Times New Roman"/>
+          <w:color w:val="000000"/>
+          <w:kern w:val="2"/>
+          <w:sz w:val="24"/>
+          <w:szCs w:val="21"/>
+        </w:rPr>
+        <w:t xml:space="preserve">('the Net Metering Regulations') and sought its connectivity to the Licensee's Distribution </w:t>
+      </w:r>
+      <w:r>
+        <w:rPr>
+          <w:rFonts w:ascii="Times New Roman" w:hAnsi="Times New Roman" w:eastAsia="Times New Roman" w:cs="Times New Roman"/>
+          <w:color w:val="000000"/>
+          <w:kern w:val="2"/>
+          <w:sz w:val="24"/>
+          <w:szCs w:val="21"/>
+        </w:rPr>
+        <w:t>Network ;</w:t>
+      </w:r>
+      <w:r>
+        <w:rPr>
+          <w:rFonts w:ascii="Times New Roman" w:hAnsi="Times New Roman" w:eastAsia="Times New Roman" w:cs="Times New Roman"/>
+          <w:color w:val="000000"/>
+          <w:kern w:val="2"/>
+          <w:sz w:val="24"/>
+          <w:szCs w:val="21"/>
+        </w:rPr>
+        <w:t xml:space="preserve"> </w:t>
+      </w:r>
+      <w:r>
+        <w:rPr>
+          <w:rFonts w:ascii="Times New Roman" w:hAnsi="Times New Roman" w:eastAsia="Times New Roman" w:cs="Times New Roman"/>
+          <w:color w:val="000000"/>
+          <w:kern w:val="2"/>
+          <w:sz w:val="24"/>
+          <w:szCs w:val="21"/>
+        </w:rPr>
         <w:t xml:space="preserve"> </w:t>
       </w:r>
     </w:p>
     <w:p>
       <w:pPr>
         <w:spacing w:after="0" w:line="259" w:lineRule="auto"/>
-        <w:ind w:left="0" w:firstLine="0"/>
-        <w:jc w:val="left"/>
-      </w:pPr>
-      <w:r>
-        <w:rPr>
+        <w:ind w:left="0"/>
+        <w:jc w:val="left"/>
+      </w:pPr>
+      <w:r>
+        <w:rPr>
+          <w:rFonts w:ascii="Times New Roman" w:hAnsi="Times New Roman" w:eastAsia="Times New Roman" w:cs="Times New Roman"/>
+          <w:color w:val="000000"/>
+          <w:kern w:val="2"/>
           <w:sz w:val="16"/>
+          <w:szCs w:val="21"/>
         </w:rPr>
         <w:t xml:space="preserve"> </w:t>
       </w:r>
@@ -232,48 +608,86 @@
     <w:p>
       <w:pPr>
         <w:spacing w:after="8" w:line="259" w:lineRule="auto"/>
-        <w:ind w:left="0" w:firstLine="0"/>
-        <w:jc w:val="left"/>
-      </w:pPr>
-      <w:r>
-        <w:rPr>
+        <w:ind w:left="0"/>
+        <w:jc w:val="left"/>
+      </w:pPr>
+      <w:r>
+        <w:rPr>
+          <w:rFonts w:ascii="Times New Roman" w:hAnsi="Times New Roman" w:eastAsia="Times New Roman" w:cs="Times New Roman"/>
+          <w:color w:val="000000"/>
+          <w:kern w:val="2"/>
           <w:sz w:val="20"/>
-        </w:rPr>
-        <w:t xml:space="preserve"> </w:t>
-      </w:r>
-    </w:p>
-    <w:p>
-      <w:pPr>
-        <w:ind w:left="345" w:right="14" w:firstLine="0"/>
-      </w:pPr>
-      <w:r>
+          <w:szCs w:val="21"/>
+        </w:rPr>
+        <w:t xml:space="preserve"> </w:t>
+      </w:r>
+    </w:p>
+    <w:p>
+      <w:pPr>
+        <w:ind w:left="345" w:right="14"/>
+        <w:jc w:val="both"/>
+      </w:pPr>
+      <w:r>
+        <w:rPr>
+          <w:rFonts w:ascii="Times New Roman" w:hAnsi="Times New Roman" w:eastAsia="Times New Roman" w:cs="Times New Roman"/>
+          <w:color w:val="000000"/>
+          <w:kern w:val="2"/>
+          <w:sz w:val="24"/>
+          <w:szCs w:val="21"/>
+        </w:rPr>
         <w:t xml:space="preserve">And whereas, the Licensee has agreed to provide Network connectivity to the Eligible Consumer for injection of electricity generated from its Roof-top Solar PV System of </w:t>
       </w:r>
       <w:r>
+        <w:rPr>
+          <w:rFonts w:ascii="Times New Roman" w:hAnsi="Times New Roman" w:eastAsia="Times New Roman" w:cs="Times New Roman"/>
+          <w:color w:val="000000"/>
+          <w:kern w:val="2"/>
+          <w:sz w:val="24"/>
+          <w:szCs w:val="21"/>
+        </w:rPr>
         <w:t>{{capacity}}</w:t>
       </w:r>
       <w:r>
+        <w:rPr>
+          <w:rFonts w:ascii="Times New Roman" w:hAnsi="Times New Roman" w:eastAsia="Times New Roman" w:cs="Times New Roman"/>
+          <w:color w:val="000000"/>
+          <w:kern w:val="2"/>
+          <w:sz w:val="24"/>
+          <w:szCs w:val="21"/>
+        </w:rPr>
         <w:t xml:space="preserve"> kilowatt; </w:t>
       </w:r>
     </w:p>
     <w:p>
       <w:pPr>
         <w:spacing w:line="259" w:lineRule="auto"/>
-        <w:ind w:left="345" w:right="14" w:firstLine="0"/>
-      </w:pPr>
-      <w:r>
+        <w:ind w:left="345" w:right="14"/>
+        <w:jc w:val="both"/>
+      </w:pPr>
+      <w:r>
+        <w:rPr>
+          <w:rFonts w:ascii="Times New Roman" w:hAnsi="Times New Roman" w:eastAsia="Times New Roman" w:cs="Times New Roman"/>
+          <w:color w:val="000000"/>
+          <w:kern w:val="2"/>
+          <w:sz w:val="24"/>
+          <w:szCs w:val="21"/>
+        </w:rPr>
         <w:t xml:space="preserve">Both Parties hereby agree as follows: </w:t>
       </w:r>
     </w:p>
     <w:p>
       <w:pPr>
         <w:spacing w:after="37" w:line="259" w:lineRule="auto"/>
-        <w:ind w:left="0" w:firstLine="0"/>
-        <w:jc w:val="left"/>
-      </w:pPr>
-      <w:r>
-        <w:rPr>
+        <w:ind w:left="0"/>
+        <w:jc w:val="left"/>
+      </w:pPr>
+      <w:r>
+        <w:rPr>
+          <w:rFonts w:ascii="Times New Roman" w:hAnsi="Times New Roman" w:eastAsia="Times New Roman" w:cs="Times New Roman"/>
+          <w:color w:val="000000"/>
+          <w:kern w:val="2"/>
           <w:sz w:val="12"/>
+          <w:szCs w:val="21"/>
         </w:rPr>
         <w:t xml:space="preserve"> </w:t>
       </w:r>
@@ -281,12 +695,16 @@
     <w:p>
       <w:pPr>
         <w:spacing w:after="5" w:line="259" w:lineRule="auto"/>
-        <w:ind w:left="0" w:firstLine="0"/>
-        <w:jc w:val="left"/>
-      </w:pPr>
-      <w:r>
-        <w:rPr>
+        <w:ind w:left="0"/>
+        <w:jc w:val="left"/>
+      </w:pPr>
+      <w:r>
+        <w:rPr>
+          <w:rFonts w:ascii="Times New Roman" w:hAnsi="Times New Roman" w:eastAsia="Times New Roman" w:cs="Times New Roman"/>
+          <w:color w:val="000000"/>
+          <w:kern w:val="2"/>
           <w:sz w:val="20"/>
+          <w:szCs w:val="21"/>
         </w:rPr>
         <w:t xml:space="preserve"> </w:t>
       </w:r>
@@ -298,43 +716,99 @@
           <w:numId w:val="3"/>
         </w:numPr>
         <w:spacing w:line="259" w:lineRule="auto"/>
-        <w:jc w:val="left"/>
-      </w:pPr>
-      <w:r>
-        <w:rPr>
+        <w:ind w:left="787"/>
+        <w:jc w:val="left"/>
+      </w:pPr>
+      <w:r>
+        <w:rPr>
+          <w:rFonts w:ascii="Times New Roman" w:hAnsi="Times New Roman" w:eastAsia="Times New Roman" w:cs="Times New Roman"/>
           <w:b/>
+          <w:bCs/>
+          <w:color w:val="000000"/>
+          <w:kern w:val="2"/>
+          <w:sz w:val="24"/>
+          <w:szCs w:val="21"/>
         </w:rPr>
         <w:t>Eligibility</w:t>
       </w:r>
       <w:r>
+        <w:rPr>
+          <w:rFonts w:ascii="Times New Roman" w:hAnsi="Times New Roman" w:eastAsia="Times New Roman" w:cs="Times New Roman"/>
+          <w:color w:val="000000"/>
+          <w:kern w:val="2"/>
+          <w:sz w:val="24"/>
+          <w:szCs w:val="21"/>
+        </w:rPr>
         <w:t xml:space="preserve">: </w:t>
       </w:r>
     </w:p>
     <w:p>
       <w:pPr>
         <w:spacing w:after="0" w:line="259" w:lineRule="auto"/>
-        <w:ind w:left="0" w:firstLine="0"/>
-        <w:jc w:val="left"/>
-      </w:pPr>
-      <w:r>
+        <w:ind w:left="0"/>
+        <w:jc w:val="left"/>
+      </w:pPr>
+      <w:r>
+        <w:rPr>
+          <w:rFonts w:ascii="Times New Roman" w:hAnsi="Times New Roman" w:eastAsia="Times New Roman" w:cs="Times New Roman"/>
+          <w:color w:val="000000"/>
+          <w:kern w:val="2"/>
+          <w:sz w:val="24"/>
+          <w:szCs w:val="21"/>
+        </w:rPr>
         <w:t xml:space="preserve"> </w:t>
       </w:r>
     </w:p>
     <w:p>
       <w:pPr>
         <w:ind w:left="812"/>
-      </w:pPr>
-      <w:r>
-        <w:t xml:space="preserve">The Roof-top Solar PV System meets the applicable norms for being integrated  into the Distribution Network, and that the Eligible Consumer shall maintain the System accordingly for the duration of this Agreement. </w:t>
+        <w:jc w:val="both"/>
+      </w:pPr>
+      <w:r>
+        <w:rPr>
+          <w:rFonts w:ascii="Times New Roman" w:hAnsi="Times New Roman" w:eastAsia="Times New Roman" w:cs="Times New Roman"/>
+          <w:color w:val="000000"/>
+          <w:kern w:val="2"/>
+          <w:sz w:val="24"/>
+          <w:szCs w:val="21"/>
+        </w:rPr>
+        <w:t xml:space="preserve">The Roof-top Solar PV System meets the applicable norms for being </w:t>
+      </w:r>
+      <w:r>
+        <w:rPr>
+          <w:rFonts w:ascii="Times New Roman" w:hAnsi="Times New Roman" w:eastAsia="Times New Roman" w:cs="Times New Roman"/>
+          <w:color w:val="000000"/>
+          <w:kern w:val="2"/>
+          <w:sz w:val="24"/>
+          <w:szCs w:val="21"/>
+        </w:rPr>
+        <w:t xml:space="preserve">integrated  into</w:t>
+      </w:r>
+      <w:r>
+        <w:rPr>
+          <w:rFonts w:ascii="Times New Roman" w:hAnsi="Times New Roman" w:eastAsia="Times New Roman" w:cs="Times New Roman"/>
+          <w:color w:val="000000"/>
+          <w:kern w:val="2"/>
+          <w:sz w:val="24"/>
+          <w:szCs w:val="21"/>
+        </w:rPr>
+        <w:t xml:space="preserve"> the Distribution Network, and that the Eligible Consumer shall maintain the System accordingly for the duration of this Agreement. </w:t>
       </w:r>
     </w:p>
     <w:p>
       <w:pPr>
         <w:spacing w:after="0" w:line="259" w:lineRule="auto"/>
-        <w:ind w:left="0" w:firstLine="0"/>
-        <w:jc w:val="left"/>
-      </w:pPr>
-      <w:r>
+        <w:ind w:left="0"/>
+        <w:jc w:val="left"/>
+      </w:pPr>
+      <w:r>
+        <w:rPr>
+          <w:rFonts w:ascii="Times New Roman" w:hAnsi="Times New Roman" w:eastAsia="Times New Roman" w:cs="Times New Roman"/>
+          <w:color w:val="000000"/>
+          <w:kern w:val="2"/>
+          <w:sz w:val="24"/>
+          <w:szCs w:val="21"/>
+        </w:rPr>
         <w:t xml:space="preserve"> </w:t>
       </w:r>
     </w:p>
@@ -345,150 +819,269 @@
           <w:numId w:val="3"/>
         </w:numPr>
         <w:spacing w:line="259" w:lineRule="auto"/>
-        <w:jc w:val="left"/>
-      </w:pPr>
-      <w:r>
-        <w:rPr>
+        <w:ind w:left="787"/>
+        <w:jc w:val="left"/>
+      </w:pPr>
+      <w:r>
+        <w:rPr>
+          <w:rFonts w:ascii="Times New Roman" w:hAnsi="Times New Roman" w:eastAsia="Times New Roman" w:cs="Times New Roman"/>
           <w:b/>
+          <w:bCs/>
+          <w:color w:val="000000"/>
+          <w:kern w:val="2"/>
+          <w:sz w:val="24"/>
+          <w:szCs w:val="21"/>
         </w:rPr>
         <w:t>Technical and Inter-connection Requirements</w:t>
       </w:r>
       <w:r>
+        <w:rPr>
+          <w:rFonts w:ascii="Times New Roman" w:hAnsi="Times New Roman" w:eastAsia="Times New Roman" w:cs="Times New Roman"/>
+          <w:color w:val="000000"/>
+          <w:kern w:val="2"/>
+          <w:sz w:val="24"/>
+          <w:szCs w:val="21"/>
+        </w:rPr>
         <w:t xml:space="preserve">: </w:t>
       </w:r>
     </w:p>
     <w:p>
       <w:pPr>
         <w:spacing w:after="0" w:line="259" w:lineRule="auto"/>
-        <w:ind w:left="0" w:firstLine="0"/>
-        <w:jc w:val="left"/>
-      </w:pPr>
-      <w:r>
+        <w:ind w:left="0"/>
+        <w:jc w:val="left"/>
+      </w:pPr>
+      <w:r>
+        <w:rPr>
+          <w:rFonts w:ascii="Times New Roman" w:hAnsi="Times New Roman" w:eastAsia="Times New Roman" w:cs="Times New Roman"/>
+          <w:color w:val="000000"/>
+          <w:kern w:val="2"/>
+          <w:sz w:val="24"/>
+          <w:szCs w:val="21"/>
+        </w:rPr>
         <w:t xml:space="preserve"> </w:t>
       </w:r>
     </w:p>
     <w:p>
       <w:pPr>
         <w:ind w:left="787" w:hanging="701"/>
-      </w:pPr>
-      <w:r>
-        <w:rPr>
-          <w:rFonts w:ascii="Arial" w:eastAsia="Arial" w:hAnsi="Arial" w:cs="Arial"/>
-        </w:rPr>
-        <w:t xml:space="preserve"> </w:t>
-      </w:r>
-      <w:r>
+        <w:jc w:val="both"/>
+      </w:pPr>
+      <w:r>
+        <w:rPr>
+          <w:rFonts w:ascii="Arial" w:hAnsi="Arial" w:eastAsia="Arial" w:cs="Arial"/>
+          <w:color w:val="000000"/>
+          <w:kern w:val="2"/>
+          <w:sz w:val="24"/>
+          <w:szCs w:val="21"/>
+        </w:rPr>
+        <w:t xml:space="preserve"> </w:t>
+      </w:r>
+      <w:r>
+        <w:rPr>
+          <w:rFonts w:ascii="Times New Roman" w:hAnsi="Times New Roman" w:eastAsia="Times New Roman" w:cs="Times New Roman"/>
+          <w:color w:val="000000"/>
+          <w:kern w:val="2"/>
+          <w:sz w:val="24"/>
+          <w:szCs w:val="21"/>
+        </w:rPr>
         <w:t xml:space="preserve">The metering arrangement and the inter-connection of the Roof-top Solar PV System with the Network of the Licensee shall be as per the provisions of the Net Metering Regulations and the technical standards and norms specified by the Central Electricity Authority for connectivity of distributed generation resources and for the installation and operation of meters. </w:t>
       </w:r>
     </w:p>
     <w:p>
       <w:pPr>
         <w:spacing w:after="0" w:line="259" w:lineRule="auto"/>
-        <w:ind w:left="0" w:firstLine="0"/>
-        <w:jc w:val="left"/>
-      </w:pPr>
-      <w:r>
+        <w:ind w:left="0"/>
+        <w:jc w:val="left"/>
+      </w:pPr>
+      <w:r>
+        <w:rPr>
+          <w:rFonts w:ascii="Times New Roman" w:hAnsi="Times New Roman" w:eastAsia="Times New Roman" w:cs="Times New Roman"/>
+          <w:color w:val="000000"/>
+          <w:kern w:val="2"/>
+          <w:sz w:val="24"/>
+          <w:szCs w:val="21"/>
+        </w:rPr>
         <w:t xml:space="preserve"> </w:t>
       </w:r>
     </w:p>
     <w:p>
       <w:pPr>
         <w:ind w:left="787" w:hanging="701"/>
-      </w:pPr>
-      <w:r>
-        <w:rPr>
-          <w:rFonts w:ascii="Arial" w:eastAsia="Arial" w:hAnsi="Arial" w:cs="Arial"/>
-        </w:rPr>
-        <w:t xml:space="preserve"> </w:t>
-      </w:r>
-      <w:r>
+        <w:jc w:val="both"/>
+      </w:pPr>
+      <w:r>
+        <w:rPr>
+          <w:rFonts w:ascii="Arial" w:hAnsi="Arial" w:eastAsia="Arial" w:cs="Arial"/>
+          <w:color w:val="000000"/>
+          <w:kern w:val="2"/>
+          <w:sz w:val="24"/>
+          <w:szCs w:val="21"/>
+        </w:rPr>
+        <w:t xml:space="preserve"> </w:t>
+      </w:r>
+      <w:r>
+        <w:rPr>
+          <w:rFonts w:ascii="Times New Roman" w:hAnsi="Times New Roman" w:eastAsia="Times New Roman" w:cs="Times New Roman"/>
+          <w:color w:val="000000"/>
+          <w:kern w:val="2"/>
+          <w:sz w:val="24"/>
+          <w:szCs w:val="21"/>
+        </w:rPr>
         <w:t xml:space="preserve">The Eligible Consumer agrees, that he shall install, prior to connection of the Roof-top Solar PV System to the Network of the Licensee, an isolation device (both automatic and in built within inverter and external manual relays); and the </w:t>
       </w:r>
     </w:p>
     <w:p>
       <w:pPr>
         <w:spacing w:after="45" w:line="259" w:lineRule="auto"/>
-        <w:ind w:left="101" w:firstLine="0"/>
-        <w:jc w:val="left"/>
-      </w:pPr>
-      <w:r>
+        <w:ind w:left="101"/>
+        <w:jc w:val="left"/>
+      </w:pPr>
+      <w:r>
+        <w:rPr>
+          <w:rFonts w:ascii="Times New Roman" w:hAnsi="Times New Roman" w:eastAsia="Times New Roman" w:cs="Times New Roman"/>
+          <w:color w:val="000000"/>
+          <w:kern w:val="2"/>
+          <w:sz w:val="24"/>
+          <w:szCs w:val="21"/>
+        </w:rPr>
         <w:t xml:space="preserve"> </w:t>
       </w:r>
     </w:p>
     <w:p>
       <w:pPr>
         <w:ind w:left="812"/>
+        <w:jc w:val="both"/>
       </w:pPr>
       <w:r>
         <w:lastRenderedPageBreak/>
+        <w:rPr>
+          <w:rFonts w:ascii="Times New Roman" w:hAnsi="Times New Roman" w:eastAsia="Times New Roman" w:cs="Times New Roman"/>
+          <w:color w:val="000000"/>
+          <w:kern w:val="2"/>
+          <w:sz w:val="24"/>
+          <w:szCs w:val="21"/>
+        </w:rPr>
         <w:t xml:space="preserve">Licensee shall have access to it if required for the repair and maintenance of the Distribution Network. </w:t>
       </w:r>
     </w:p>
     <w:p>
       <w:pPr>
         <w:spacing w:after="0" w:line="259" w:lineRule="auto"/>
-        <w:ind w:left="0" w:firstLine="0"/>
-        <w:jc w:val="left"/>
-      </w:pPr>
-      <w:r>
+        <w:ind w:left="0"/>
+        <w:jc w:val="left"/>
+      </w:pPr>
+      <w:r>
+        <w:rPr>
+          <w:rFonts w:ascii="Times New Roman" w:hAnsi="Times New Roman" w:eastAsia="Times New Roman" w:cs="Times New Roman"/>
+          <w:color w:val="000000"/>
+          <w:kern w:val="2"/>
+          <w:sz w:val="24"/>
+          <w:szCs w:val="21"/>
+        </w:rPr>
         <w:t xml:space="preserve"> </w:t>
       </w:r>
     </w:p>
     <w:p>
       <w:pPr>
         <w:ind w:left="96"/>
-      </w:pPr>
-      <w:r>
-        <w:rPr>
-          <w:rFonts w:ascii="Arial" w:eastAsia="Arial" w:hAnsi="Arial" w:cs="Arial"/>
-        </w:rPr>
-        <w:t xml:space="preserve"> </w:t>
-      </w:r>
-      <w:r>
+        <w:jc w:val="both"/>
+      </w:pPr>
+      <w:r>
+        <w:rPr>
+          <w:rFonts w:ascii="Arial" w:hAnsi="Arial" w:eastAsia="Arial" w:cs="Arial"/>
+          <w:color w:val="000000"/>
+          <w:kern w:val="2"/>
+          <w:sz w:val="24"/>
+          <w:szCs w:val="21"/>
+        </w:rPr>
+        <w:t xml:space="preserve"> </w:t>
+      </w:r>
+      <w:r>
+        <w:rPr>
+          <w:rFonts w:ascii="Times New Roman" w:hAnsi="Times New Roman" w:eastAsia="Times New Roman" w:cs="Times New Roman"/>
+          <w:color w:val="000000"/>
+          <w:kern w:val="2"/>
+          <w:sz w:val="24"/>
+          <w:szCs w:val="21"/>
+        </w:rPr>
         <w:t xml:space="preserve">The Licensee shall specify the interface/inter-connection point and metering point. </w:t>
       </w:r>
     </w:p>
     <w:p>
       <w:pPr>
         <w:spacing w:after="0" w:line="259" w:lineRule="auto"/>
-        <w:ind w:left="0" w:firstLine="0"/>
-        <w:jc w:val="left"/>
-      </w:pPr>
-      <w:r>
+        <w:ind w:left="0"/>
+        <w:jc w:val="left"/>
+      </w:pPr>
+      <w:r>
+        <w:rPr>
+          <w:rFonts w:ascii="Times New Roman" w:hAnsi="Times New Roman" w:eastAsia="Times New Roman" w:cs="Times New Roman"/>
+          <w:color w:val="000000"/>
+          <w:kern w:val="2"/>
+          <w:sz w:val="24"/>
+          <w:szCs w:val="21"/>
+        </w:rPr>
         <w:t xml:space="preserve"> </w:t>
       </w:r>
     </w:p>
     <w:p>
       <w:pPr>
         <w:ind w:left="787" w:hanging="701"/>
-      </w:pPr>
-      <w:r>
-        <w:rPr>
-          <w:rFonts w:ascii="Arial" w:eastAsia="Arial" w:hAnsi="Arial" w:cs="Arial"/>
-        </w:rPr>
-        <w:t xml:space="preserve"> </w:t>
-      </w:r>
-      <w:r>
+        <w:jc w:val="both"/>
+      </w:pPr>
+      <w:r>
+        <w:rPr>
+          <w:rFonts w:ascii="Arial" w:hAnsi="Arial" w:eastAsia="Arial" w:cs="Arial"/>
+          <w:color w:val="000000"/>
+          <w:kern w:val="2"/>
+          <w:sz w:val="24"/>
+          <w:szCs w:val="21"/>
+        </w:rPr>
+        <w:t xml:space="preserve"> </w:t>
+      </w:r>
+      <w:r>
+        <w:rPr>
+          <w:rFonts w:ascii="Times New Roman" w:hAnsi="Times New Roman" w:eastAsia="Times New Roman" w:cs="Times New Roman"/>
+          <w:color w:val="000000"/>
+          <w:kern w:val="2"/>
+          <w:sz w:val="24"/>
+          <w:szCs w:val="21"/>
+        </w:rPr>
         <w:t xml:space="preserve">The Eligible Consumer shall furnish all relevant data, such as voltage, frequency, circuit breaker, isolator position in his System, as and when required by the Licensee. </w:t>
       </w:r>
     </w:p>
     <w:p>
       <w:pPr>
         <w:spacing w:after="0" w:line="259" w:lineRule="auto"/>
-        <w:ind w:left="0" w:firstLine="0"/>
-        <w:jc w:val="left"/>
-      </w:pPr>
-      <w:r>
+        <w:ind w:left="0"/>
+        <w:jc w:val="left"/>
+      </w:pPr>
+      <w:r>
+        <w:rPr>
+          <w:rFonts w:ascii="Times New Roman" w:hAnsi="Times New Roman" w:eastAsia="Times New Roman" w:cs="Times New Roman"/>
+          <w:color w:val="000000"/>
+          <w:kern w:val="2"/>
+          <w:sz w:val="24"/>
+          <w:szCs w:val="21"/>
+        </w:rPr>
         <w:t xml:space="preserve"> </w:t>
       </w:r>
     </w:p>
     <w:p>
       <w:pPr>
         <w:spacing w:after="0" w:line="259" w:lineRule="auto"/>
-        <w:ind w:left="0" w:firstLine="0"/>
-        <w:jc w:val="left"/>
-      </w:pPr>
-      <w:r>
+        <w:ind w:left="0"/>
+        <w:jc w:val="left"/>
+      </w:pPr>
+      <w:r>
+        <w:rPr>
+          <w:rFonts w:ascii="Times New Roman" w:hAnsi="Times New Roman" w:eastAsia="Times New Roman" w:cs="Times New Roman"/>
+          <w:color w:val="000000"/>
+          <w:kern w:val="2"/>
+          <w:sz w:val="24"/>
+          <w:szCs w:val="21"/>
+        </w:rPr>
         <w:t xml:space="preserve"> </w:t>
       </w:r>
     </w:p>
@@ -498,142 +1091,325 @@
           <w:tab w:val="center" w:pos="1170"/>
         </w:tabs>
         <w:spacing w:line="259" w:lineRule="auto"/>
-        <w:ind w:left="0" w:firstLine="0"/>
-        <w:jc w:val="left"/>
-      </w:pPr>
-      <w:r>
-        <w:rPr>
+        <w:ind w:left="0"/>
+        <w:jc w:val="left"/>
+      </w:pPr>
+      <w:r>
+        <w:rPr>
+          <w:rFonts w:ascii="Times New Roman" w:hAnsi="Times New Roman" w:eastAsia="Times New Roman" w:cs="Times New Roman"/>
           <w:b/>
+          <w:bCs/>
+          <w:color w:val="000000"/>
+          <w:kern w:val="2"/>
+          <w:sz w:val="24"/>
+          <w:szCs w:val="21"/>
         </w:rPr>
         <w:t>3.</w:t>
       </w:r>
       <w:r>
         <w:rPr>
-          <w:rFonts w:ascii="Arial" w:eastAsia="Arial" w:hAnsi="Arial" w:cs="Arial"/>
+          <w:rFonts w:ascii="Arial" w:hAnsi="Arial" w:eastAsia="Arial" w:cs="Arial"/>
           <w:b/>
-        </w:rPr>
-        <w:t xml:space="preserve"> </w:t>
-      </w:r>
-      <w:r>
-        <w:rPr>
-          <w:rFonts w:ascii="Arial" w:eastAsia="Arial" w:hAnsi="Arial" w:cs="Arial"/>
+          <w:bCs/>
+          <w:color w:val="000000"/>
+          <w:kern w:val="2"/>
+          <w:sz w:val="24"/>
+          <w:szCs w:val="21"/>
+        </w:rPr>
+        <w:t xml:space="preserve"> </w:t>
+      </w:r>
+      <w:r>
+        <w:tab/>
+      </w:r>
+      <w:r>
+        <w:rPr>
+          <w:rFonts w:ascii="Times New Roman" w:hAnsi="Times New Roman" w:eastAsia="Times New Roman" w:cs="Times New Roman"/>
           <w:b/>
-        </w:rPr>
-        <w:tab/>
-      </w:r>
-      <w:r>
-        <w:rPr>
-          <w:b/>
+          <w:bCs/>
+          <w:color w:val="000000"/>
+          <w:kern w:val="2"/>
+          <w:sz w:val="24"/>
+          <w:szCs w:val="21"/>
         </w:rPr>
         <w:t>Safety</w:t>
       </w:r>
       <w:r>
+        <w:rPr>
+          <w:rFonts w:ascii="Times New Roman" w:hAnsi="Times New Roman" w:eastAsia="Times New Roman" w:cs="Times New Roman"/>
+          <w:color w:val="000000"/>
+          <w:kern w:val="2"/>
+          <w:sz w:val="24"/>
+          <w:szCs w:val="21"/>
+        </w:rPr>
         <w:t xml:space="preserve">: </w:t>
       </w:r>
     </w:p>
     <w:p>
       <w:pPr>
         <w:spacing w:after="0" w:line="259" w:lineRule="auto"/>
-        <w:ind w:left="0" w:firstLine="0"/>
-        <w:jc w:val="left"/>
-      </w:pPr>
-      <w:r>
+        <w:ind w:left="0"/>
+        <w:jc w:val="left"/>
+      </w:pPr>
+      <w:r>
+        <w:rPr>
+          <w:rFonts w:ascii="Times New Roman" w:hAnsi="Times New Roman" w:eastAsia="Times New Roman" w:cs="Times New Roman"/>
+          <w:color w:val="000000"/>
+          <w:kern w:val="2"/>
+          <w:sz w:val="24"/>
+          <w:szCs w:val="21"/>
+        </w:rPr>
         <w:t xml:space="preserve"> </w:t>
       </w:r>
     </w:p>
     <w:p>
       <w:pPr>
         <w:ind w:left="787" w:hanging="701"/>
-      </w:pPr>
-      <w:r>
-        <w:rPr>
-          <w:rFonts w:ascii="Arial" w:eastAsia="Arial" w:hAnsi="Arial" w:cs="Arial"/>
-        </w:rPr>
-        <w:t xml:space="preserve"> </w:t>
-      </w:r>
-      <w:r>
+        <w:jc w:val="both"/>
+      </w:pPr>
+      <w:r>
+        <w:rPr>
+          <w:rFonts w:ascii="Arial" w:hAnsi="Arial" w:eastAsia="Arial" w:cs="Arial"/>
+          <w:color w:val="000000"/>
+          <w:kern w:val="2"/>
+          <w:sz w:val="24"/>
+          <w:szCs w:val="21"/>
+        </w:rPr>
+        <w:t xml:space="preserve"> </w:t>
+      </w:r>
+      <w:r>
+        <w:rPr>
+          <w:rFonts w:ascii="Times New Roman" w:hAnsi="Times New Roman" w:eastAsia="Times New Roman" w:cs="Times New Roman"/>
+          <w:color w:val="000000"/>
+          <w:kern w:val="2"/>
+          <w:sz w:val="24"/>
+          <w:szCs w:val="21"/>
+        </w:rPr>
         <w:t xml:space="preserve">The equipment connected to the Licensee's Distribution System shall be compliant with relevant International (IEEE/IEC) or Indian Standards (BIS), as the case may be, and the installation of electrical equipment shall comply with the requirements specified by the Central Electricity Authority regarding safety and electricity supply. </w:t>
       </w:r>
     </w:p>
     <w:p>
       <w:pPr>
         <w:spacing w:after="0" w:line="259" w:lineRule="auto"/>
-        <w:ind w:left="0" w:firstLine="0"/>
-        <w:jc w:val="left"/>
-      </w:pPr>
-      <w:r>
+        <w:ind w:left="0"/>
+        <w:jc w:val="left"/>
+      </w:pPr>
+      <w:r>
+        <w:rPr>
+          <w:rFonts w:ascii="Times New Roman" w:hAnsi="Times New Roman" w:eastAsia="Times New Roman" w:cs="Times New Roman"/>
+          <w:color w:val="000000"/>
+          <w:kern w:val="2"/>
+          <w:sz w:val="24"/>
+          <w:szCs w:val="21"/>
+        </w:rPr>
         <w:t xml:space="preserve"> </w:t>
       </w:r>
     </w:p>
     <w:p>
       <w:pPr>
         <w:ind w:left="787" w:hanging="701"/>
-      </w:pPr>
-      <w:r>
-        <w:rPr>
-          <w:rFonts w:ascii="Arial" w:eastAsia="Arial" w:hAnsi="Arial" w:cs="Arial"/>
-        </w:rPr>
-        <w:t xml:space="preserve"> </w:t>
-      </w:r>
-      <w:r>
+        <w:jc w:val="both"/>
+      </w:pPr>
+      <w:r>
+        <w:rPr>
+          <w:rFonts w:ascii="Arial" w:hAnsi="Arial" w:eastAsia="Arial" w:cs="Arial"/>
+          <w:color w:val="000000"/>
+          <w:kern w:val="2"/>
+          <w:sz w:val="24"/>
+          <w:szCs w:val="21"/>
+        </w:rPr>
+        <w:t xml:space="preserve"> </w:t>
+      </w:r>
+      <w:r>
+        <w:rPr>
+          <w:rFonts w:ascii="Times New Roman" w:hAnsi="Times New Roman" w:eastAsia="Times New Roman" w:cs="Times New Roman"/>
+          <w:color w:val="000000"/>
+          <w:kern w:val="2"/>
+          <w:sz w:val="24"/>
+          <w:szCs w:val="21"/>
+        </w:rPr>
         <w:t xml:space="preserve">The design, installation, maintenance and operation of the Roof-top Solar PV System shall be undertaken in a manner conducive to the safety of the Roof-top Solar PV System as well as the Licensee's Network. </w:t>
       </w:r>
     </w:p>
     <w:p>
       <w:pPr>
         <w:spacing w:after="0" w:line="259" w:lineRule="auto"/>
-        <w:ind w:left="0" w:firstLine="0"/>
-        <w:jc w:val="left"/>
-      </w:pPr>
-      <w:r>
+        <w:ind w:left="0"/>
+        <w:jc w:val="left"/>
+      </w:pPr>
+      <w:r>
+        <w:rPr>
+          <w:rFonts w:ascii="Times New Roman" w:hAnsi="Times New Roman" w:eastAsia="Times New Roman" w:cs="Times New Roman"/>
+          <w:color w:val="000000"/>
+          <w:kern w:val="2"/>
+          <w:sz w:val="24"/>
+          <w:szCs w:val="21"/>
+        </w:rPr>
         <w:t xml:space="preserve"> </w:t>
       </w:r>
     </w:p>
     <w:p>
       <w:pPr>
         <w:ind w:left="787" w:hanging="701"/>
-      </w:pPr>
-      <w:r>
-        <w:rPr>
-          <w:rFonts w:ascii="Arial" w:eastAsia="Arial" w:hAnsi="Arial" w:cs="Arial"/>
-        </w:rPr>
-        <w:t xml:space="preserve"> </w:t>
-      </w:r>
-      <w:r>
-        <w:t xml:space="preserve">If, at any time, the Licensee determines that the Eligible Consumer's Roof-top  Solar PV System is causing or may cause damage to and/or results in the  Licensee's other consumers or its assets, the Eligible Consumer shall disconnect  the Roof-top Solar PV System from the distribution Network upon direction from the Licensee, and  Shall undertake corrective measures at his own expense prior to re-connection. </w:t>
+        <w:jc w:val="both"/>
+      </w:pPr>
+      <w:r>
+        <w:rPr>
+          <w:rFonts w:ascii="Arial" w:hAnsi="Arial" w:eastAsia="Arial" w:cs="Arial"/>
+          <w:color w:val="000000"/>
+          <w:kern w:val="2"/>
+          <w:sz w:val="24"/>
+          <w:szCs w:val="21"/>
+        </w:rPr>
+        <w:t xml:space="preserve"> </w:t>
+      </w:r>
+      <w:r>
+        <w:rPr>
+          <w:rFonts w:ascii="Times New Roman" w:hAnsi="Times New Roman" w:eastAsia="Times New Roman" w:cs="Times New Roman"/>
+          <w:color w:val="000000"/>
+          <w:kern w:val="2"/>
+          <w:sz w:val="24"/>
+          <w:szCs w:val="21"/>
+        </w:rPr>
+        <w:t>If, at any time, the Licensee determines that the Eligible Consumer's Roof-</w:t>
+      </w:r>
+      <w:r>
+        <w:rPr>
+          <w:rFonts w:ascii="Times New Roman" w:hAnsi="Times New Roman" w:eastAsia="Times New Roman" w:cs="Times New Roman"/>
+          <w:color w:val="000000"/>
+          <w:kern w:val="2"/>
+          <w:sz w:val="24"/>
+          <w:szCs w:val="21"/>
+        </w:rPr>
+        <w:t xml:space="preserve">top  Solar</w:t>
+      </w:r>
+      <w:r>
+        <w:rPr>
+          <w:rFonts w:ascii="Times New Roman" w:hAnsi="Times New Roman" w:eastAsia="Times New Roman" w:cs="Times New Roman"/>
+          <w:color w:val="000000"/>
+          <w:kern w:val="2"/>
+          <w:sz w:val="24"/>
+          <w:szCs w:val="21"/>
+        </w:rPr>
+        <w:t xml:space="preserve"> PV System is causing or may cause damage to and/or results in </w:t>
+      </w:r>
+      <w:r>
+        <w:rPr>
+          <w:rFonts w:ascii="Times New Roman" w:hAnsi="Times New Roman" w:eastAsia="Times New Roman" w:cs="Times New Roman"/>
+          <w:color w:val="000000"/>
+          <w:kern w:val="2"/>
+          <w:sz w:val="24"/>
+          <w:szCs w:val="21"/>
+        </w:rPr>
+        <w:t xml:space="preserve">the  Licensee's</w:t>
+      </w:r>
+      <w:r>
+        <w:rPr>
+          <w:rFonts w:ascii="Times New Roman" w:hAnsi="Times New Roman" w:eastAsia="Times New Roman" w:cs="Times New Roman"/>
+          <w:color w:val="000000"/>
+          <w:kern w:val="2"/>
+          <w:sz w:val="24"/>
+          <w:szCs w:val="21"/>
+        </w:rPr>
+        <w:t xml:space="preserve"> other consumers or its assets, the Eligible Consumer shall </w:t>
+      </w:r>
+      <w:r>
+        <w:rPr>
+          <w:rFonts w:ascii="Times New Roman" w:hAnsi="Times New Roman" w:eastAsia="Times New Roman" w:cs="Times New Roman"/>
+          <w:color w:val="000000"/>
+          <w:kern w:val="2"/>
+          <w:sz w:val="24"/>
+          <w:szCs w:val="21"/>
+        </w:rPr>
+        <w:t xml:space="preserve">disconnect  the</w:t>
+      </w:r>
+      <w:r>
+        <w:rPr>
+          <w:rFonts w:ascii="Times New Roman" w:hAnsi="Times New Roman" w:eastAsia="Times New Roman" w:cs="Times New Roman"/>
+          <w:color w:val="000000"/>
+          <w:kern w:val="2"/>
+          <w:sz w:val="24"/>
+          <w:szCs w:val="21"/>
+        </w:rPr>
+        <w:t xml:space="preserve"> Roof-top Solar PV System from the distribution Network upon direction from the Licensee, </w:t>
+      </w:r>
+      <w:r>
+        <w:rPr>
+          <w:rFonts w:ascii="Times New Roman" w:hAnsi="Times New Roman" w:eastAsia="Times New Roman" w:cs="Times New Roman"/>
+          <w:color w:val="000000"/>
+          <w:kern w:val="2"/>
+          <w:sz w:val="24"/>
+          <w:szCs w:val="21"/>
+        </w:rPr>
+        <w:t xml:space="preserve">and  Shall</w:t>
+      </w:r>
+      <w:r>
+        <w:rPr>
+          <w:rFonts w:ascii="Times New Roman" w:hAnsi="Times New Roman" w:eastAsia="Times New Roman" w:cs="Times New Roman"/>
+          <w:color w:val="000000"/>
+          <w:kern w:val="2"/>
+          <w:sz w:val="24"/>
+          <w:szCs w:val="21"/>
+        </w:rPr>
+        <w:t xml:space="preserve"> undertake corrective measures at his own expense prior to re-connection. </w:t>
       </w:r>
     </w:p>
     <w:p>
       <w:pPr>
         <w:spacing w:after="0" w:line="259" w:lineRule="auto"/>
-        <w:ind w:left="0" w:firstLine="0"/>
-        <w:jc w:val="left"/>
-      </w:pPr>
-      <w:r>
+        <w:ind w:left="0"/>
+        <w:jc w:val="left"/>
+      </w:pPr>
+      <w:r>
+        <w:rPr>
+          <w:rFonts w:ascii="Times New Roman" w:hAnsi="Times New Roman" w:eastAsia="Times New Roman" w:cs="Times New Roman"/>
+          <w:color w:val="000000"/>
+          <w:kern w:val="2"/>
+          <w:sz w:val="24"/>
+          <w:szCs w:val="21"/>
+        </w:rPr>
         <w:t xml:space="preserve"> </w:t>
       </w:r>
     </w:p>
     <w:p>
       <w:pPr>
         <w:ind w:left="787" w:hanging="701"/>
-      </w:pPr>
-      <w:r>
-        <w:rPr>
-          <w:rFonts w:ascii="Arial" w:eastAsia="Arial" w:hAnsi="Arial" w:cs="Arial"/>
-        </w:rPr>
-        <w:t xml:space="preserve"> </w:t>
-      </w:r>
-      <w:r>
+        <w:jc w:val="both"/>
+      </w:pPr>
+      <w:r>
+        <w:rPr>
+          <w:rFonts w:ascii="Arial" w:hAnsi="Arial" w:eastAsia="Arial" w:cs="Arial"/>
+          <w:color w:val="000000"/>
+          <w:kern w:val="2"/>
+          <w:sz w:val="24"/>
+          <w:szCs w:val="21"/>
+        </w:rPr>
+        <w:t xml:space="preserve"> </w:t>
+      </w:r>
+      <w:r>
+        <w:rPr>
+          <w:rFonts w:ascii="Times New Roman" w:hAnsi="Times New Roman" w:eastAsia="Times New Roman" w:cs="Times New Roman"/>
+          <w:color w:val="000000"/>
+          <w:kern w:val="2"/>
+          <w:sz w:val="24"/>
+          <w:szCs w:val="21"/>
+        </w:rPr>
         <w:t xml:space="preserve">       The Licensee shall not be responsible for any accident resulting in injury to human beings or animals or damage to property that may occur due to back- feeding from the Roof-top Solar PV System when the grid supply is off. The Licensee may disconnect the installation at any time in the event of such exigencies to prevent such accident. </w:t>
       </w:r>
     </w:p>
     <w:p>
       <w:pPr>
         <w:spacing w:after="0" w:line="259" w:lineRule="auto"/>
-        <w:ind w:left="0" w:firstLine="0"/>
-        <w:jc w:val="left"/>
-      </w:pPr>
-      <w:r>
+        <w:ind w:left="0"/>
+        <w:jc w:val="left"/>
+      </w:pPr>
+      <w:r>
+        <w:rPr>
+          <w:rFonts w:ascii="Times New Roman" w:hAnsi="Times New Roman" w:eastAsia="Times New Roman" w:cs="Times New Roman"/>
+          <w:color w:val="000000"/>
+          <w:kern w:val="2"/>
+          <w:sz w:val="24"/>
+          <w:szCs w:val="21"/>
+        </w:rPr>
         <w:t xml:space="preserve"> </w:t>
       </w:r>
     </w:p>
@@ -644,43 +1420,79 @@
           <w:numId w:val="4"/>
         </w:numPr>
         <w:spacing w:line="259" w:lineRule="auto"/>
-        <w:jc w:val="left"/>
-      </w:pPr>
-      <w:r>
-        <w:rPr>
+        <w:ind w:left="787"/>
+        <w:jc w:val="left"/>
+      </w:pPr>
+      <w:r>
+        <w:rPr>
+          <w:rFonts w:ascii="Times New Roman" w:hAnsi="Times New Roman" w:eastAsia="Times New Roman" w:cs="Times New Roman"/>
           <w:b/>
+          <w:bCs/>
+          <w:color w:val="000000"/>
+          <w:kern w:val="2"/>
+          <w:sz w:val="24"/>
+          <w:szCs w:val="21"/>
         </w:rPr>
         <w:t>Other Clearances and Approvals</w:t>
       </w:r>
       <w:r>
+        <w:rPr>
+          <w:rFonts w:ascii="Times New Roman" w:hAnsi="Times New Roman" w:eastAsia="Times New Roman" w:cs="Times New Roman"/>
+          <w:color w:val="000000"/>
+          <w:kern w:val="2"/>
+          <w:sz w:val="24"/>
+          <w:szCs w:val="21"/>
+        </w:rPr>
         <w:t xml:space="preserve">: </w:t>
       </w:r>
     </w:p>
     <w:p>
       <w:pPr>
         <w:spacing w:after="0" w:line="259" w:lineRule="auto"/>
-        <w:ind w:left="0" w:firstLine="0"/>
-        <w:jc w:val="left"/>
-      </w:pPr>
-      <w:r>
+        <w:ind w:left="0"/>
+        <w:jc w:val="left"/>
+      </w:pPr>
+      <w:r>
+        <w:rPr>
+          <w:rFonts w:ascii="Times New Roman" w:hAnsi="Times New Roman" w:eastAsia="Times New Roman" w:cs="Times New Roman"/>
+          <w:color w:val="000000"/>
+          <w:kern w:val="2"/>
+          <w:sz w:val="24"/>
+          <w:szCs w:val="21"/>
+        </w:rPr>
         <w:t xml:space="preserve"> </w:t>
       </w:r>
     </w:p>
     <w:p>
       <w:pPr>
         <w:ind w:left="812"/>
-      </w:pPr>
-      <w:r>
+        <w:jc w:val="both"/>
+      </w:pPr>
+      <w:r>
+        <w:rPr>
+          <w:rFonts w:ascii="Times New Roman" w:hAnsi="Times New Roman" w:eastAsia="Times New Roman" w:cs="Times New Roman"/>
+          <w:color w:val="000000"/>
+          <w:kern w:val="2"/>
+          <w:sz w:val="24"/>
+          <w:szCs w:val="21"/>
+        </w:rPr>
         <w:t xml:space="preserve">The Eligible Consumer shall obtain any statutory approvals and clearances that maybe required, such as from the Electrical Inspector or the municipal or other authorities, before connecting the Roof-top Solar PV System to the distribution Network. </w:t>
       </w:r>
     </w:p>
     <w:p>
       <w:pPr>
         <w:spacing w:after="0" w:line="259" w:lineRule="auto"/>
-        <w:ind w:left="0" w:firstLine="0"/>
-        <w:jc w:val="left"/>
-      </w:pPr>
-      <w:r>
+        <w:ind w:left="0"/>
+        <w:jc w:val="left"/>
+      </w:pPr>
+      <w:r>
+        <w:rPr>
+          <w:rFonts w:ascii="Times New Roman" w:hAnsi="Times New Roman" w:eastAsia="Times New Roman" w:cs="Times New Roman"/>
+          <w:color w:val="000000"/>
+          <w:kern w:val="2"/>
+          <w:sz w:val="24"/>
+          <w:szCs w:val="21"/>
+        </w:rPr>
         <w:t xml:space="preserve"> </w:t>
       </w:r>
     </w:p>
@@ -691,23 +1503,45 @@
           <w:numId w:val="4"/>
         </w:numPr>
         <w:spacing w:line="259" w:lineRule="auto"/>
-        <w:jc w:val="left"/>
-      </w:pPr>
-      <w:r>
-        <w:rPr>
+        <w:ind w:left="787"/>
+        <w:jc w:val="left"/>
+      </w:pPr>
+      <w:r>
+        <w:rPr>
+          <w:rFonts w:ascii="Times New Roman" w:hAnsi="Times New Roman" w:eastAsia="Times New Roman" w:cs="Times New Roman"/>
           <w:b/>
+          <w:bCs/>
+          <w:color w:val="000000"/>
+          <w:kern w:val="2"/>
+          <w:sz w:val="24"/>
+          <w:szCs w:val="21"/>
         </w:rPr>
         <w:t>Period of Agreement, and Termination</w:t>
       </w:r>
       <w:r>
+        <w:rPr>
+          <w:rFonts w:ascii="Times New Roman" w:hAnsi="Times New Roman" w:eastAsia="Times New Roman" w:cs="Times New Roman"/>
+          <w:color w:val="000000"/>
+          <w:kern w:val="2"/>
+          <w:sz w:val="24"/>
+          <w:szCs w:val="21"/>
+        </w:rPr>
         <w:t xml:space="preserve">: </w:t>
       </w:r>
     </w:p>
     <w:p>
       <w:pPr>
         <w:ind w:left="96"/>
-      </w:pPr>
-      <w:r>
+        <w:jc w:val="both"/>
+      </w:pPr>
+      <w:r>
+        <w:rPr>
+          <w:rFonts w:ascii="Times New Roman" w:hAnsi="Times New Roman" w:eastAsia="Times New Roman" w:cs="Times New Roman"/>
+          <w:color w:val="000000"/>
+          <w:kern w:val="2"/>
+          <w:sz w:val="24"/>
+          <w:szCs w:val="21"/>
+        </w:rPr>
         <w:t xml:space="preserve">This Agreement shall be for a period for 20 years, but may be terminated prematurely </w:t>
       </w:r>
     </w:p>
@@ -719,8 +1553,16 @@
         </w:numPr>
         <w:spacing w:after="1" w:line="248" w:lineRule="auto"/>
         <w:ind w:left="1160"/>
-      </w:pPr>
-      <w:r>
+        <w:jc w:val="both"/>
+      </w:pPr>
+      <w:r>
+        <w:rPr>
+          <w:rFonts w:ascii="Times New Roman" w:hAnsi="Times New Roman" w:eastAsia="Times New Roman" w:cs="Times New Roman"/>
+          <w:color w:val="000000"/>
+          <w:kern w:val="2"/>
+          <w:sz w:val="24"/>
+          <w:szCs w:val="21"/>
+        </w:rPr>
         <w:t xml:space="preserve">By mutual consent; or </w:t>
       </w:r>
     </w:p>
@@ -732,9 +1574,37 @@
         </w:numPr>
         <w:spacing w:after="1" w:line="248" w:lineRule="auto"/>
         <w:ind w:left="1160"/>
-      </w:pPr>
-      <w:r>
-        <w:t xml:space="preserve">By the Eligible Consumer, by giving 30 days' notice to the Licensee ; </w:t>
+        <w:jc w:val="both"/>
+      </w:pPr>
+      <w:r>
+        <w:rPr>
+          <w:rFonts w:ascii="Times New Roman" w:hAnsi="Times New Roman" w:eastAsia="Times New Roman" w:cs="Times New Roman"/>
+          <w:color w:val="000000"/>
+          <w:kern w:val="2"/>
+          <w:sz w:val="24"/>
+          <w:szCs w:val="21"/>
+        </w:rPr>
+        <w:t xml:space="preserve">By the Eligible Consumer, by giving 30 days' notice to the </w:t>
+      </w:r>
+      <w:r>
+        <w:rPr>
+          <w:rFonts w:ascii="Times New Roman" w:hAnsi="Times New Roman" w:eastAsia="Times New Roman" w:cs="Times New Roman"/>
+          <w:color w:val="000000"/>
+          <w:kern w:val="2"/>
+          <w:sz w:val="24"/>
+          <w:szCs w:val="21"/>
+        </w:rPr>
+        <w:t>Licensee ;</w:t>
+      </w:r>
+      <w:r>
+        <w:rPr>
+          <w:rFonts w:ascii="Times New Roman" w:hAnsi="Times New Roman" w:eastAsia="Times New Roman" w:cs="Times New Roman"/>
+          <w:color w:val="000000"/>
+          <w:kern w:val="2"/>
+          <w:sz w:val="24"/>
+          <w:szCs w:val="21"/>
+        </w:rPr>
+        <w:t xml:space="preserve"> </w:t>
       </w:r>
     </w:p>
     <w:p>
@@ -745,24 +1615,42 @@
         </w:numPr>
         <w:spacing w:after="1" w:line="248" w:lineRule="auto"/>
         <w:ind w:left="1160"/>
-      </w:pPr>
-      <w:r>
+        <w:jc w:val="both"/>
+      </w:pPr>
+      <w:r>
+        <w:rPr>
+          <w:rFonts w:ascii="Times New Roman" w:hAnsi="Times New Roman" w:eastAsia="Times New Roman" w:cs="Times New Roman"/>
+          <w:color w:val="000000"/>
+          <w:kern w:val="2"/>
+          <w:sz w:val="24"/>
+          <w:szCs w:val="21"/>
+        </w:rPr>
         <w:t xml:space="preserve">By the Licensee, by giving 30 days' notice, if the Eligible Consumer breaches any terms of this Agreement or the provisions of the Net Metering Regulations and does not remedy such breach within 30 days, or such other reasonable period as may be provided, of </w:t>
       </w:r>
       <w:r>
-        <w:lastRenderedPageBreak/>
+        <w:rPr>
+          <w:rFonts w:ascii="Times New Roman" w:hAnsi="Times New Roman" w:eastAsia="Times New Roman" w:cs="Times New Roman"/>
+          <w:color w:val="000000"/>
+          <w:kern w:val="2"/>
+          <w:sz w:val="24"/>
+          <w:szCs w:val="21"/>
+        </w:rPr>
         <w:t xml:space="preserve">receiving notice of such breach, or for any other valid reason communicated by the Licensee in writing. </w:t>
       </w:r>
     </w:p>
     <w:p>
       <w:pPr>
         <w:spacing w:after="0" w:line="259" w:lineRule="auto"/>
-        <w:ind w:left="0" w:firstLine="0"/>
-        <w:jc w:val="left"/>
-      </w:pPr>
-      <w:r>
-        <w:rPr>
+        <w:ind w:left="0"/>
+        <w:jc w:val="left"/>
+      </w:pPr>
+      <w:r>
+        <w:rPr>
+          <w:rFonts w:ascii="Times New Roman" w:hAnsi="Times New Roman" w:eastAsia="Times New Roman" w:cs="Times New Roman"/>
+          <w:color w:val="000000"/>
+          <w:kern w:val="2"/>
           <w:sz w:val="26"/>
+          <w:szCs w:val="21"/>
         </w:rPr>
         <w:t xml:space="preserve"> </w:t>
       </w:r>
@@ -774,11 +1662,18 @@
           <w:numId w:val="4"/>
         </w:numPr>
         <w:spacing w:line="259" w:lineRule="auto"/>
-        <w:jc w:val="left"/>
-      </w:pPr>
-      <w:r>
-        <w:rPr>
+        <w:ind w:left="787"/>
+        <w:jc w:val="left"/>
+      </w:pPr>
+      <w:r>
+        <w:rPr>
+          <w:rFonts w:ascii="Times New Roman" w:hAnsi="Times New Roman" w:eastAsia="Times New Roman" w:cs="Times New Roman"/>
           <w:b/>
+          <w:bCs/>
+          <w:color w:val="000000"/>
+          <w:kern w:val="2"/>
+          <w:sz w:val="24"/>
+          <w:szCs w:val="21"/>
         </w:rPr>
         <w:t xml:space="preserve">Access and Disconnection: </w:t>
       </w:r>
@@ -786,12 +1681,18 @@
     <w:p>
       <w:pPr>
         <w:spacing w:after="0" w:line="259" w:lineRule="auto"/>
-        <w:ind w:left="0" w:firstLine="0"/>
-        <w:jc w:val="left"/>
-      </w:pPr>
-      <w:r>
-        <w:rPr>
+        <w:ind w:left="0"/>
+        <w:jc w:val="left"/>
+      </w:pPr>
+      <w:r>
+        <w:rPr>
+          <w:rFonts w:ascii="Times New Roman" w:hAnsi="Times New Roman" w:eastAsia="Times New Roman" w:cs="Times New Roman"/>
           <w:b/>
+          <w:bCs/>
+          <w:color w:val="000000"/>
+          <w:kern w:val="2"/>
+          <w:sz w:val="24"/>
+          <w:szCs w:val="21"/>
         </w:rPr>
         <w:t xml:space="preserve"> </w:t>
       </w:r>
@@ -799,92 +1700,203 @@
     <w:p>
       <w:pPr>
         <w:ind w:left="787" w:hanging="701"/>
-      </w:pPr>
-      <w:r>
-        <w:rPr>
-          <w:rFonts w:ascii="Arial" w:eastAsia="Arial" w:hAnsi="Arial" w:cs="Arial"/>
-        </w:rPr>
-        <w:t xml:space="preserve"> </w:t>
-      </w:r>
-      <w:r>
-        <w:t xml:space="preserve">The Eligible Consumer shall provide access to the Licensee to the metering equipment and disconnecting devices of Roof-top Solar PV System,  both automatic and manual, by the Eligible Consumer. </w:t>
+        <w:jc w:val="both"/>
+      </w:pPr>
+      <w:r>
+        <w:rPr>
+          <w:rFonts w:ascii="Arial" w:hAnsi="Arial" w:eastAsia="Arial" w:cs="Arial"/>
+          <w:color w:val="000000"/>
+          <w:kern w:val="2"/>
+          <w:sz w:val="24"/>
+          <w:szCs w:val="21"/>
+        </w:rPr>
+        <w:t xml:space="preserve"> </w:t>
+      </w:r>
+      <w:r>
+        <w:rPr>
+          <w:rFonts w:ascii="Times New Roman" w:hAnsi="Times New Roman" w:eastAsia="Times New Roman" w:cs="Times New Roman"/>
+          <w:color w:val="000000"/>
+          <w:kern w:val="2"/>
+          <w:sz w:val="24"/>
+          <w:szCs w:val="21"/>
+        </w:rPr>
+        <w:t xml:space="preserve">The Eligible Consumer shall provide access to the Licensee to the metering equipment and disconnecting devices of Roof-top Solar PV </w:t>
+      </w:r>
+      <w:r>
+        <w:rPr>
+          <w:rFonts w:ascii="Times New Roman" w:hAnsi="Times New Roman" w:eastAsia="Times New Roman" w:cs="Times New Roman"/>
+          <w:color w:val="000000"/>
+          <w:kern w:val="2"/>
+          <w:sz w:val="24"/>
+          <w:szCs w:val="21"/>
+        </w:rPr>
+        <w:t xml:space="preserve">System,  both</w:t>
+      </w:r>
+      <w:r>
+        <w:rPr>
+          <w:rFonts w:ascii="Times New Roman" w:hAnsi="Times New Roman" w:eastAsia="Times New Roman" w:cs="Times New Roman"/>
+          <w:color w:val="000000"/>
+          <w:kern w:val="2"/>
+          <w:sz w:val="24"/>
+          <w:szCs w:val="21"/>
+        </w:rPr>
+        <w:t xml:space="preserve"> automatic and manual, by the Eligible Consumer. </w:t>
       </w:r>
     </w:p>
     <w:p>
       <w:pPr>
         <w:spacing w:after="0" w:line="259" w:lineRule="auto"/>
-        <w:ind w:left="0" w:firstLine="0"/>
-        <w:jc w:val="left"/>
-      </w:pPr>
-      <w:r>
+        <w:ind w:left="0"/>
+        <w:jc w:val="left"/>
+      </w:pPr>
+      <w:r>
+        <w:rPr>
+          <w:rFonts w:ascii="Times New Roman" w:hAnsi="Times New Roman" w:eastAsia="Times New Roman" w:cs="Times New Roman"/>
+          <w:color w:val="000000"/>
+          <w:kern w:val="2"/>
+          <w:sz w:val="24"/>
+          <w:szCs w:val="21"/>
+        </w:rPr>
         <w:t xml:space="preserve"> </w:t>
       </w:r>
     </w:p>
     <w:p>
       <w:pPr>
         <w:ind w:left="787" w:hanging="701"/>
-      </w:pPr>
-      <w:r>
-        <w:rPr>
-          <w:rFonts w:ascii="Arial" w:eastAsia="Arial" w:hAnsi="Arial" w:cs="Arial"/>
-        </w:rPr>
-        <w:t xml:space="preserve"> </w:t>
-      </w:r>
-      <w:r>
-        <w:t xml:space="preserve">If, in an emergent or outage situation, the Licensee cannot access  the  disconnecting devices of the Roof-top Solar PV System, both automatic and manual, it may disconnect power supply to the premises. </w:t>
+        <w:jc w:val="both"/>
+      </w:pPr>
+      <w:r>
+        <w:rPr>
+          <w:rFonts w:ascii="Arial" w:hAnsi="Arial" w:eastAsia="Arial" w:cs="Arial"/>
+          <w:color w:val="000000"/>
+          <w:kern w:val="2"/>
+          <w:sz w:val="24"/>
+          <w:szCs w:val="21"/>
+        </w:rPr>
+        <w:t xml:space="preserve"> </w:t>
+      </w:r>
+      <w:r>
+        <w:rPr>
+          <w:rFonts w:ascii="Times New Roman" w:hAnsi="Times New Roman" w:eastAsia="Times New Roman" w:cs="Times New Roman"/>
+          <w:color w:val="000000"/>
+          <w:kern w:val="2"/>
+          <w:sz w:val="24"/>
+          <w:szCs w:val="21"/>
+        </w:rPr>
+        <w:t xml:space="preserve">If, in an emergent or outage situation, the Licensee cannot </w:t>
+      </w:r>
+      <w:r>
+        <w:rPr>
+          <w:rFonts w:ascii="Times New Roman" w:hAnsi="Times New Roman" w:eastAsia="Times New Roman" w:cs="Times New Roman"/>
+          <w:color w:val="000000"/>
+          <w:kern w:val="2"/>
+          <w:sz w:val="24"/>
+          <w:szCs w:val="21"/>
+        </w:rPr>
+        <w:t xml:space="preserve">access  the</w:t>
+      </w:r>
+      <w:r>
+        <w:rPr>
+          <w:rFonts w:ascii="Times New Roman" w:hAnsi="Times New Roman" w:eastAsia="Times New Roman" w:cs="Times New Roman"/>
+          <w:color w:val="000000"/>
+          <w:kern w:val="2"/>
+          <w:sz w:val="24"/>
+          <w:szCs w:val="21"/>
+        </w:rPr>
+        <w:t xml:space="preserve">  disconnecting devices of the Roof-top Solar PV System, both automatic and manual, it may disconnect power supply to the premises. </w:t>
       </w:r>
     </w:p>
     <w:p>
       <w:pPr>
         <w:spacing w:after="0" w:line="259" w:lineRule="auto"/>
-        <w:ind w:left="101" w:firstLine="0"/>
-        <w:jc w:val="left"/>
-      </w:pPr>
-      <w:r>
+        <w:ind w:left="101"/>
+        <w:jc w:val="left"/>
+      </w:pPr>
+      <w:r>
+        <w:rPr>
+          <w:rFonts w:ascii="Times New Roman" w:hAnsi="Times New Roman" w:eastAsia="Times New Roman" w:cs="Times New Roman"/>
+          <w:color w:val="000000"/>
+          <w:kern w:val="2"/>
+          <w:sz w:val="24"/>
+          <w:szCs w:val="21"/>
+        </w:rPr>
         <w:t xml:space="preserve"> </w:t>
       </w:r>
     </w:p>
     <w:p>
       <w:pPr>
         <w:spacing w:after="0" w:line="259" w:lineRule="auto"/>
-        <w:ind w:left="101" w:firstLine="0"/>
-        <w:jc w:val="left"/>
-      </w:pPr>
-      <w:r>
-        <w:rPr>
-          <w:rFonts w:ascii="Arial" w:eastAsia="Arial" w:hAnsi="Arial" w:cs="Arial"/>
-        </w:rPr>
-        <w:t xml:space="preserve"> </w:t>
-      </w:r>
-      <w:r>
+        <w:ind w:left="101"/>
+        <w:jc w:val="left"/>
+      </w:pPr>
+      <w:r>
+        <w:rPr>
+          <w:rFonts w:ascii="Arial" w:hAnsi="Arial" w:eastAsia="Arial" w:cs="Arial"/>
+          <w:color w:val="000000"/>
+          <w:kern w:val="2"/>
+          <w:sz w:val="24"/>
+          <w:szCs w:val="21"/>
+        </w:rPr>
+        <w:t xml:space="preserve"> </w:t>
+      </w:r>
+      <w:r>
+        <w:rPr>
+          <w:rFonts w:ascii="Times New Roman" w:hAnsi="Times New Roman" w:eastAsia="Times New Roman" w:cs="Times New Roman"/>
+          <w:color w:val="000000"/>
+          <w:kern w:val="2"/>
+          <w:sz w:val="24"/>
+          <w:szCs w:val="21"/>
+        </w:rPr>
         <w:t xml:space="preserve"> </w:t>
       </w:r>
     </w:p>
     <w:p>
       <w:pPr>
         <w:spacing w:after="0" w:line="259" w:lineRule="auto"/>
-        <w:ind w:left="0" w:firstLine="0"/>
-        <w:jc w:val="left"/>
-      </w:pPr>
-      <w:r>
+        <w:ind w:left="0"/>
+        <w:jc w:val="left"/>
+      </w:pPr>
+      <w:r>
+        <w:rPr>
+          <w:rFonts w:ascii="Times New Roman" w:hAnsi="Times New Roman" w:eastAsia="Times New Roman" w:cs="Times New Roman"/>
+          <w:color w:val="000000"/>
+          <w:kern w:val="2"/>
+          <w:sz w:val="24"/>
+          <w:szCs w:val="21"/>
+        </w:rPr>
         <w:t xml:space="preserve"> </w:t>
       </w:r>
     </w:p>
     <w:p>
       <w:pPr>
         <w:ind w:left="787" w:hanging="701"/>
-      </w:pPr>
-      <w:r>
+        <w:jc w:val="both"/>
+      </w:pPr>
+      <w:r>
+        <w:rPr>
+          <w:rFonts w:ascii="Times New Roman" w:hAnsi="Times New Roman" w:eastAsia="Times New Roman" w:cs="Times New Roman"/>
+          <w:color w:val="000000"/>
+          <w:kern w:val="2"/>
+          <w:sz w:val="24"/>
+          <w:szCs w:val="21"/>
+        </w:rPr>
         <w:t xml:space="preserve">6.3 Upon termination of this Agreement under Clause 5, the Eligible Consumer shall disconnect the Roof-top Solar PV System forthwith from the Network of the Licensee. </w:t>
       </w:r>
     </w:p>
     <w:p>
       <w:pPr>
         <w:spacing w:after="0" w:line="259" w:lineRule="auto"/>
-        <w:ind w:left="0" w:firstLine="0"/>
-        <w:jc w:val="left"/>
-      </w:pPr>
-      <w:r>
+        <w:ind w:left="0"/>
+        <w:jc w:val="left"/>
+      </w:pPr>
+      <w:r>
+        <w:rPr>
+          <w:rFonts w:ascii="Times New Roman" w:hAnsi="Times New Roman" w:eastAsia="Times New Roman" w:cs="Times New Roman"/>
+          <w:color w:val="000000"/>
+          <w:kern w:val="2"/>
+          <w:sz w:val="24"/>
+          <w:szCs w:val="21"/>
+        </w:rPr>
         <w:t xml:space="preserve"> </w:t>
       </w:r>
     </w:p>
@@ -895,73 +1907,132 @@
           <w:numId w:val="4"/>
         </w:numPr>
         <w:spacing w:line="259" w:lineRule="auto"/>
-        <w:jc w:val="left"/>
-      </w:pPr>
-      <w:r>
-        <w:rPr>
+        <w:ind w:left="787"/>
+        <w:jc w:val="left"/>
+      </w:pPr>
+      <w:r>
+        <w:rPr>
+          <w:rFonts w:ascii="Times New Roman" w:hAnsi="Times New Roman" w:eastAsia="Times New Roman" w:cs="Times New Roman"/>
           <w:b/>
+          <w:bCs/>
+          <w:color w:val="000000"/>
+          <w:kern w:val="2"/>
+          <w:sz w:val="24"/>
+          <w:szCs w:val="21"/>
         </w:rPr>
         <w:t>Liabilities</w:t>
       </w:r>
       <w:r>
+        <w:rPr>
+          <w:rFonts w:ascii="Times New Roman" w:hAnsi="Times New Roman" w:eastAsia="Times New Roman" w:cs="Times New Roman"/>
+          <w:color w:val="000000"/>
+          <w:kern w:val="2"/>
+          <w:sz w:val="24"/>
+          <w:szCs w:val="21"/>
+        </w:rPr>
         <w:t xml:space="preserve">: </w:t>
       </w:r>
     </w:p>
     <w:p>
       <w:pPr>
         <w:spacing w:after="0" w:line="259" w:lineRule="auto"/>
-        <w:ind w:left="0" w:firstLine="0"/>
-        <w:jc w:val="left"/>
-      </w:pPr>
-      <w:r>
+        <w:ind w:left="0"/>
+        <w:jc w:val="left"/>
+      </w:pPr>
+      <w:r>
+        <w:rPr>
+          <w:rFonts w:ascii="Times New Roman" w:hAnsi="Times New Roman" w:eastAsia="Times New Roman" w:cs="Times New Roman"/>
+          <w:color w:val="000000"/>
+          <w:kern w:val="2"/>
+          <w:sz w:val="24"/>
+          <w:szCs w:val="21"/>
+        </w:rPr>
         <w:t xml:space="preserve"> </w:t>
       </w:r>
     </w:p>
     <w:p>
       <w:pPr>
         <w:ind w:left="787" w:hanging="701"/>
-      </w:pPr>
-      <w:r>
-        <w:rPr>
-          <w:rFonts w:ascii="Arial" w:eastAsia="Arial" w:hAnsi="Arial" w:cs="Arial"/>
-        </w:rPr>
-        <w:t xml:space="preserve"> </w:t>
-      </w:r>
-      <w:r>
+        <w:jc w:val="both"/>
+      </w:pPr>
+      <w:r>
+        <w:rPr>
+          <w:rFonts w:ascii="Arial" w:hAnsi="Arial" w:eastAsia="Arial" w:cs="Arial"/>
+          <w:color w:val="000000"/>
+          <w:kern w:val="2"/>
+          <w:sz w:val="24"/>
+          <w:szCs w:val="21"/>
+        </w:rPr>
+        <w:t xml:space="preserve"> </w:t>
+      </w:r>
+      <w:r>
+        <w:rPr>
+          <w:rFonts w:ascii="Times New Roman" w:hAnsi="Times New Roman" w:eastAsia="Times New Roman" w:cs="Times New Roman"/>
+          <w:color w:val="000000"/>
+          <w:kern w:val="2"/>
+          <w:sz w:val="24"/>
+          <w:szCs w:val="21"/>
+        </w:rPr>
         <w:t xml:space="preserve">The Parties shall indemnify each other for damages or adverse effects of either Party's negligence or misconduct during the installation of the Roof-top Solar PV System, connectivity with the distribution Network and operation of the System. </w:t>
       </w:r>
     </w:p>
     <w:p>
       <w:pPr>
         <w:spacing w:after="0" w:line="259" w:lineRule="auto"/>
-        <w:ind w:left="0" w:firstLine="0"/>
-        <w:jc w:val="left"/>
-      </w:pPr>
-      <w:r>
+        <w:ind w:left="0"/>
+        <w:jc w:val="left"/>
+      </w:pPr>
+      <w:r>
+        <w:rPr>
+          <w:rFonts w:ascii="Times New Roman" w:hAnsi="Times New Roman" w:eastAsia="Times New Roman" w:cs="Times New Roman"/>
+          <w:color w:val="000000"/>
+          <w:kern w:val="2"/>
+          <w:sz w:val="24"/>
+          <w:szCs w:val="21"/>
+        </w:rPr>
         <w:t xml:space="preserve"> </w:t>
       </w:r>
     </w:p>
     <w:p>
       <w:pPr>
         <w:ind w:left="787" w:hanging="701"/>
-      </w:pPr>
-      <w:r>
-        <w:rPr>
-          <w:rFonts w:ascii="Arial" w:eastAsia="Arial" w:hAnsi="Arial" w:cs="Arial"/>
-        </w:rPr>
-        <w:t xml:space="preserve"> </w:t>
-      </w:r>
-      <w:r>
+        <w:jc w:val="both"/>
+      </w:pPr>
+      <w:r>
+        <w:rPr>
+          <w:rFonts w:ascii="Arial" w:hAnsi="Arial" w:eastAsia="Arial" w:cs="Arial"/>
+          <w:color w:val="000000"/>
+          <w:kern w:val="2"/>
+          <w:sz w:val="24"/>
+          <w:szCs w:val="21"/>
+        </w:rPr>
+        <w:t xml:space="preserve"> </w:t>
+      </w:r>
+      <w:r>
+        <w:rPr>
+          <w:rFonts w:ascii="Times New Roman" w:hAnsi="Times New Roman" w:eastAsia="Times New Roman" w:cs="Times New Roman"/>
+          <w:color w:val="000000"/>
+          <w:kern w:val="2"/>
+          <w:sz w:val="24"/>
+          <w:szCs w:val="21"/>
+        </w:rPr>
         <w:t xml:space="preserve">The Parties shall not be liable to each other for any loss of profits or revenues, business interruption losses, loss of contract or goodwill, or for indirect, consequential, incidental or special damages including, but not limited to, punitive or exemplary damages, whether any of these liabilities, losses or damages arise in contract, or otherwise. </w:t>
       </w:r>
     </w:p>
     <w:p>
       <w:pPr>
         <w:spacing w:after="0" w:line="259" w:lineRule="auto"/>
-        <w:ind w:left="0" w:firstLine="0"/>
-        <w:jc w:val="left"/>
-      </w:pPr>
-      <w:r>
+        <w:ind w:left="0"/>
+        <w:jc w:val="left"/>
+      </w:pPr>
+      <w:r>
+        <w:rPr>
+          <w:rFonts w:ascii="Times New Roman" w:hAnsi="Times New Roman" w:eastAsia="Times New Roman" w:cs="Times New Roman"/>
+          <w:color w:val="000000"/>
+          <w:kern w:val="2"/>
+          <w:sz w:val="24"/>
+          <w:szCs w:val="21"/>
+        </w:rPr>
         <w:t xml:space="preserve"> </w:t>
       </w:r>
     </w:p>
@@ -972,84 +2043,154 @@
           <w:numId w:val="4"/>
         </w:numPr>
         <w:spacing w:line="259" w:lineRule="auto"/>
-        <w:jc w:val="left"/>
-      </w:pPr>
-      <w:r>
-        <w:rPr>
+        <w:ind w:left="787"/>
+        <w:jc w:val="left"/>
+      </w:pPr>
+      <w:r>
+        <w:rPr>
+          <w:rFonts w:ascii="Times New Roman" w:hAnsi="Times New Roman" w:eastAsia="Times New Roman" w:cs="Times New Roman"/>
           <w:b/>
+          <w:bCs/>
+          <w:color w:val="000000"/>
+          <w:kern w:val="2"/>
+          <w:sz w:val="24"/>
+          <w:szCs w:val="21"/>
         </w:rPr>
         <w:t>Commercial Settlement</w:t>
       </w:r>
       <w:r>
+        <w:rPr>
+          <w:rFonts w:ascii="Times New Roman" w:hAnsi="Times New Roman" w:eastAsia="Times New Roman" w:cs="Times New Roman"/>
+          <w:color w:val="000000"/>
+          <w:kern w:val="2"/>
+          <w:sz w:val="24"/>
+          <w:szCs w:val="21"/>
+        </w:rPr>
         <w:t xml:space="preserve">: </w:t>
       </w:r>
     </w:p>
     <w:p>
       <w:pPr>
         <w:spacing w:after="0" w:line="259" w:lineRule="auto"/>
-        <w:ind w:left="0" w:firstLine="0"/>
-        <w:jc w:val="left"/>
-      </w:pPr>
-      <w:r>
+        <w:ind w:left="0"/>
+        <w:jc w:val="left"/>
+      </w:pPr>
+      <w:r>
+        <w:rPr>
+          <w:rFonts w:ascii="Times New Roman" w:hAnsi="Times New Roman" w:eastAsia="Times New Roman" w:cs="Times New Roman"/>
+          <w:color w:val="000000"/>
+          <w:kern w:val="2"/>
+          <w:sz w:val="24"/>
+          <w:szCs w:val="21"/>
+        </w:rPr>
         <w:t xml:space="preserve"> </w:t>
       </w:r>
     </w:p>
     <w:p>
       <w:pPr>
         <w:ind w:left="821"/>
-      </w:pPr>
-      <w:r>
+        <w:jc w:val="both"/>
+      </w:pPr>
+      <w:r>
+        <w:rPr>
+          <w:rFonts w:ascii="Times New Roman" w:hAnsi="Times New Roman" w:eastAsia="Times New Roman" w:cs="Times New Roman"/>
+          <w:color w:val="000000"/>
+          <w:kern w:val="2"/>
+          <w:sz w:val="24"/>
+          <w:szCs w:val="21"/>
+        </w:rPr>
         <w:t xml:space="preserve">The commercial settlements under this Agreement shall be in accordance with the Net Metering Regulations. </w:t>
       </w:r>
     </w:p>
     <w:p>
       <w:pPr>
         <w:spacing w:after="0" w:line="259" w:lineRule="auto"/>
-        <w:ind w:left="7" w:firstLine="0"/>
-        <w:jc w:val="left"/>
-      </w:pPr>
-      <w:r>
+        <w:ind w:left="7"/>
+        <w:jc w:val="left"/>
+      </w:pPr>
+      <w:r>
+        <w:rPr>
+          <w:rFonts w:ascii="Times New Roman" w:hAnsi="Times New Roman" w:eastAsia="Times New Roman" w:cs="Times New Roman"/>
+          <w:color w:val="000000"/>
+          <w:kern w:val="2"/>
+          <w:sz w:val="24"/>
+          <w:szCs w:val="21"/>
+        </w:rPr>
         <w:t xml:space="preserve"> </w:t>
       </w:r>
     </w:p>
     <w:p>
       <w:pPr>
         <w:ind w:left="821"/>
-      </w:pPr>
-      <w:r>
+        <w:jc w:val="both"/>
+      </w:pPr>
+      <w:r>
+        <w:rPr>
+          <w:rFonts w:ascii="Times New Roman" w:hAnsi="Times New Roman" w:eastAsia="Times New Roman" w:cs="Times New Roman"/>
+          <w:color w:val="000000"/>
+          <w:kern w:val="2"/>
+          <w:sz w:val="24"/>
+          <w:szCs w:val="21"/>
+        </w:rPr>
         <w:t xml:space="preserve">The Licensee shall not be liable to compensate the Eligible Consumer if his Rooftop Solar PV System is unable to inject surplus power generated into the </w:t>
       </w:r>
     </w:p>
     <w:p>
       <w:pPr>
         <w:ind w:left="821"/>
-      </w:pPr>
-      <w:r>
+        <w:jc w:val="both"/>
+      </w:pPr>
+      <w:r>
+        <w:rPr>
+          <w:rFonts w:ascii="Times New Roman" w:hAnsi="Times New Roman" w:eastAsia="Times New Roman" w:cs="Times New Roman"/>
+          <w:color w:val="000000"/>
+          <w:kern w:val="2"/>
+          <w:sz w:val="24"/>
+          <w:szCs w:val="21"/>
+        </w:rPr>
         <w:t xml:space="preserve">Licensee's Network on account of failure of power supply in the grid/Network. </w:t>
       </w:r>
     </w:p>
     <w:p>
       <w:pPr>
         <w:spacing w:after="0" w:line="259" w:lineRule="auto"/>
-        <w:ind w:left="7" w:firstLine="0"/>
-        <w:jc w:val="left"/>
-      </w:pPr>
-      <w:r>
+        <w:ind w:left="7"/>
+        <w:jc w:val="left"/>
+      </w:pPr>
+      <w:r>
+        <w:rPr>
+          <w:rFonts w:ascii="Times New Roman" w:hAnsi="Times New Roman" w:eastAsia="Times New Roman" w:cs="Times New Roman"/>
+          <w:color w:val="000000"/>
+          <w:kern w:val="2"/>
+          <w:sz w:val="24"/>
+          <w:szCs w:val="21"/>
+        </w:rPr>
         <w:t xml:space="preserve"> </w:t>
       </w:r>
     </w:p>
     <w:p>
       <w:pPr>
         <w:spacing w:after="0" w:line="243" w:lineRule="auto"/>
-        <w:ind w:left="811" w:firstLine="0"/>
-        <w:jc w:val="left"/>
-      </w:pPr>
-      <w:r>
+        <w:ind w:left="811"/>
+        <w:jc w:val="left"/>
+      </w:pPr>
+      <w:r>
+        <w:rPr>
+          <w:rFonts w:ascii="Times New Roman" w:hAnsi="Times New Roman" w:eastAsia="Times New Roman" w:cs="Times New Roman"/>
+          <w:color w:val="000000"/>
+          <w:kern w:val="2"/>
+          <w:sz w:val="24"/>
+          <w:szCs w:val="21"/>
+        </w:rPr>
         <w:t xml:space="preserve">The existing metering System, if not in accordance with the Net Metering Regulations, shall be replaced by a bi-directional meter (whole current/CT operated) or a pair of meters (as per the definition of 'Net Meter' in the </w:t>
       </w:r>
       <w:r>
         <w:rPr>
+          <w:rFonts w:ascii="Times New Roman" w:hAnsi="Times New Roman" w:eastAsia="Times New Roman" w:cs="Times New Roman"/>
+          <w:color w:val="000000"/>
+          <w:kern w:val="2"/>
           <w:sz w:val="22"/>
+          <w:szCs w:val="21"/>
         </w:rPr>
         <w:t xml:space="preserve">Regulations),  </w:t>
       </w:r>
@@ -1057,12 +2198,16 @@
     <w:p>
       <w:pPr>
         <w:spacing w:after="0" w:line="259" w:lineRule="auto"/>
-        <w:ind w:left="811" w:firstLine="0"/>
-        <w:jc w:val="left"/>
-      </w:pPr>
-      <w:r>
-        <w:rPr>
+        <w:ind w:left="811"/>
+        <w:jc w:val="left"/>
+      </w:pPr>
+      <w:r>
+        <w:rPr>
+          <w:rFonts w:ascii="Times New Roman" w:hAnsi="Times New Roman" w:eastAsia="Times New Roman" w:cs="Times New Roman"/>
+          <w:color w:val="000000"/>
+          <w:kern w:val="2"/>
           <w:sz w:val="22"/>
+          <w:szCs w:val="21"/>
         </w:rPr>
         <w:t xml:space="preserve"> </w:t>
       </w:r>
@@ -1070,12 +2215,16 @@
     <w:p>
       <w:pPr>
         <w:spacing w:after="0" w:line="259" w:lineRule="auto"/>
-        <w:ind w:left="811" w:firstLine="0"/>
-        <w:jc w:val="left"/>
-      </w:pPr>
-      <w:r>
-        <w:rPr>
+        <w:ind w:left="811"/>
+        <w:jc w:val="left"/>
+      </w:pPr>
+      <w:r>
+        <w:rPr>
+          <w:rFonts w:ascii="Times New Roman" w:hAnsi="Times New Roman" w:eastAsia="Times New Roman" w:cs="Times New Roman"/>
+          <w:color w:val="000000"/>
+          <w:kern w:val="2"/>
           <w:sz w:val="22"/>
+          <w:szCs w:val="21"/>
         </w:rPr>
         <w:t xml:space="preserve"> </w:t>
       </w:r>
@@ -1083,12 +2232,16 @@
     <w:p>
       <w:pPr>
         <w:spacing w:after="0" w:line="259" w:lineRule="auto"/>
-        <w:ind w:left="811" w:firstLine="0"/>
-        <w:jc w:val="left"/>
-      </w:pPr>
-      <w:r>
-        <w:rPr>
+        <w:ind w:left="811"/>
+        <w:jc w:val="left"/>
+      </w:pPr>
+      <w:r>
+        <w:rPr>
+          <w:rFonts w:ascii="Times New Roman" w:hAnsi="Times New Roman" w:eastAsia="Times New Roman" w:cs="Times New Roman"/>
+          <w:color w:val="000000"/>
+          <w:kern w:val="2"/>
           <w:sz w:val="22"/>
+          <w:szCs w:val="21"/>
         </w:rPr>
         <w:t xml:space="preserve"> </w:t>
       </w:r>
@@ -1096,12 +2249,16 @@
     <w:p>
       <w:pPr>
         <w:spacing w:after="0" w:line="259" w:lineRule="auto"/>
-        <w:ind w:left="811" w:firstLine="0"/>
-        <w:jc w:val="left"/>
-      </w:pPr>
-      <w:r>
-        <w:rPr>
+        <w:ind w:left="811"/>
+        <w:jc w:val="left"/>
+      </w:pPr>
+      <w:r>
+        <w:rPr>
+          <w:rFonts w:ascii="Times New Roman" w:hAnsi="Times New Roman" w:eastAsia="Times New Roman" w:cs="Times New Roman"/>
+          <w:color w:val="000000"/>
+          <w:kern w:val="2"/>
           <w:sz w:val="22"/>
+          <w:szCs w:val="21"/>
         </w:rPr>
         <w:t xml:space="preserve"> </w:t>
       </w:r>
@@ -1109,72 +2266,141 @@
     <w:p>
       <w:pPr>
         <w:spacing w:after="30" w:line="240" w:lineRule="auto"/>
-        <w:ind w:left="811" w:firstLine="0"/>
-        <w:jc w:val="left"/>
-      </w:pPr>
-      <w:r>
-        <w:rPr>
+        <w:ind w:left="811"/>
+        <w:jc w:val="left"/>
+      </w:pPr>
+      <w:r>
+        <w:lastRenderedPageBreak/>
+        <w:rPr>
+          <w:rFonts w:ascii="Times New Roman" w:hAnsi="Times New Roman" w:eastAsia="Times New Roman" w:cs="Times New Roman"/>
+          <w:color w:val="000000"/>
+          <w:kern w:val="2"/>
           <w:sz w:val="22"/>
-        </w:rPr>
-        <w:lastRenderedPageBreak/>
+          <w:szCs w:val="21"/>
+        </w:rPr>
         <w:t xml:space="preserve">and a separate generation meter may be provided to measure Solar power generation. The bidirectional meter (whole current/CT operated) or pair of meters shall be installed at the interconnection point to the Licensee's Network for recording export and import of energy. </w:t>
       </w:r>
     </w:p>
     <w:p>
       <w:pPr>
         <w:spacing w:after="0" w:line="259" w:lineRule="auto"/>
-        <w:ind w:left="0" w:firstLine="0"/>
-        <w:jc w:val="left"/>
-      </w:pPr>
-      <w:r>
+        <w:ind w:left="0"/>
+        <w:jc w:val="left"/>
+      </w:pPr>
+      <w:r>
+        <w:rPr>
+          <w:rFonts w:ascii="Times New Roman" w:hAnsi="Times New Roman" w:eastAsia="Times New Roman" w:cs="Times New Roman"/>
+          <w:color w:val="000000"/>
+          <w:kern w:val="2"/>
+          <w:sz w:val="24"/>
+          <w:szCs w:val="21"/>
+        </w:rPr>
         <w:t xml:space="preserve"> </w:t>
       </w:r>
     </w:p>
     <w:p>
       <w:pPr>
         <w:ind w:left="787" w:hanging="701"/>
-      </w:pPr>
-      <w:r>
-        <w:rPr>
-          <w:rFonts w:ascii="Arial" w:eastAsia="Arial" w:hAnsi="Arial" w:cs="Arial"/>
-        </w:rPr>
-        <w:t xml:space="preserve"> </w:t>
-      </w:r>
-      <w:r>
-        <w:t xml:space="preserve">The uni-directional and bi-directional or pair of meters shall be fixed in separate meter boxes in the same proximity. </w:t>
+        <w:jc w:val="both"/>
+      </w:pPr>
+      <w:r>
+        <w:rPr>
+          <w:rFonts w:ascii="Arial" w:hAnsi="Arial" w:eastAsia="Arial" w:cs="Arial"/>
+          <w:color w:val="000000"/>
+          <w:kern w:val="2"/>
+          <w:sz w:val="24"/>
+          <w:szCs w:val="21"/>
+        </w:rPr>
+        <w:t xml:space="preserve"> </w:t>
+      </w:r>
+      <w:r>
+        <w:rPr>
+          <w:rFonts w:ascii="Times New Roman" w:hAnsi="Times New Roman" w:eastAsia="Times New Roman" w:cs="Times New Roman"/>
+          <w:color w:val="000000"/>
+          <w:kern w:val="2"/>
+          <w:sz w:val="24"/>
+          <w:szCs w:val="21"/>
+        </w:rPr>
+        <w:t xml:space="preserve">The </w:t>
+      </w:r>
+      <w:r>
+        <w:rPr>
+          <w:rFonts w:ascii="Times New Roman" w:hAnsi="Times New Roman" w:eastAsia="Times New Roman" w:cs="Times New Roman"/>
+          <w:color w:val="000000"/>
+          <w:kern w:val="2"/>
+          <w:sz w:val="24"/>
+          <w:szCs w:val="21"/>
+        </w:rPr>
+        <w:t>uni</w:t>
+      </w:r>
+      <w:r>
+        <w:rPr>
+          <w:rFonts w:ascii="Times New Roman" w:hAnsi="Times New Roman" w:eastAsia="Times New Roman" w:cs="Times New Roman"/>
+          <w:color w:val="000000"/>
+          <w:kern w:val="2"/>
+          <w:sz w:val="24"/>
+          <w:szCs w:val="21"/>
+        </w:rPr>
+        <w:t xml:space="preserve">-directional and bi-directional or pair of meters shall be fixed in separate meter boxes in the same proximity. </w:t>
       </w:r>
     </w:p>
     <w:p>
       <w:pPr>
         <w:spacing w:after="0" w:line="259" w:lineRule="auto"/>
-        <w:ind w:left="0" w:firstLine="0"/>
-        <w:jc w:val="left"/>
-      </w:pPr>
-      <w:r>
+        <w:ind w:left="0"/>
+        <w:jc w:val="left"/>
+      </w:pPr>
+      <w:r>
+        <w:rPr>
+          <w:rFonts w:ascii="Times New Roman" w:hAnsi="Times New Roman" w:eastAsia="Times New Roman" w:cs="Times New Roman"/>
+          <w:color w:val="000000"/>
+          <w:kern w:val="2"/>
+          <w:sz w:val="24"/>
+          <w:szCs w:val="21"/>
+        </w:rPr>
         <w:t xml:space="preserve"> </w:t>
       </w:r>
     </w:p>
     <w:p>
       <w:pPr>
         <w:ind w:left="787" w:hanging="701"/>
-      </w:pPr>
-      <w:r>
-        <w:rPr>
-          <w:rFonts w:ascii="Arial" w:eastAsia="Arial" w:hAnsi="Arial" w:cs="Arial"/>
-        </w:rPr>
-        <w:t xml:space="preserve"> </w:t>
-      </w:r>
-      <w:r>
+        <w:jc w:val="both"/>
+      </w:pPr>
+      <w:r>
+        <w:rPr>
+          <w:rFonts w:ascii="Arial" w:hAnsi="Arial" w:eastAsia="Arial" w:cs="Arial"/>
+          <w:color w:val="000000"/>
+          <w:kern w:val="2"/>
+          <w:sz w:val="24"/>
+          <w:szCs w:val="21"/>
+        </w:rPr>
+        <w:t xml:space="preserve"> </w:t>
+      </w:r>
+      <w:r>
+        <w:rPr>
+          <w:rFonts w:ascii="Times New Roman" w:hAnsi="Times New Roman" w:eastAsia="Times New Roman" w:cs="Times New Roman"/>
+          <w:color w:val="000000"/>
+          <w:kern w:val="2"/>
+          <w:sz w:val="24"/>
+          <w:szCs w:val="21"/>
+        </w:rPr>
         <w:t xml:space="preserve">The Licensee shall issue monthly electricity bill for the net metered energy on the scheduled date of meter reading. If the exported energy exceeds the imported energy, the Licensee shall show the net energy exported as credited Units of electricity as specified in the Net Metering Regulations, 2015. If the exported energy is less than the imported energy, the Eligible Consumer shall pay the Distribution Licensee for the net energy imported at the prevailing tariff approved by the Commission for the consumer category to which he belongs. </w:t>
       </w:r>
     </w:p>
     <w:p>
       <w:pPr>
         <w:spacing w:after="0" w:line="259" w:lineRule="auto"/>
-        <w:ind w:left="0" w:firstLine="0"/>
-        <w:jc w:val="left"/>
-      </w:pPr>
-      <w:r>
+        <w:ind w:left="0"/>
+        <w:jc w:val="left"/>
+      </w:pPr>
+      <w:r>
+        <w:rPr>
+          <w:rFonts w:ascii="Times New Roman" w:hAnsi="Times New Roman" w:eastAsia="Times New Roman" w:cs="Times New Roman"/>
+          <w:color w:val="000000"/>
+          <w:kern w:val="2"/>
+          <w:sz w:val="24"/>
+          <w:szCs w:val="21"/>
+        </w:rPr>
         <w:t xml:space="preserve"> </w:t>
       </w:r>
     </w:p>
@@ -1185,11 +2411,18 @@
           <w:numId w:val="6"/>
         </w:numPr>
         <w:spacing w:line="259" w:lineRule="auto"/>
-        <w:jc w:val="left"/>
-      </w:pPr>
-      <w:r>
-        <w:rPr>
+        <w:ind w:left="849"/>
+        <w:jc w:val="left"/>
+      </w:pPr>
+      <w:r>
+        <w:rPr>
+          <w:rFonts w:ascii="Times New Roman" w:hAnsi="Times New Roman" w:eastAsia="Times New Roman" w:cs="Times New Roman"/>
           <w:b/>
+          <w:bCs/>
+          <w:color w:val="000000"/>
+          <w:kern w:val="2"/>
+          <w:sz w:val="24"/>
+          <w:szCs w:val="21"/>
         </w:rPr>
         <w:t xml:space="preserve">Connection Costs: </w:t>
       </w:r>
@@ -1197,12 +2430,18 @@
     <w:p>
       <w:pPr>
         <w:spacing w:after="0" w:line="259" w:lineRule="auto"/>
-        <w:ind w:left="0" w:firstLine="0"/>
-        <w:jc w:val="left"/>
-      </w:pPr>
-      <w:r>
-        <w:rPr>
+        <w:ind w:left="0"/>
+        <w:jc w:val="left"/>
+      </w:pPr>
+      <w:r>
+        <w:rPr>
+          <w:rFonts w:ascii="Times New Roman" w:hAnsi="Times New Roman" w:eastAsia="Times New Roman" w:cs="Times New Roman"/>
           <w:b/>
+          <w:bCs/>
+          <w:color w:val="000000"/>
+          <w:kern w:val="2"/>
+          <w:sz w:val="24"/>
+          <w:szCs w:val="21"/>
         </w:rPr>
         <w:t xml:space="preserve"> </w:t>
       </w:r>
@@ -1210,18 +2449,33 @@
     <w:p>
       <w:pPr>
         <w:ind w:left="812"/>
-      </w:pPr>
-      <w:r>
+        <w:jc w:val="both"/>
+      </w:pPr>
+      <w:r>
+        <w:rPr>
+          <w:rFonts w:ascii="Times New Roman" w:hAnsi="Times New Roman" w:eastAsia="Times New Roman" w:cs="Times New Roman"/>
+          <w:color w:val="000000"/>
+          <w:kern w:val="2"/>
+          <w:sz w:val="24"/>
+          <w:szCs w:val="21"/>
+        </w:rPr>
         <w:t xml:space="preserve">The Eligible Consumer shall bear all costs related to the setting up of the Roof-top Solar PV System, excluding the Net Metering Arrangement costs. </w:t>
       </w:r>
     </w:p>
     <w:p>
       <w:pPr>
         <w:spacing w:after="0" w:line="259" w:lineRule="auto"/>
-        <w:ind w:left="0" w:firstLine="0"/>
-        <w:jc w:val="left"/>
-      </w:pPr>
-      <w:r>
+        <w:ind w:left="0"/>
+        <w:jc w:val="left"/>
+      </w:pPr>
+      <w:r>
+        <w:rPr>
+          <w:rFonts w:ascii="Times New Roman" w:hAnsi="Times New Roman" w:eastAsia="Times New Roman" w:cs="Times New Roman"/>
+          <w:color w:val="000000"/>
+          <w:kern w:val="2"/>
+          <w:sz w:val="24"/>
+          <w:szCs w:val="21"/>
+        </w:rPr>
         <w:t xml:space="preserve"> </w:t>
       </w:r>
     </w:p>
@@ -1232,11 +2486,18 @@
           <w:numId w:val="6"/>
         </w:numPr>
         <w:spacing w:line="259" w:lineRule="auto"/>
-        <w:jc w:val="left"/>
-      </w:pPr>
-      <w:r>
-        <w:rPr>
+        <w:ind w:left="849"/>
+        <w:jc w:val="left"/>
+      </w:pPr>
+      <w:r>
+        <w:rPr>
+          <w:rFonts w:ascii="Times New Roman" w:hAnsi="Times New Roman" w:eastAsia="Times New Roman" w:cs="Times New Roman"/>
           <w:b/>
+          <w:bCs/>
+          <w:color w:val="000000"/>
+          <w:kern w:val="2"/>
+          <w:sz w:val="24"/>
+          <w:szCs w:val="21"/>
         </w:rPr>
         <w:t xml:space="preserve">Dispute Resolution: </w:t>
       </w:r>
@@ -1244,12 +2505,18 @@
     <w:p>
       <w:pPr>
         <w:spacing w:after="0" w:line="259" w:lineRule="auto"/>
-        <w:ind w:left="0" w:firstLine="0"/>
-        <w:jc w:val="left"/>
-      </w:pPr>
-      <w:r>
-        <w:rPr>
+        <w:ind w:left="0"/>
+        <w:jc w:val="left"/>
+      </w:pPr>
+      <w:r>
+        <w:rPr>
+          <w:rFonts w:ascii="Times New Roman" w:hAnsi="Times New Roman" w:eastAsia="Times New Roman" w:cs="Times New Roman"/>
           <w:b/>
+          <w:bCs/>
+          <w:color w:val="000000"/>
+          <w:kern w:val="2"/>
+          <w:sz w:val="24"/>
+          <w:szCs w:val="21"/>
         </w:rPr>
         <w:t xml:space="preserve"> </w:t>
       </w:r>
@@ -1257,50 +2524,105 @@
     <w:p>
       <w:pPr>
         <w:ind w:left="787" w:hanging="701"/>
-      </w:pPr>
-      <w:r>
-        <w:rPr>
-          <w:rFonts w:ascii="Arial" w:eastAsia="Arial" w:hAnsi="Arial" w:cs="Arial"/>
-        </w:rPr>
-        <w:t xml:space="preserve"> </w:t>
-      </w:r>
-      <w:r>
-        <w:t xml:space="preserve">Any dispute arising under this Agreement shall be resolved promptly, in good  faith and in an equitable manner by both the Parties. </w:t>
+        <w:jc w:val="both"/>
+      </w:pPr>
+      <w:r>
+        <w:rPr>
+          <w:rFonts w:ascii="Arial" w:hAnsi="Arial" w:eastAsia="Arial" w:cs="Arial"/>
+          <w:color w:val="000000"/>
+          <w:kern w:val="2"/>
+          <w:sz w:val="24"/>
+          <w:szCs w:val="21"/>
+        </w:rPr>
+        <w:t xml:space="preserve"> </w:t>
+      </w:r>
+      <w:r>
+        <w:rPr>
+          <w:rFonts w:ascii="Times New Roman" w:hAnsi="Times New Roman" w:eastAsia="Times New Roman" w:cs="Times New Roman"/>
+          <w:color w:val="000000"/>
+          <w:kern w:val="2"/>
+          <w:sz w:val="24"/>
+          <w:szCs w:val="21"/>
+        </w:rPr>
+        <w:t xml:space="preserve">Any dispute arising under this Agreement shall be resolved promptly, in </w:t>
+      </w:r>
+      <w:r>
+        <w:rPr>
+          <w:rFonts w:ascii="Times New Roman" w:hAnsi="Times New Roman" w:eastAsia="Times New Roman" w:cs="Times New Roman"/>
+          <w:color w:val="000000"/>
+          <w:kern w:val="2"/>
+          <w:sz w:val="24"/>
+          <w:szCs w:val="21"/>
+        </w:rPr>
+        <w:t xml:space="preserve">good  faith</w:t>
+      </w:r>
+      <w:r>
+        <w:rPr>
+          <w:rFonts w:ascii="Times New Roman" w:hAnsi="Times New Roman" w:eastAsia="Times New Roman" w:cs="Times New Roman"/>
+          <w:color w:val="000000"/>
+          <w:kern w:val="2"/>
+          <w:sz w:val="24"/>
+          <w:szCs w:val="21"/>
+        </w:rPr>
+        <w:t xml:space="preserve"> and in an equitable manner by both the Parties. </w:t>
       </w:r>
     </w:p>
     <w:p>
       <w:pPr>
         <w:spacing w:after="0" w:line="259" w:lineRule="auto"/>
-        <w:ind w:left="0" w:firstLine="0"/>
-        <w:jc w:val="left"/>
-      </w:pPr>
-      <w:r>
+        <w:ind w:left="0"/>
+        <w:jc w:val="left"/>
+      </w:pPr>
+      <w:r>
+        <w:rPr>
+          <w:rFonts w:ascii="Times New Roman" w:hAnsi="Times New Roman" w:eastAsia="Times New Roman" w:cs="Times New Roman"/>
+          <w:color w:val="000000"/>
+          <w:kern w:val="2"/>
+          <w:sz w:val="24"/>
+          <w:szCs w:val="21"/>
+        </w:rPr>
         <w:t xml:space="preserve"> </w:t>
       </w:r>
     </w:p>
     <w:p>
       <w:pPr>
         <w:ind w:left="787" w:hanging="701"/>
-      </w:pPr>
-      <w:r>
-        <w:rPr>
-          <w:rFonts w:ascii="Arial" w:eastAsia="Arial" w:hAnsi="Arial" w:cs="Arial"/>
-        </w:rPr>
-        <w:t xml:space="preserve"> </w:t>
-      </w:r>
-      <w:r>
+        <w:jc w:val="both"/>
+      </w:pPr>
+      <w:r>
+        <w:rPr>
+          <w:rFonts w:ascii="Arial" w:hAnsi="Arial" w:eastAsia="Arial" w:cs="Arial"/>
+          <w:color w:val="000000"/>
+          <w:kern w:val="2"/>
+          <w:sz w:val="24"/>
+          <w:szCs w:val="21"/>
+        </w:rPr>
+        <w:t xml:space="preserve"> </w:t>
+      </w:r>
+      <w:r>
+        <w:rPr>
+          <w:rFonts w:ascii="Times New Roman" w:hAnsi="Times New Roman" w:eastAsia="Times New Roman" w:cs="Times New Roman"/>
+          <w:color w:val="000000"/>
+          <w:kern w:val="2"/>
+          <w:sz w:val="24"/>
+          <w:szCs w:val="21"/>
+        </w:rPr>
         <w:t xml:space="preserve">The Eligible Consumer shall have recourse to the concerned Consumer Grievance Redressal Forum constituted under the relevant Regulations in respect of any grievance regarding billing which has not been redressed by the Licensee. </w:t>
       </w:r>
     </w:p>
     <w:p>
       <w:pPr>
         <w:spacing w:after="47" w:line="216" w:lineRule="auto"/>
-        <w:ind w:left="0" w:right="9557" w:firstLine="0"/>
-        <w:jc w:val="left"/>
-      </w:pPr>
-      <w:r>
-        <w:rPr>
+        <w:ind w:left="0" w:right="9557"/>
+        <w:jc w:val="left"/>
+      </w:pPr>
+      <w:r>
+        <w:rPr>
+          <w:rFonts w:ascii="Times New Roman" w:hAnsi="Times New Roman" w:eastAsia="Times New Roman" w:cs="Times New Roman"/>
+          <w:color w:val="000000"/>
+          <w:kern w:val="2"/>
           <w:sz w:val="20"/>
+          <w:szCs w:val="21"/>
         </w:rPr>
         <w:t xml:space="preserve">   </w:t>
       </w:r>
@@ -1312,62 +2634,215 @@
         <w:jc w:val="left"/>
       </w:pPr>
       <w:r>
-        <w:t xml:space="preserve">In the witness, where of  </w:t>
-      </w:r>
-      <w:r>
-        <w:rPr>
+        <w:rPr>
+          <w:rFonts w:ascii="Times New Roman" w:hAnsi="Times New Roman" w:eastAsia="Times New Roman" w:cs="Times New Roman"/>
+          <w:color w:val="000000"/>
+          <w:kern w:val="2"/>
+          <w:sz w:val="24"/>
+          <w:szCs w:val="21"/>
+        </w:rPr>
+        <w:t xml:space="preserve">In the witness, where </w:t>
+      </w:r>
+      <w:r>
+        <w:rPr>
+          <w:rFonts w:ascii="Times New Roman" w:hAnsi="Times New Roman" w:eastAsia="Times New Roman" w:cs="Times New Roman"/>
+          <w:color w:val="000000"/>
+          <w:kern w:val="2"/>
+          <w:sz w:val="24"/>
+          <w:szCs w:val="21"/>
+        </w:rPr>
+        <w:t xml:space="preserve">of  </w:t>
+      </w:r>
+      <w:r>
+        <w:rPr>
+          <w:rFonts w:ascii="Times New Roman" w:hAnsi="Times New Roman" w:eastAsia="Times New Roman" w:cs="Times New Roman"/>
           <w:b/>
           <w:bCs/>
+          <w:color w:val="000000"/>
+          <w:kern w:val="2"/>
+          <w:sz w:val="24"/>
+          <w:szCs w:val="21"/>
           <w:u w:val="single"/>
         </w:rPr>
-        <w:t>__</w:t>
-      </w:r>
-      <w:r>
-        <w:rPr>
+        <w:t>_</w:t>
+      </w:r>
+      <w:r>
+        <w:rPr>
+          <w:rFonts w:ascii="Times New Roman" w:hAnsi="Times New Roman" w:eastAsia="Times New Roman" w:cs="Times New Roman"/>
           <w:b/>
           <w:bCs/>
+          <w:color w:val="000000"/>
+          <w:kern w:val="2"/>
+          <w:sz w:val="24"/>
+          <w:szCs w:val="21"/>
           <w:u w:val="single"/>
         </w:rPr>
-        <w:t>MITALI</w:t>
-      </w:r>
-      <w:r>
-        <w:rPr>
+        <w:t>_</w:t>
+      </w:r>
+      <w:r>
+        <w:rPr>
+          <w:rFonts w:ascii="Times New Roman" w:hAnsi="Times New Roman" w:eastAsia="Times New Roman" w:cs="Times New Roman"/>
           <w:b/>
           <w:bCs/>
+          <w:color w:val="000000"/>
+          <w:kern w:val="2"/>
+          <w:sz w:val="24"/>
+          <w:szCs w:val="21"/>
           <w:u w:val="single"/>
         </w:rPr>
-        <w:t xml:space="preserve"> </w:t>
-      </w:r>
-      <w:r>
-        <w:rPr>
+        <w:t>MITALI</w:t>
+      </w:r>
+      <w:r>
+        <w:rPr>
+          <w:rFonts w:ascii="Times New Roman" w:hAnsi="Times New Roman" w:eastAsia="Times New Roman" w:cs="Times New Roman"/>
           <w:b/>
           <w:bCs/>
+          <w:color w:val="000000"/>
+          <w:kern w:val="2"/>
+          <w:sz w:val="24"/>
+          <w:szCs w:val="21"/>
           <w:u w:val="single"/>
         </w:rPr>
-        <w:t xml:space="preserve"> ENTERPRISES</w:t>
-      </w:r>
-      <w:r>
-        <w:rPr>
+        <w:t xml:space="preserve"> </w:t>
+      </w:r>
+      <w:r>
+        <w:rPr>
+          <w:rFonts w:ascii="Times New Roman" w:hAnsi="Times New Roman" w:eastAsia="Times New Roman" w:cs="Times New Roman"/>
           <w:b/>
           <w:bCs/>
+          <w:color w:val="000000"/>
+          <w:kern w:val="2"/>
+          <w:sz w:val="24"/>
+          <w:szCs w:val="21"/>
           <w:u w:val="single"/>
         </w:rPr>
+        <w:t xml:space="preserve"> </w:t>
+      </w:r>
+      <w:r>
+        <w:rPr>
+          <w:rFonts w:ascii="Times New Roman" w:hAnsi="Times New Roman" w:eastAsia="Times New Roman" w:cs="Times New Roman"/>
+          <w:b/>
+          <w:bCs/>
+          <w:color w:val="000000"/>
+          <w:kern w:val="2"/>
+          <w:sz w:val="24"/>
+          <w:szCs w:val="21"/>
+          <w:u w:val="single"/>
+        </w:rPr>
+        <w:t>ENTERPRISES</w:t>
+      </w:r>
+      <w:r>
+        <w:rPr>
+          <w:rFonts w:ascii="Times New Roman" w:hAnsi="Times New Roman" w:eastAsia="Times New Roman" w:cs="Times New Roman"/>
+          <w:b/>
+          <w:bCs/>
+          <w:color w:val="000000"/>
+          <w:kern w:val="2"/>
+          <w:sz w:val="24"/>
+          <w:szCs w:val="21"/>
+          <w:u w:val="single"/>
+        </w:rPr>
         <w:t>__</w:t>
       </w:r>
       <w:r>
-        <w:t xml:space="preserve">for and on behalf of Eligible Consumer) </w:t>
-      </w:r>
-      <w:r>
-        <w:t>{{consumer_name}}</w:t>
-      </w:r>
-      <w:r>
+        <w:rPr>
+          <w:rFonts w:ascii="Times New Roman" w:hAnsi="Times New Roman" w:eastAsia="Times New Roman" w:cs="Times New Roman"/>
+          <w:color w:val="000000"/>
+          <w:kern w:val="2"/>
+          <w:sz w:val="24"/>
+          <w:szCs w:val="21"/>
+        </w:rPr>
+        <w:t>for</w:t>
+      </w:r>
+      <w:r>
+        <w:rPr>
+          <w:rFonts w:ascii="Times New Roman" w:hAnsi="Times New Roman" w:eastAsia="Times New Roman" w:cs="Times New Roman"/>
+          <w:color w:val="000000"/>
+          <w:kern w:val="2"/>
+          <w:sz w:val="24"/>
+          <w:szCs w:val="21"/>
+        </w:rPr>
+        <w:t xml:space="preserve"> and on behalf of Eligible Consumer) </w:t>
+      </w:r>
+      <w:r>
+        <w:rPr>
+          <w:rFonts w:ascii="Times New Roman" w:hAnsi="Times New Roman" w:eastAsia="Times New Roman" w:cs="Times New Roman"/>
+          <w:color w:val="000000"/>
+          <w:kern w:val="2"/>
+          <w:sz w:val="24"/>
+          <w:szCs w:val="21"/>
+        </w:rPr>
+        <w:t>{{</w:t>
+      </w:r>
+      <w:r>
+        <w:rPr>
+          <w:rFonts w:ascii="Times New Roman" w:hAnsi="Times New Roman" w:eastAsia="Times New Roman" w:cs="Times New Roman"/>
+          <w:color w:val="000000"/>
+          <w:kern w:val="2"/>
+          <w:sz w:val="24"/>
+          <w:szCs w:val="21"/>
+        </w:rPr>
+        <w:t>consumer_name</w:t>
+      </w:r>
+      <w:r>
+        <w:rPr>
+          <w:rFonts w:ascii="Times New Roman" w:hAnsi="Times New Roman" w:eastAsia="Times New Roman" w:cs="Times New Roman"/>
+          <w:color w:val="000000"/>
+          <w:kern w:val="2"/>
+          <w:sz w:val="24"/>
+          <w:szCs w:val="21"/>
+        </w:rPr>
+        <w:t>}}</w:t>
+      </w:r>
+      <w:r>
+        <w:rPr>
+          <w:rFonts w:ascii="Times New Roman" w:hAnsi="Times New Roman" w:eastAsia="Times New Roman" w:cs="Times New Roman"/>
+          <w:color w:val="000000"/>
+          <w:kern w:val="2"/>
+          <w:sz w:val="24"/>
+          <w:szCs w:val="21"/>
+        </w:rPr>
         <w:t xml:space="preserve"> and </w:t>
       </w:r>
       <w:r>
-        <w:t xml:space="preserve">for and on behalf of </w:t>
-      </w:r>
-      <w:r>
-        <w:t xml:space="preserve"> MSEDCL, agree to this agreement.</w:t>
+        <w:rPr>
+          <w:rFonts w:ascii="Times New Roman" w:hAnsi="Times New Roman" w:eastAsia="Times New Roman" w:cs="Times New Roman"/>
+          <w:color w:val="000000"/>
+          <w:kern w:val="2"/>
+          <w:sz w:val="24"/>
+          <w:szCs w:val="21"/>
+        </w:rPr>
+        <w:t xml:space="preserve">for and on behalf </w:t>
+      </w:r>
+      <w:r>
+        <w:rPr>
+          <w:rFonts w:ascii="Times New Roman" w:hAnsi="Times New Roman" w:eastAsia="Times New Roman" w:cs="Times New Roman"/>
+          <w:color w:val="000000"/>
+          <w:kern w:val="2"/>
+          <w:sz w:val="24"/>
+          <w:szCs w:val="21"/>
+        </w:rPr>
+        <w:t xml:space="preserve">of </w:t>
+      </w:r>
+      <w:r>
+        <w:rPr>
+          <w:rFonts w:ascii="Times New Roman" w:hAnsi="Times New Roman" w:eastAsia="Times New Roman" w:cs="Times New Roman"/>
+          <w:color w:val="000000"/>
+          <w:kern w:val="2"/>
+          <w:sz w:val="24"/>
+          <w:szCs w:val="21"/>
+        </w:rPr>
+        <w:t xml:space="preserve"> MSEDCL</w:t>
+      </w:r>
+      <w:r>
+        <w:rPr>
+          <w:rFonts w:ascii="Times New Roman" w:hAnsi="Times New Roman" w:eastAsia="Times New Roman" w:cs="Times New Roman"/>
+          <w:color w:val="000000"/>
+          <w:kern w:val="2"/>
+          <w:sz w:val="24"/>
+          <w:szCs w:val="21"/>
+        </w:rPr>
+        <w:t>, agree to this agreement.</w:t>
       </w:r>
     </w:p>
     <w:p>
@@ -1405,10 +2880,44 @@
         <w:jc w:val="left"/>
       </w:pPr>
       <w:r>
+        <w:rPr>
+          <w:rFonts w:ascii="Times New Roman" w:hAnsi="Times New Roman" w:eastAsia="Times New Roman" w:cs="Times New Roman"/>
+          <w:color w:val="000000"/>
+          <w:kern w:val="2"/>
+          <w:sz w:val="24"/>
+          <w:szCs w:val="21"/>
+        </w:rPr>
         <w:t xml:space="preserve">                 </w:t>
       </w:r>
       <w:r>
-        <w:t>{%consumer_signature}</w:t>
+        <w:rPr>
+          <w:rFonts w:ascii="Times New Roman" w:hAnsi="Times New Roman" w:eastAsia="Times New Roman" w:cs="Times New Roman"/>
+          <w:color w:val="000000"/>
+          <w:kern w:val="2"/>
+          <w:sz w:val="24"/>
+          <w:szCs w:val="21"/>
+        </w:rPr>
+        <w:t>{%</w:t>
+      </w:r>
+      <w:r>
+        <w:rPr>
+          <w:rFonts w:ascii="Times New Roman" w:hAnsi="Times New Roman" w:eastAsia="Times New Roman" w:cs="Times New Roman"/>
+          <w:color w:val="000000"/>
+          <w:kern w:val="2"/>
+          <w:sz w:val="24"/>
+          <w:szCs w:val="21"/>
+        </w:rPr>
+        <w:t>consumer_signature</w:t>
+      </w:r>
+      <w:r>
+        <w:rPr>
+          <w:rFonts w:ascii="Times New Roman" w:hAnsi="Times New Roman" w:eastAsia="Times New Roman" w:cs="Times New Roman"/>
+          <w:color w:val="000000"/>
+          <w:kern w:val="2"/>
+          <w:sz w:val="24"/>
+          <w:szCs w:val="21"/>
+        </w:rPr>
+        <w:t>}</w:t>
       </w:r>
     </w:p>
     <w:p>
@@ -1418,9 +2927,23 @@
         <w:jc w:val="left"/>
       </w:pPr>
       <w:r>
+        <w:rPr>
+          <w:rFonts w:ascii="Times New Roman" w:hAnsi="Times New Roman" w:eastAsia="Times New Roman" w:cs="Times New Roman"/>
+          <w:color w:val="000000"/>
+          <w:kern w:val="2"/>
+          <w:sz w:val="24"/>
+          <w:szCs w:val="21"/>
+        </w:rPr>
         <w:t xml:space="preserve">    _________________________________</w:t>
       </w:r>
       <w:r>
+        <w:rPr>
+          <w:rFonts w:ascii="Times New Roman" w:hAnsi="Times New Roman" w:eastAsia="Times New Roman" w:cs="Times New Roman"/>
+          <w:color w:val="000000"/>
+          <w:kern w:val="2"/>
+          <w:sz w:val="24"/>
+          <w:szCs w:val="21"/>
+        </w:rPr>
         <w:t xml:space="preserve">                                          </w:t>
       </w:r>
     </w:p>
@@ -1431,13 +2954,34 @@
         <w:jc w:val="left"/>
       </w:pPr>
       <w:r>
+        <w:rPr>
+          <w:rFonts w:ascii="Times New Roman" w:hAnsi="Times New Roman" w:eastAsia="Times New Roman" w:cs="Times New Roman"/>
+          <w:color w:val="000000"/>
+          <w:kern w:val="2"/>
+          <w:sz w:val="24"/>
+          <w:szCs w:val="21"/>
+        </w:rPr>
         <w:t xml:space="preserve">                   For Eligible Consumer</w:t>
       </w:r>
       <w:r>
-        <w:t xml:space="preserve">                                                </w:t>
-      </w:r>
-      <w:r>
-        <w:t>for and on behalf of  MSEDCL</w:t>
+        <w:rPr>
+          <w:rFonts w:ascii="Times New Roman" w:hAnsi="Times New Roman" w:eastAsia="Times New Roman" w:cs="Times New Roman"/>
+          <w:color w:val="000000"/>
+          <w:kern w:val="2"/>
+          <w:sz w:val="24"/>
+          <w:szCs w:val="21"/>
+        </w:rPr>
+        <w:t xml:space="preserve">                                                for and on behalf </w:t>
+      </w:r>
+      <w:r>
+        <w:rPr>
+          <w:rFonts w:ascii="Times New Roman" w:hAnsi="Times New Roman" w:eastAsia="Times New Roman" w:cs="Times New Roman"/>
+          <w:color w:val="000000"/>
+          <w:kern w:val="2"/>
+          <w:sz w:val="24"/>
+          <w:szCs w:val="21"/>
+        </w:rPr>
+        <w:t xml:space="preserve">of  MSEDCL</w:t>
       </w:r>
     </w:p>
     <w:p>
@@ -1447,10 +2991,44 @@
         <w:jc w:val="left"/>
       </w:pPr>
       <w:r>
+        <w:rPr>
+          <w:rFonts w:ascii="Times New Roman" w:hAnsi="Times New Roman" w:eastAsia="Times New Roman" w:cs="Times New Roman"/>
+          <w:color w:val="000000"/>
+          <w:kern w:val="2"/>
+          <w:sz w:val="24"/>
+          <w:szCs w:val="21"/>
+        </w:rPr>
         <w:t xml:space="preserve">                    </w:t>
       </w:r>
       <w:r>
-        <w:t>{{consumer_name}}</w:t>
+        <w:rPr>
+          <w:rFonts w:ascii="Times New Roman" w:hAnsi="Times New Roman" w:eastAsia="Times New Roman" w:cs="Times New Roman"/>
+          <w:color w:val="000000"/>
+          <w:kern w:val="2"/>
+          <w:sz w:val="24"/>
+          <w:szCs w:val="21"/>
+        </w:rPr>
+        <w:t>{{</w:t>
+      </w:r>
+      <w:r>
+        <w:rPr>
+          <w:rFonts w:ascii="Times New Roman" w:hAnsi="Times New Roman" w:eastAsia="Times New Roman" w:cs="Times New Roman"/>
+          <w:color w:val="000000"/>
+          <w:kern w:val="2"/>
+          <w:sz w:val="24"/>
+          <w:szCs w:val="21"/>
+        </w:rPr>
+        <w:t>consumer_name</w:t>
+      </w:r>
+      <w:r>
+        <w:rPr>
+          <w:rFonts w:ascii="Times New Roman" w:hAnsi="Times New Roman" w:eastAsia="Times New Roman" w:cs="Times New Roman"/>
+          <w:color w:val="000000"/>
+          <w:kern w:val="2"/>
+          <w:sz w:val="24"/>
+          <w:szCs w:val="21"/>
+        </w:rPr>
+        <w:t>}}</w:t>
       </w:r>
     </w:p>
     <w:p>
@@ -1463,7 +3041,7 @@
     <w:p>
       <w:pPr>
         <w:spacing w:after="0" w:line="276" w:lineRule="auto"/>
-        <w:ind w:left="0" w:firstLine="0"/>
+        <w:ind w:left="0"/>
         <w:jc w:val="left"/>
       </w:pPr>
     </w:p>
@@ -1480,101 +3058,289 @@
         <w:ind w:left="355" w:hanging="10"/>
         <w:jc w:val="left"/>
       </w:pPr>
-      <w:r>
+    </w:p>
+    <w:p>
+      <w:pPr>
+        <w:spacing w:after="0" w:line="276" w:lineRule="auto"/>
+        <w:ind w:left="355" w:hanging="10"/>
+        <w:jc w:val="left"/>
+      </w:pPr>
+    </w:p>
+    <w:p>
+      <w:pPr>
+        <w:spacing w:after="0" w:line="276" w:lineRule="auto"/>
+        <w:ind w:left="355" w:hanging="10"/>
+        <w:jc w:val="left"/>
+      </w:pPr>
+    </w:p>
+    <w:p>
+      <w:pPr>
+        <w:spacing w:after="0" w:line="276" w:lineRule="auto"/>
+        <w:ind w:left="355" w:hanging="10"/>
+        <w:jc w:val="left"/>
+      </w:pPr>
+    </w:p>
+    <w:p>
+      <w:pPr>
+        <w:spacing w:after="0" w:line="276" w:lineRule="auto"/>
+        <w:ind w:left="355" w:hanging="10"/>
+        <w:jc w:val="left"/>
+      </w:pPr>
+    </w:p>
+    <w:p>
+      <w:pPr>
+        <w:spacing w:after="0" w:line="276" w:lineRule="auto"/>
+        <w:ind w:left="355" w:hanging="10"/>
+        <w:jc w:val="left"/>
+      </w:pPr>
+    </w:p>
+    <w:p>
+      <w:pPr>
+        <w:spacing w:after="0" w:line="276" w:lineRule="auto"/>
+        <w:ind w:left="355" w:hanging="10"/>
+        <w:jc w:val="left"/>
+      </w:pPr>
+    </w:p>
+    <w:p>
+      <w:pPr>
+        <w:spacing w:after="0" w:line="276" w:lineRule="auto"/>
+        <w:ind w:left="355" w:hanging="10"/>
+        <w:jc w:val="left"/>
+      </w:pPr>
+    </w:p>
+    <w:p>
+      <w:pPr>
+        <w:spacing w:after="0" w:line="276" w:lineRule="auto"/>
+        <w:ind w:left="355" w:hanging="10"/>
+        <w:jc w:val="left"/>
+      </w:pPr>
+    </w:p>
+    <w:p>
+      <w:pPr>
+        <w:spacing w:after="0" w:line="276" w:lineRule="auto"/>
+        <w:ind w:left="355" w:hanging="10"/>
+        <w:jc w:val="left"/>
+      </w:pPr>
+    </w:p>
+    <w:p>
+      <w:pPr>
+        <w:spacing w:after="0" w:line="276" w:lineRule="auto"/>
+        <w:ind w:left="355" w:hanging="10"/>
+        <w:jc w:val="left"/>
+      </w:pPr>
+      <w:r>
+        <w:rPr>
+          <w:rFonts w:ascii="Times New Roman" w:hAnsi="Times New Roman" w:eastAsia="Times New Roman" w:cs="Times New Roman"/>
+          <w:color w:val="000000"/>
+          <w:kern w:val="2"/>
+          <w:sz w:val="24"/>
+          <w:szCs w:val="21"/>
+        </w:rPr>
         <w:t xml:space="preserve">              </w:t>
       </w:r>
       <w:r>
+        <w:rPr>
+          <w:rFonts w:ascii="Times New Roman" w:hAnsi="Times New Roman" w:eastAsia="Times New Roman" w:cs="Times New Roman"/>
+          <w:color w:val="000000"/>
+          <w:kern w:val="2"/>
+          <w:sz w:val="24"/>
+          <w:szCs w:val="21"/>
+        </w:rPr>
         <w:t xml:space="preserve"> </w:t>
       </w:r>
     </w:p>
     <w:p>
       <w:pPr>
         <w:spacing w:line="259" w:lineRule="auto"/>
-        <w:ind w:left="345" w:right="14" w:firstLine="0"/>
-      </w:pPr>
-      <w:r>
-        <w:t xml:space="preserve">             </w:t>
-      </w:r>
-      <w:r>
-        <w:t>{%vendor_signature}</w:t>
-      </w:r>
-      <w:r>
-        <w:t xml:space="preserve">                                                      </w:t>
-      </w:r>
-      <w:r>
-        <w:t xml:space="preserve">    </w:t>
-      </w:r>
-      <w:r>
-        <w:rPr>
+        <w:ind w:left="345" w:right="14"/>
+        <w:jc w:val="both"/>
+      </w:pPr>
+      <w:r>
+        <w:rPr>
+          <w:rFonts w:ascii="Times New Roman" w:hAnsi="Times New Roman" w:eastAsia="Times New Roman" w:cs="Times New Roman"/>
+          <w:color w:val="000000"/>
+          <w:kern w:val="2"/>
+          <w:sz w:val="24"/>
+          <w:szCs w:val="21"/>
+        </w:rPr>
+        <w:t xml:space="preserve">             {%vendor_signature}                                                          </w:t>
+      </w:r>
+    </w:p>
+    <w:p>
+      <w:pPr>
+        <w:spacing w:after="3" w:line="315" w:lineRule="auto"/>
+        <w:ind w:left="946" w:hanging="586"/>
+        <w:jc w:val="both"/>
+      </w:pPr>
+      <w:r>
+        <w:rPr>
+          <w:rFonts w:ascii="Times New Roman" w:hAnsi="Times New Roman" w:eastAsia="Times New Roman" w:cs="Times New Roman"/>
+          <w:color w:val="000000"/>
+          <w:kern w:val="2"/>
+          <w:sz w:val="24"/>
+          <w:szCs w:val="21"/>
+        </w:rPr>
+        <w:t xml:space="preserve">______________________________                                  </w:t>
+      </w:r>
+    </w:p>
+    <w:p>
+      <w:pPr>
+        <w:spacing w:line="259" w:lineRule="auto"/>
+        <w:ind w:left="0" w:right="14"/>
+        <w:jc w:val="both"/>
+      </w:pPr>
+    </w:p>
+    <w:p>
+      <w:pPr>
+        <w:spacing w:line="259" w:lineRule="auto"/>
+        <w:ind w:left="345" w:right="14"/>
+        <w:jc w:val="both"/>
+      </w:pPr>
+      <w:r>
+        <w:rPr>
+          <w:rFonts w:ascii="Times New Roman" w:hAnsi="Times New Roman" w:eastAsia="Times New Roman" w:cs="Times New Roman"/>
+          <w:color w:val="000000"/>
+          <w:kern w:val="2"/>
+          <w:sz w:val="24"/>
+          <w:szCs w:val="21"/>
+        </w:rPr>
+        <w:t xml:space="preserve">            Witness 1 (Vendor)                                                                   </w:t>
+      </w:r>
+    </w:p>
+    <w:p>
+      <w:pPr>
+        <w:spacing w:line="259" w:lineRule="auto"/>
+        <w:ind w:left="345" w:right="14"/>
+        <w:jc w:val="both"/>
+      </w:pPr>
+    </w:p>
+    <w:p>
+      <w:pPr>
+        <w:spacing w:line="259" w:lineRule="auto"/>
+        <w:ind w:left="345" w:right="14"/>
+        <w:jc w:val="both"/>
+      </w:pPr>
+    </w:p>
+    <w:p>
+      <w:pPr>
+        <w:spacing w:after="3" w:line="259" w:lineRule="auto"/>
+      </w:pPr>
+    </w:p>
+    <w:p>
+      <w:pPr>
+        <w:spacing w:after="3" w:line="259" w:lineRule="auto"/>
+      </w:pPr>
+    </w:p>
+    <w:p>
+      <w:pPr>
+        <w:spacing w:after="3" w:line="259" w:lineRule="auto"/>
+      </w:pPr>
+      <w:r>
+        <w:t xml:space="preserve">  </w:t>
+      </w:r>
+    </w:p>
+    <w:p>
+      <w:pPr>
+        <w:spacing w:after="3" w:line="259" w:lineRule="auto"/>
+        <w:ind w:left="345" w:right="14"/>
+        <w:jc w:val="both"/>
+      </w:pPr>
+    </w:p>
+    <w:p>
+      <w:pPr>
+        <w:spacing w:after="3" w:line="259" w:lineRule="auto"/>
+        <w:ind w:left="345" w:right="14"/>
+        <w:jc w:val="both"/>
+      </w:pPr>
+    </w:p>
+    <w:p>
+      <w:pPr>
+        <w:spacing w:after="3" w:line="259" w:lineRule="auto"/>
+        <w:ind w:left="345" w:right="14"/>
+        <w:jc w:val="both"/>
+      </w:pPr>
+      <w:r>
+        <w:rPr>
+          <w:rFonts w:ascii="Times New Roman" w:cs="Times New Roman"/>
           <w:b/>
           <w:bCs/>
-        </w:rPr>
-        <w:t>{%witness2_signature}</w:t>
-      </w:r>
-    </w:p>
-    <w:p>
-      <w:r>
-        <w:t xml:space="preserve">______________________________ </w:t>
-      </w:r>
+          <w:kern w:val="2"/>
+          <w:sz w:val="24"/>
+          <w:szCs w:val="24"/>
+        </w:rPr>
+        <w:t xml:space="preserve">        {%witness2_signature}</w:t>
+      </w:r>
+      <w:r>
+        <w:t xml:space="preserve">  </w:t>
+      </w:r>
+    </w:p>
+    <w:p>
+      <w:pPr>
+        <w:spacing w:after="3" w:line="315" w:lineRule="auto"/>
+        <w:ind w:left="946" w:hanging="586"/>
+        <w:jc w:val="both"/>
+      </w:pPr>
+      <w:r>
+        <w:rPr>
+          <w:rFonts w:ascii="Times New Roman" w:cs="Times New Roman"/>
+          <w:kern w:val="2"/>
+          <w:sz w:val="24"/>
+          <w:szCs w:val="24"/>
+        </w:rPr>
+        <w:t>______________________________</w:t>
+      </w:r>
+    </w:p>
+    <w:p>
+      <w:pPr>
+        <w:spacing w:after="3" w:line="315" w:lineRule="auto"/>
+      </w:pPr>
       <w:r>
         <w:t xml:space="preserve">               </w:t>
       </w:r>
       <w:r>
-        <w:t xml:space="preserve">            </w:t>
-      </w:r>
-      <w:r>
-        <w:t xml:space="preserve">      </w:t>
-      </w:r>
-      <w:r>
-        <w:t>______________________________</w:t>
+        <w:rPr>
+          <w:rFonts w:ascii="Times New Roman" w:cs="Times New Roman"/>
+          <w:kern w:val="2"/>
+          <w:sz w:val="24"/>
+          <w:szCs w:val="24"/>
+        </w:rPr>
+        <w:t xml:space="preserve">  Witness 2 (Vendor)</w:t>
+      </w:r>
+    </w:p>
+    <w:p>
+      <w:r>
+        <w:t xml:space="preserve">  </w:t>
+      </w:r>
+    </w:p>
+    <w:p>
+      <w:r>
+        <w:t xml:space="preserve">  </w:t>
+      </w:r>
+    </w:p>
+    <w:p>
+      <w:r>
+        <w:t xml:space="preserve">  </w:t>
       </w:r>
     </w:p>
     <w:p>
       <w:pPr>
         <w:spacing w:line="259" w:lineRule="auto"/>
-        <w:ind w:left="0" w:right="14" w:firstLine="0"/>
+        <w:ind w:left="0" w:right="14"/>
+        <w:jc w:val="both"/>
       </w:pPr>
     </w:p>
     <w:p>
       <w:pPr>
         <w:spacing w:line="259" w:lineRule="auto"/>
-        <w:ind w:left="345" w:right="14" w:firstLine="0"/>
-      </w:pPr>
-      <w:r>
-        <w:t xml:space="preserve">            Witness 1 (Vendor)                                                                 </w:t>
-      </w:r>
-      <w:r>
-        <w:t xml:space="preserve">    Witness 2 (Vendor)</w:t>
-      </w:r>
+        <w:ind w:left="345" w:right="14"/>
+        <w:jc w:val="both"/>
+      </w:pPr>
     </w:p>
     <w:p>
       <w:pPr>
         <w:spacing w:line="259" w:lineRule="auto"/>
-        <w:ind w:left="345" w:right="14" w:firstLine="0"/>
-      </w:pPr>
-    </w:p>
-    <w:p>
-      <w:pPr>
-        <w:spacing w:line="259" w:lineRule="auto"/>
-        <w:ind w:left="345" w:right="14" w:firstLine="0"/>
-      </w:pPr>
-    </w:p>
-    <w:p>
-      <w:pPr>
-        <w:spacing w:line="259" w:lineRule="auto"/>
-        <w:ind w:left="0" w:right="14" w:firstLine="0"/>
-      </w:pPr>
-    </w:p>
-    <w:p>
-      <w:pPr>
-        <w:spacing w:line="259" w:lineRule="auto"/>
-        <w:ind w:left="345" w:right="14" w:firstLine="0"/>
-      </w:pPr>
-    </w:p>
-    <w:p>
-      <w:pPr>
-        <w:spacing w:line="259" w:lineRule="auto"/>
-        <w:ind w:left="345" w:right="14" w:firstLine="0"/>
+        <w:ind w:left="345" w:right="14"/>
+        <w:jc w:val="both"/>
         <w:rPr>
           <w:b/>
           <w:bCs/>
@@ -1582,18 +3348,19 @@
       </w:pPr>
       <w:r>
         <w:rPr>
+          <w:rFonts w:ascii="Times New Roman" w:hAnsi="Times New Roman" w:eastAsia="Times New Roman" w:cs="Times New Roman"/>
           <w:b/>
           <w:bCs/>
+          <w:color w:val="000000"/>
+          <w:kern w:val="2"/>
+          <w:sz w:val="24"/>
+          <w:szCs w:val="21"/>
         </w:rPr>
         <w:t xml:space="preserve">       </w:t>
       </w:r>
       <w:r>
-        <w:rPr>
-          <w:b/>
-          <w:bCs/>
-        </w:rPr>
         <w:drawing>
-          <wp:anchor distT="0" distB="0" distL="114300" distR="114300" simplePos="0" relativeHeight="251659264" behindDoc="0" locked="0" layoutInCell="1" allowOverlap="0" wp14:anchorId="00B66C25" wp14:editId="3F5144F3">
+          <wp:anchor distT="0" distB="0" distL="114300" distR="114300" simplePos="0" relativeHeight="251658240" behindDoc="0" locked="0" layoutInCell="1" allowOverlap="0">
             <wp:simplePos x="0" y="0"/>
             <wp:positionH relativeFrom="column">
               <wp:align>left</wp:align>
@@ -1604,7 +3371,7 @@
             <wp:extent cx="1819275" cy="847725"/>
             <wp:effectExtent l="0" t="0" r="9525" b="9525"/>
             <wp:wrapSquare wrapText="bothSides"/>
-            <wp:docPr id="1528039077" name="Picture 2"/>
+            <wp:docPr id="100000" name="Picture 100000"/>
             <wp:cNvGraphicFramePr>
               <a:graphicFrameLocks xmlns:a="http://schemas.openxmlformats.org/drawingml/2006/main" noChangeAspect="1"/>
             </wp:cNvGraphicFramePr>
@@ -1612,25 +3379,16 @@
               <a:graphicData uri="http://schemas.openxmlformats.org/drawingml/2006/picture">
                 <pic:pic xmlns:pic="http://schemas.openxmlformats.org/drawingml/2006/picture">
                   <pic:nvPicPr>
-                    <pic:cNvPr id="0" name="Picture 3"/>
-                    <pic:cNvPicPr>
-                      <a:picLocks noChangeAspect="1" noChangeArrowheads="1"/>
-                    </pic:cNvPicPr>
+                    <pic:cNvPr id="100000" name="image100000"/>
+                    <pic:cNvPicPr/>
                   </pic:nvPicPr>
                   <pic:blipFill>
-                    <a:blip r:embed="rId7">
-                      <a:extLst>
-                        <a:ext uri="{28A0092B-C50C-407E-A947-70E740481C1C}">
-                          <a14:useLocalDpi xmlns:a14="http://schemas.microsoft.com/office/drawing/2010/main" val="0"/>
-                        </a:ext>
-                      </a:extLst>
-                    </a:blip>
-                    <a:srcRect/>
+                    <a:blip r:embed="rId10"/>
                     <a:stretch>
                       <a:fillRect/>
                     </a:stretch>
                   </pic:blipFill>
-                  <pic:spPr bwMode="auto">
+                  <pic:spPr>
                     <a:xfrm>
                       <a:off x="0" y="0"/>
                       <a:ext cx="1819275" cy="847725"/>
@@ -1638,27 +3396,22 @@
                     <a:prstGeom prst="rect">
                       <a:avLst/>
                     </a:prstGeom>
-                    <a:noFill/>
-                    <a:ln>
-                      <a:noFill/>
-                    </a:ln>
                   </pic:spPr>
                 </pic:pic>
               </a:graphicData>
             </a:graphic>
-            <wp14:sizeRelH relativeFrom="page">
-              <wp14:pctWidth>0</wp14:pctWidth>
-            </wp14:sizeRelH>
-            <wp14:sizeRelV relativeFrom="page">
-              <wp14:pctHeight>0</wp14:pctHeight>
-            </wp14:sizeRelV>
           </wp:anchor>
         </w:drawing>
       </w:r>
       <w:r>
         <w:rPr>
+          <w:rFonts w:ascii="Times New Roman" w:hAnsi="Times New Roman" w:eastAsia="Times New Roman" w:cs="Times New Roman"/>
           <w:b/>
           <w:bCs/>
+          <w:color w:val="000000"/>
+          <w:kern w:val="2"/>
+          <w:sz w:val="24"/>
+          <w:szCs w:val="21"/>
         </w:rPr>
         <w:t> </w:t>
       </w:r>
@@ -1666,7 +3419,8 @@
     <w:p>
       <w:pPr>
         <w:spacing w:line="259" w:lineRule="auto"/>
-        <w:ind w:left="345" w:right="14" w:firstLine="0"/>
+        <w:ind w:left="345" w:right="14"/>
+        <w:jc w:val="both"/>
         <w:rPr>
           <w:b/>
           <w:bCs/>
@@ -1674,8 +3428,13 @@
       </w:pPr>
       <w:r>
         <w:rPr>
+          <w:rFonts w:ascii="Times New Roman" w:hAnsi="Times New Roman" w:eastAsia="Times New Roman" w:cs="Times New Roman"/>
           <w:b/>
           <w:bCs/>
+          <w:color w:val="000000"/>
+          <w:kern w:val="2"/>
+          <w:sz w:val="24"/>
+          <w:szCs w:val="21"/>
         </w:rPr>
         <w:t>                                                                                                                                      </w:t>
       </w:r>
@@ -1683,7 +3442,8 @@
     <w:p>
       <w:pPr>
         <w:spacing w:line="259" w:lineRule="auto"/>
-        <w:ind w:left="345" w:right="14" w:firstLine="0"/>
+        <w:ind w:left="345" w:right="14"/>
+        <w:jc w:val="both"/>
         <w:rPr>
           <w:b/>
           <w:bCs/>
@@ -1691,8 +3451,13 @@
       </w:pPr>
       <w:r>
         <w:rPr>
+          <w:rFonts w:ascii="Times New Roman" w:hAnsi="Times New Roman" w:eastAsia="Times New Roman" w:cs="Times New Roman"/>
           <w:b/>
           <w:bCs/>
+          <w:color w:val="000000"/>
+          <w:kern w:val="2"/>
+          <w:sz w:val="24"/>
+          <w:szCs w:val="21"/>
         </w:rPr>
         <w:t xml:space="preserve">Stamp &amp; Seal </w:t>
       </w:r>
@@ -1700,25 +3465,27 @@
     <w:p>
       <w:pPr>
         <w:spacing w:line="259" w:lineRule="auto"/>
-        <w:ind w:left="345" w:right="14" w:firstLine="0"/>
+        <w:ind w:left="345" w:right="14"/>
+        <w:jc w:val="both"/>
       </w:pPr>
     </w:p>
     <w:p>
       <w:pPr>
         <w:spacing w:line="259" w:lineRule="auto"/>
-        <w:ind w:left="0" w:right="14" w:firstLine="0"/>
+        <w:ind w:left="0" w:right="14"/>
+        <w:jc w:val="both"/>
       </w:pPr>
     </w:p>
     <w:p>
       <w:pPr>
         <w:spacing w:line="259" w:lineRule="auto"/>
-        <w:ind w:left="345" w:right="14" w:firstLine="0"/>
+        <w:ind w:left="345" w:right="14"/>
+        <w:jc w:val="both"/>
       </w:pPr>
     </w:p>
     <w:sectPr>
-      <w:pgSz w:w="11907" w:h="16840" w:code="9"/>
+      <w:pgSz w:w="11907" w:h="16840"/>
       <w:pgMar w:top="567" w:right="1236" w:bottom="1298" w:left="1077" w:header="794" w:footer="851" w:gutter="0"/>
-      <w:cols w:space="720"/>
       <w:docGrid w:linePitch="326"/>
     </w:sectPr>
   </w:body>
@@ -3512,6 +5279,7 @@
   <w:style w:type="character" w:default="1" w:styleId="DefaultParagraphFont">
     <w:name w:val="Default Paragraph Font"/>
     <w:uiPriority w:val="1"/>
+    <w:semiHidden/>
     <w:unhideWhenUsed/>
   </w:style>
   <w:style w:type="table" w:default="1" w:styleId="TableNormal">
